--- a/docs/POTBot_Operations_Manual.docx
+++ b/docs/POTBot_Operations_Manual.docx
@@ -146,6 +146,7 @@
         <w:alias w:val="Table of Contents"/>
         <w:id w:val="-274246372"/>
       </w:sdtPr>
+      <w:sdtEndPr/>
       <w:sdtContent>
         <w:p>
           <w:pPr>
@@ -3056,6 +3057,7 @@
         <w:rPr>
           <w:noProof/>
         </w:rPr>
+        <w:lastRenderedPageBreak/>
         <w:drawing>
           <wp:inline distT="0" distB="0" distL="0" distR="0" wp14:anchorId="0432A5FF" wp14:editId="2616EB26">
             <wp:extent cx="5334000" cy="4000500"/>
@@ -3532,6 +3534,7 @@
       </w:pPr>
       <w:bookmarkStart w:id="7" w:name="_Toc229841649"/>
       <w:r>
+        <w:lastRenderedPageBreak/>
         <w:t>Software Installation</w:t>
       </w:r>
       <w:bookmarkEnd w:id="7"/>
@@ -3768,6 +3771,11 @@
     <w:p>
       <w:pPr>
         <w:spacing w:after="160"/>
+        <w:rPr>
+          <w:rFonts w:ascii="Consolas" w:eastAsia="Consolas" w:hAnsi="Consolas" w:cs="Consolas"/>
+          <w:sz w:val="18"/>
+          <w:szCs w:val="18"/>
+        </w:rPr>
       </w:pPr>
       <w:r>
         <w:t xml:space="preserve">One additional library must be installed manually from a ZIP file: </w:t>
@@ -3781,22 +3789,22 @@
         <w:t>GravityRTC</w:t>
       </w:r>
       <w:r>
-        <w:t>. This file is located at:</w:t>
-      </w:r>
-    </w:p>
-    <w:p>
-      <w:pPr>
-        <w:shd w:val="clear" w:color="auto" w:fill="F2F3F4"/>
-        <w:spacing w:before="80" w:after="80"/>
-        <w:ind w:left="360"/>
-      </w:pPr>
-      <w:r>
-        <w:rPr>
-          <w:rFonts w:ascii="Consolas" w:eastAsia="Consolas" w:hAnsi="Consolas" w:cs="Consolas"/>
-          <w:sz w:val="18"/>
-          <w:szCs w:val="18"/>
-        </w:rPr>
-        <w:t>M:\Fisheries Research\Invertebrates Fisheries\Rock Lobster\Potbot\Version 4\GravityRTC.zip</w:t>
+        <w:t xml:space="preserve">. This file is located </w:t>
+      </w:r>
+      <w:r>
+        <w:t>in the G</w:t>
+      </w:r>
+      <w:r>
+        <w:t>ithub repository</w:t>
+      </w:r>
+      <w:r>
+        <w:t>:</w:t>
+      </w:r>
+      <w:r>
+        <w:t xml:space="preserve"> </w:t>
+      </w:r>
+      <w:r>
+        <w:t>https://github.com/sdelestang/POTBot/tree/master/docs</w:t>
       </w:r>
     </w:p>
     <w:p>
@@ -3804,7 +3812,10 @@
         <w:spacing w:after="160"/>
       </w:pPr>
       <w:r>
-        <w:t>Install via Sketch → Include Library → Add .ZIP Library and follow the prompts.</w:t>
+        <w:t>Download this zip file and i</w:t>
+      </w:r>
+      <w:r>
+        <w:t>nstall via Sketch → Include Library → Add .ZIP Library and follow the prompts.</w:t>
       </w:r>
     </w:p>
     <w:p>
@@ -3826,6 +3837,7 @@
       </w:pPr>
       <w:bookmarkStart w:id="11" w:name="_Toc229841653"/>
       <w:r>
+        <w:lastRenderedPageBreak/>
         <w:t>Programming the POTBot</w:t>
       </w:r>
       <w:bookmarkEnd w:id="11"/>
@@ -3839,6 +3851,25 @@
         <w:t>Loading Firmware</w:t>
       </w:r>
       <w:bookmarkEnd w:id="12"/>
+    </w:p>
+    <w:p>
+      <w:pPr>
+        <w:pStyle w:val="ListParagraph"/>
+        <w:numPr>
+          <w:ilvl w:val="0"/>
+          <w:numId w:val="6"/>
+        </w:numPr>
+        <w:spacing w:after="100"/>
+      </w:pPr>
+      <w:r>
+        <w:t xml:space="preserve">Download the </w:t>
+      </w:r>
+      <w:r>
+        <w:t xml:space="preserve">firmware sketch </w:t>
+      </w:r>
+      <w:r>
+        <w:t>from guithub</w:t>
+      </w:r>
     </w:p>
     <w:p>
       <w:pPr>
@@ -4707,6 +4738,7 @@
         <w:spacing w:after="160"/>
       </w:pPr>
       <w:r>
+        <w:lastRenderedPageBreak/>
         <w:t>Ensure each line ends with a semicolon after changing a value.</w:t>
       </w:r>
     </w:p>
@@ -4721,6 +4753,7 @@
       </w:pPr>
       <w:bookmarkStart w:id="15" w:name="_Toc229841657"/>
       <w:r>
+        <w:lastRenderedPageBreak/>
         <w:t>Field Deployment</w:t>
       </w:r>
       <w:bookmarkEnd w:id="15"/>
@@ -4999,6 +5032,7 @@
       </w:pPr>
       <w:bookmarkStart w:id="19" w:name="_Toc229841661"/>
       <w:r>
+        <w:lastRenderedPageBreak/>
         <w:t>Data Retrieval</w:t>
       </w:r>
       <w:bookmarkEnd w:id="19"/>
@@ -5561,6 +5595,7 @@
       </w:pPr>
       <w:bookmarkStart w:id="24" w:name="_Toc229841666"/>
       <w:r>
+        <w:lastRenderedPageBreak/>
         <w:t>Mobius Camera Configuration</w:t>
       </w:r>
       <w:bookmarkEnd w:id="24"/>
@@ -5702,6 +5737,7 @@
       </w:pPr>
       <w:bookmarkStart w:id="26" w:name="_Toc229841668"/>
       <w:r>
+        <w:lastRenderedPageBreak/>
         <w:t>Troubleshooting</w:t>
       </w:r>
       <w:bookmarkEnd w:id="26"/>
@@ -5949,6 +5985,7 @@
       </w:pPr>
       <w:bookmarkStart w:id="32" w:name="_Toc229841674"/>
       <w:r>
+        <w:lastRenderedPageBreak/>
         <w:t>Appendix: Pin Assignments</w:t>
       </w:r>
       <w:bookmarkEnd w:id="32"/>
@@ -8721,6 +8758,18 @@
     <w:semiHidden/>
     <w:rsid w:val="00613465"/>
   </w:style>
+  <w:style w:type="character" w:styleId="UnresolvedMention">
+    <w:name w:val="Unresolved Mention"/>
+    <w:basedOn w:val="DefaultParagraphFont"/>
+    <w:uiPriority w:val="99"/>
+    <w:semiHidden/>
+    <w:unhideWhenUsed/>
+    <w:rsid w:val="005269EC"/>
+    <w:rPr>
+      <w:color w:val="605E5C"/>
+      <w:shd w:val="clear" w:color="auto" w:fill="E1DFDD"/>
+    </w:rPr>
+  </w:style>
 </w:styles>
 </file>
 

--- a/docs/POTBot_Operations_Manual.docx
+++ b/docs/POTBot_Operations_Manual.docx
@@ -165,11 +165,7 @@
           </w:pPr>
           <w:r>
             <w:fldChar w:fldCharType="begin"/>
-          </w:r>
-          <w:r>
             <w:instrText>TOC \h \o "1-3"</w:instrText>
-          </w:r>
-          <w:r>
             <w:fldChar w:fldCharType="separate"/>
           </w:r>
           <w:hyperlink w:anchor="_Toc229841642" w:history="1">
@@ -185,40 +181,10 @@
                 <w:noProof/>
               </w:rPr>
               <w:tab/>
-            </w:r>
-            <w:r>
-              <w:rPr>
-                <w:noProof/>
-              </w:rPr>
               <w:fldChar w:fldCharType="begin"/>
-            </w:r>
-            <w:r>
-              <w:rPr>
-                <w:noProof/>
-              </w:rPr>
               <w:instrText xml:space="preserve"> PAGEREF _Toc229841642 \h </w:instrText>
-            </w:r>
-            <w:r>
-              <w:rPr>
-                <w:noProof/>
-              </w:rPr>
-            </w:r>
-            <w:r>
-              <w:rPr>
-                <w:noProof/>
-              </w:rPr>
               <w:fldChar w:fldCharType="separate"/>
-            </w:r>
-            <w:r>
-              <w:rPr>
-                <w:noProof/>
-              </w:rPr>
               <w:t>2</w:t>
-            </w:r>
-            <w:r>
-              <w:rPr>
-                <w:noProof/>
-              </w:rPr>
               <w:fldChar w:fldCharType="end"/>
             </w:r>
           </w:hyperlink>
@@ -251,40 +217,10 @@
                 <w:noProof/>
               </w:rPr>
               <w:tab/>
-            </w:r>
-            <w:r>
-              <w:rPr>
-                <w:noProof/>
-              </w:rPr>
               <w:fldChar w:fldCharType="begin"/>
-            </w:r>
-            <w:r>
-              <w:rPr>
-                <w:noProof/>
-              </w:rPr>
               <w:instrText xml:space="preserve"> PAGEREF _Toc229841643 \h </w:instrText>
-            </w:r>
-            <w:r>
-              <w:rPr>
-                <w:noProof/>
-              </w:rPr>
-            </w:r>
-            <w:r>
-              <w:rPr>
-                <w:noProof/>
-              </w:rPr>
               <w:fldChar w:fldCharType="separate"/>
-            </w:r>
-            <w:r>
-              <w:rPr>
-                <w:noProof/>
-              </w:rPr>
               <w:t>3</w:t>
-            </w:r>
-            <w:r>
-              <w:rPr>
-                <w:noProof/>
-              </w:rPr>
               <w:fldChar w:fldCharType="end"/>
             </w:r>
           </w:hyperlink>
@@ -317,40 +253,10 @@
                 <w:noProof/>
               </w:rPr>
               <w:tab/>
-            </w:r>
-            <w:r>
-              <w:rPr>
-                <w:noProof/>
-              </w:rPr>
               <w:fldChar w:fldCharType="begin"/>
-            </w:r>
-            <w:r>
-              <w:rPr>
-                <w:noProof/>
-              </w:rPr>
               <w:instrText xml:space="preserve"> PAGEREF _Toc229841644 \h </w:instrText>
-            </w:r>
-            <w:r>
-              <w:rPr>
-                <w:noProof/>
-              </w:rPr>
-            </w:r>
-            <w:r>
-              <w:rPr>
-                <w:noProof/>
-              </w:rPr>
               <w:fldChar w:fldCharType="separate"/>
-            </w:r>
-            <w:r>
-              <w:rPr>
-                <w:noProof/>
-              </w:rPr>
               <w:t>3</w:t>
-            </w:r>
-            <w:r>
-              <w:rPr>
-                <w:noProof/>
-              </w:rPr>
               <w:fldChar w:fldCharType="end"/>
             </w:r>
           </w:hyperlink>
@@ -383,40 +289,10 @@
                 <w:noProof/>
               </w:rPr>
               <w:tab/>
-            </w:r>
-            <w:r>
-              <w:rPr>
-                <w:noProof/>
-              </w:rPr>
               <w:fldChar w:fldCharType="begin"/>
-            </w:r>
-            <w:r>
-              <w:rPr>
-                <w:noProof/>
-              </w:rPr>
               <w:instrText xml:space="preserve"> PAGEREF _Toc229841645 \h </w:instrText>
-            </w:r>
-            <w:r>
-              <w:rPr>
-                <w:noProof/>
-              </w:rPr>
-            </w:r>
-            <w:r>
-              <w:rPr>
-                <w:noProof/>
-              </w:rPr>
               <w:fldChar w:fldCharType="separate"/>
-            </w:r>
-            <w:r>
-              <w:rPr>
-                <w:noProof/>
-              </w:rPr>
               <w:t>3</w:t>
-            </w:r>
-            <w:r>
-              <w:rPr>
-                <w:noProof/>
-              </w:rPr>
               <w:fldChar w:fldCharType="end"/>
             </w:r>
           </w:hyperlink>
@@ -449,40 +325,10 @@
                 <w:noProof/>
               </w:rPr>
               <w:tab/>
-            </w:r>
-            <w:r>
-              <w:rPr>
-                <w:noProof/>
-              </w:rPr>
               <w:fldChar w:fldCharType="begin"/>
-            </w:r>
-            <w:r>
-              <w:rPr>
-                <w:noProof/>
-              </w:rPr>
               <w:instrText xml:space="preserve"> PAGEREF _Toc229841646 \h </w:instrText>
-            </w:r>
-            <w:r>
-              <w:rPr>
-                <w:noProof/>
-              </w:rPr>
-            </w:r>
-            <w:r>
-              <w:rPr>
-                <w:noProof/>
-              </w:rPr>
               <w:fldChar w:fldCharType="separate"/>
-            </w:r>
-            <w:r>
-              <w:rPr>
-                <w:noProof/>
-              </w:rPr>
               <w:t>3</w:t>
-            </w:r>
-            <w:r>
-              <w:rPr>
-                <w:noProof/>
-              </w:rPr>
               <w:fldChar w:fldCharType="end"/>
             </w:r>
           </w:hyperlink>
@@ -515,40 +361,10 @@
                 <w:noProof/>
               </w:rPr>
               <w:tab/>
-            </w:r>
-            <w:r>
-              <w:rPr>
-                <w:noProof/>
-              </w:rPr>
               <w:fldChar w:fldCharType="begin"/>
-            </w:r>
-            <w:r>
-              <w:rPr>
-                <w:noProof/>
-              </w:rPr>
               <w:instrText xml:space="preserve"> PAGEREF _Toc229841647 \h </w:instrText>
-            </w:r>
-            <w:r>
-              <w:rPr>
-                <w:noProof/>
-              </w:rPr>
-            </w:r>
-            <w:r>
-              <w:rPr>
-                <w:noProof/>
-              </w:rPr>
               <w:fldChar w:fldCharType="separate"/>
-            </w:r>
-            <w:r>
-              <w:rPr>
-                <w:noProof/>
-              </w:rPr>
               <w:t>3</w:t>
-            </w:r>
-            <w:r>
-              <w:rPr>
-                <w:noProof/>
-              </w:rPr>
               <w:fldChar w:fldCharType="end"/>
             </w:r>
           </w:hyperlink>
@@ -581,40 +397,10 @@
                 <w:noProof/>
               </w:rPr>
               <w:tab/>
-            </w:r>
-            <w:r>
-              <w:rPr>
-                <w:noProof/>
-              </w:rPr>
               <w:fldChar w:fldCharType="begin"/>
-            </w:r>
-            <w:r>
-              <w:rPr>
-                <w:noProof/>
-              </w:rPr>
               <w:instrText xml:space="preserve"> PAGEREF _Toc229841648 \h </w:instrText>
-            </w:r>
-            <w:r>
-              <w:rPr>
-                <w:noProof/>
-              </w:rPr>
-            </w:r>
-            <w:r>
-              <w:rPr>
-                <w:noProof/>
-              </w:rPr>
               <w:fldChar w:fldCharType="separate"/>
-            </w:r>
-            <w:r>
-              <w:rPr>
-                <w:noProof/>
-              </w:rPr>
               <w:t>4</w:t>
-            </w:r>
-            <w:r>
-              <w:rPr>
-                <w:noProof/>
-              </w:rPr>
               <w:fldChar w:fldCharType="end"/>
             </w:r>
           </w:hyperlink>
@@ -647,40 +433,10 @@
                 <w:noProof/>
               </w:rPr>
               <w:tab/>
-            </w:r>
-            <w:r>
-              <w:rPr>
-                <w:noProof/>
-              </w:rPr>
               <w:fldChar w:fldCharType="begin"/>
-            </w:r>
-            <w:r>
-              <w:rPr>
-                <w:noProof/>
-              </w:rPr>
               <w:instrText xml:space="preserve"> PAGEREF _Toc229841649 \h </w:instrText>
-            </w:r>
-            <w:r>
-              <w:rPr>
-                <w:noProof/>
-              </w:rPr>
-            </w:r>
-            <w:r>
-              <w:rPr>
-                <w:noProof/>
-              </w:rPr>
               <w:fldChar w:fldCharType="separate"/>
-            </w:r>
-            <w:r>
-              <w:rPr>
-                <w:noProof/>
-              </w:rPr>
               <w:t>5</w:t>
-            </w:r>
-            <w:r>
-              <w:rPr>
-                <w:noProof/>
-              </w:rPr>
               <w:fldChar w:fldCharType="end"/>
             </w:r>
           </w:hyperlink>
@@ -713,40 +469,10 @@
                 <w:noProof/>
               </w:rPr>
               <w:tab/>
-            </w:r>
-            <w:r>
-              <w:rPr>
-                <w:noProof/>
-              </w:rPr>
               <w:fldChar w:fldCharType="begin"/>
-            </w:r>
-            <w:r>
-              <w:rPr>
-                <w:noProof/>
-              </w:rPr>
               <w:instrText xml:space="preserve"> PAGEREF _Toc229841650 \h </w:instrText>
-            </w:r>
-            <w:r>
-              <w:rPr>
-                <w:noProof/>
-              </w:rPr>
-            </w:r>
-            <w:r>
-              <w:rPr>
-                <w:noProof/>
-              </w:rPr>
               <w:fldChar w:fldCharType="separate"/>
-            </w:r>
-            <w:r>
-              <w:rPr>
-                <w:noProof/>
-              </w:rPr>
               <w:t>5</w:t>
-            </w:r>
-            <w:r>
-              <w:rPr>
-                <w:noProof/>
-              </w:rPr>
               <w:fldChar w:fldCharType="end"/>
             </w:r>
           </w:hyperlink>
@@ -779,40 +505,10 @@
                 <w:noProof/>
               </w:rPr>
               <w:tab/>
-            </w:r>
-            <w:r>
-              <w:rPr>
-                <w:noProof/>
-              </w:rPr>
               <w:fldChar w:fldCharType="begin"/>
-            </w:r>
-            <w:r>
-              <w:rPr>
-                <w:noProof/>
-              </w:rPr>
               <w:instrText xml:space="preserve"> PAGEREF _Toc229841651 \h </w:instrText>
-            </w:r>
-            <w:r>
-              <w:rPr>
-                <w:noProof/>
-              </w:rPr>
-            </w:r>
-            <w:r>
-              <w:rPr>
-                <w:noProof/>
-              </w:rPr>
               <w:fldChar w:fldCharType="separate"/>
-            </w:r>
-            <w:r>
-              <w:rPr>
-                <w:noProof/>
-              </w:rPr>
               <w:t>5</w:t>
-            </w:r>
-            <w:r>
-              <w:rPr>
-                <w:noProof/>
-              </w:rPr>
               <w:fldChar w:fldCharType="end"/>
             </w:r>
           </w:hyperlink>
@@ -845,40 +541,10 @@
                 <w:noProof/>
               </w:rPr>
               <w:tab/>
-            </w:r>
-            <w:r>
-              <w:rPr>
-                <w:noProof/>
-              </w:rPr>
               <w:fldChar w:fldCharType="begin"/>
-            </w:r>
-            <w:r>
-              <w:rPr>
-                <w:noProof/>
-              </w:rPr>
               <w:instrText xml:space="preserve"> PAGEREF _Toc229841652 \h </w:instrText>
-            </w:r>
-            <w:r>
-              <w:rPr>
-                <w:noProof/>
-              </w:rPr>
-            </w:r>
-            <w:r>
-              <w:rPr>
-                <w:noProof/>
-              </w:rPr>
               <w:fldChar w:fldCharType="separate"/>
-            </w:r>
-            <w:r>
-              <w:rPr>
-                <w:noProof/>
-              </w:rPr>
               <w:t>5</w:t>
-            </w:r>
-            <w:r>
-              <w:rPr>
-                <w:noProof/>
-              </w:rPr>
               <w:fldChar w:fldCharType="end"/>
             </w:r>
           </w:hyperlink>
@@ -911,40 +577,10 @@
                 <w:noProof/>
               </w:rPr>
               <w:tab/>
-            </w:r>
-            <w:r>
-              <w:rPr>
-                <w:noProof/>
-              </w:rPr>
               <w:fldChar w:fldCharType="begin"/>
-            </w:r>
-            <w:r>
-              <w:rPr>
-                <w:noProof/>
-              </w:rPr>
               <w:instrText xml:space="preserve"> PAGEREF _Toc229841653 \h </w:instrText>
-            </w:r>
-            <w:r>
-              <w:rPr>
-                <w:noProof/>
-              </w:rPr>
-            </w:r>
-            <w:r>
-              <w:rPr>
-                <w:noProof/>
-              </w:rPr>
               <w:fldChar w:fldCharType="separate"/>
-            </w:r>
-            <w:r>
-              <w:rPr>
-                <w:noProof/>
-              </w:rPr>
               <w:t>6</w:t>
-            </w:r>
-            <w:r>
-              <w:rPr>
-                <w:noProof/>
-              </w:rPr>
               <w:fldChar w:fldCharType="end"/>
             </w:r>
           </w:hyperlink>
@@ -977,40 +613,10 @@
                 <w:noProof/>
               </w:rPr>
               <w:tab/>
-            </w:r>
-            <w:r>
-              <w:rPr>
-                <w:noProof/>
-              </w:rPr>
               <w:fldChar w:fldCharType="begin"/>
-            </w:r>
-            <w:r>
-              <w:rPr>
-                <w:noProof/>
-              </w:rPr>
               <w:instrText xml:space="preserve"> PAGEREF _Toc229841654 \h </w:instrText>
-            </w:r>
-            <w:r>
-              <w:rPr>
-                <w:noProof/>
-              </w:rPr>
-            </w:r>
-            <w:r>
-              <w:rPr>
-                <w:noProof/>
-              </w:rPr>
               <w:fldChar w:fldCharType="separate"/>
-            </w:r>
-            <w:r>
-              <w:rPr>
-                <w:noProof/>
-              </w:rPr>
               <w:t>6</w:t>
-            </w:r>
-            <w:r>
-              <w:rPr>
-                <w:noProof/>
-              </w:rPr>
               <w:fldChar w:fldCharType="end"/>
             </w:r>
           </w:hyperlink>
@@ -1043,40 +649,10 @@
                 <w:noProof/>
               </w:rPr>
               <w:tab/>
-            </w:r>
-            <w:r>
-              <w:rPr>
-                <w:noProof/>
-              </w:rPr>
               <w:fldChar w:fldCharType="begin"/>
-            </w:r>
-            <w:r>
-              <w:rPr>
-                <w:noProof/>
-              </w:rPr>
               <w:instrText xml:space="preserve"> PAGEREF _Toc229841655 \h </w:instrText>
-            </w:r>
-            <w:r>
-              <w:rPr>
-                <w:noProof/>
-              </w:rPr>
-            </w:r>
-            <w:r>
-              <w:rPr>
-                <w:noProof/>
-              </w:rPr>
               <w:fldChar w:fldCharType="separate"/>
-            </w:r>
-            <w:r>
-              <w:rPr>
-                <w:noProof/>
-              </w:rPr>
               <w:t>6</w:t>
-            </w:r>
-            <w:r>
-              <w:rPr>
-                <w:noProof/>
-              </w:rPr>
               <w:fldChar w:fldCharType="end"/>
             </w:r>
           </w:hyperlink>
@@ -1109,40 +685,10 @@
                 <w:noProof/>
               </w:rPr>
               <w:tab/>
-            </w:r>
-            <w:r>
-              <w:rPr>
-                <w:noProof/>
-              </w:rPr>
               <w:fldChar w:fldCharType="begin"/>
-            </w:r>
-            <w:r>
-              <w:rPr>
-                <w:noProof/>
-              </w:rPr>
               <w:instrText xml:space="preserve"> PAGEREF _Toc229841656 \h </w:instrText>
-            </w:r>
-            <w:r>
-              <w:rPr>
-                <w:noProof/>
-              </w:rPr>
-            </w:r>
-            <w:r>
-              <w:rPr>
-                <w:noProof/>
-              </w:rPr>
               <w:fldChar w:fldCharType="separate"/>
-            </w:r>
-            <w:r>
-              <w:rPr>
-                <w:noProof/>
-              </w:rPr>
               <w:t>6</w:t>
-            </w:r>
-            <w:r>
-              <w:rPr>
-                <w:noProof/>
-              </w:rPr>
               <w:fldChar w:fldCharType="end"/>
             </w:r>
           </w:hyperlink>
@@ -1175,40 +721,10 @@
                 <w:noProof/>
               </w:rPr>
               <w:tab/>
-            </w:r>
-            <w:r>
-              <w:rPr>
-                <w:noProof/>
-              </w:rPr>
               <w:fldChar w:fldCharType="begin"/>
-            </w:r>
-            <w:r>
-              <w:rPr>
-                <w:noProof/>
-              </w:rPr>
               <w:instrText xml:space="preserve"> PAGEREF _Toc229841657 \h </w:instrText>
-            </w:r>
-            <w:r>
-              <w:rPr>
-                <w:noProof/>
-              </w:rPr>
-            </w:r>
-            <w:r>
-              <w:rPr>
-                <w:noProof/>
-              </w:rPr>
               <w:fldChar w:fldCharType="separate"/>
-            </w:r>
-            <w:r>
-              <w:rPr>
-                <w:noProof/>
-              </w:rPr>
               <w:t>8</w:t>
-            </w:r>
-            <w:r>
-              <w:rPr>
-                <w:noProof/>
-              </w:rPr>
               <w:fldChar w:fldCharType="end"/>
             </w:r>
           </w:hyperlink>
@@ -1241,40 +757,10 @@
                 <w:noProof/>
               </w:rPr>
               <w:tab/>
-            </w:r>
-            <w:r>
-              <w:rPr>
-                <w:noProof/>
-              </w:rPr>
               <w:fldChar w:fldCharType="begin"/>
-            </w:r>
-            <w:r>
-              <w:rPr>
-                <w:noProof/>
-              </w:rPr>
               <w:instrText xml:space="preserve"> PAGEREF _Toc229841658 \h </w:instrText>
-            </w:r>
-            <w:r>
-              <w:rPr>
-                <w:noProof/>
-              </w:rPr>
-            </w:r>
-            <w:r>
-              <w:rPr>
-                <w:noProof/>
-              </w:rPr>
               <w:fldChar w:fldCharType="separate"/>
-            </w:r>
-            <w:r>
-              <w:rPr>
-                <w:noProof/>
-              </w:rPr>
               <w:t>8</w:t>
-            </w:r>
-            <w:r>
-              <w:rPr>
-                <w:noProof/>
-              </w:rPr>
               <w:fldChar w:fldCharType="end"/>
             </w:r>
           </w:hyperlink>
@@ -1307,40 +793,10 @@
                 <w:noProof/>
               </w:rPr>
               <w:tab/>
-            </w:r>
-            <w:r>
-              <w:rPr>
-                <w:noProof/>
-              </w:rPr>
               <w:fldChar w:fldCharType="begin"/>
-            </w:r>
-            <w:r>
-              <w:rPr>
-                <w:noProof/>
-              </w:rPr>
               <w:instrText xml:space="preserve"> PAGEREF _Toc229841659 \h </w:instrText>
-            </w:r>
-            <w:r>
-              <w:rPr>
-                <w:noProof/>
-              </w:rPr>
-            </w:r>
-            <w:r>
-              <w:rPr>
-                <w:noProof/>
-              </w:rPr>
               <w:fldChar w:fldCharType="separate"/>
-            </w:r>
-            <w:r>
-              <w:rPr>
-                <w:noProof/>
-              </w:rPr>
               <w:t>8</w:t>
-            </w:r>
-            <w:r>
-              <w:rPr>
-                <w:noProof/>
-              </w:rPr>
               <w:fldChar w:fldCharType="end"/>
             </w:r>
           </w:hyperlink>
@@ -1373,40 +829,10 @@
                 <w:noProof/>
               </w:rPr>
               <w:tab/>
-            </w:r>
-            <w:r>
-              <w:rPr>
-                <w:noProof/>
-              </w:rPr>
               <w:fldChar w:fldCharType="begin"/>
-            </w:r>
-            <w:r>
-              <w:rPr>
-                <w:noProof/>
-              </w:rPr>
               <w:instrText xml:space="preserve"> PAGEREF _Toc229841660 \h </w:instrText>
-            </w:r>
-            <w:r>
-              <w:rPr>
-                <w:noProof/>
-              </w:rPr>
-            </w:r>
-            <w:r>
-              <w:rPr>
-                <w:noProof/>
-              </w:rPr>
               <w:fldChar w:fldCharType="separate"/>
-            </w:r>
-            <w:r>
-              <w:rPr>
-                <w:noProof/>
-              </w:rPr>
               <w:t>8</w:t>
-            </w:r>
-            <w:r>
-              <w:rPr>
-                <w:noProof/>
-              </w:rPr>
               <w:fldChar w:fldCharType="end"/>
             </w:r>
           </w:hyperlink>
@@ -1439,40 +865,10 @@
                 <w:noProof/>
               </w:rPr>
               <w:tab/>
-            </w:r>
-            <w:r>
-              <w:rPr>
-                <w:noProof/>
-              </w:rPr>
               <w:fldChar w:fldCharType="begin"/>
-            </w:r>
-            <w:r>
-              <w:rPr>
-                <w:noProof/>
-              </w:rPr>
               <w:instrText xml:space="preserve"> PAGEREF _Toc229841661 \h </w:instrText>
-            </w:r>
-            <w:r>
-              <w:rPr>
-                <w:noProof/>
-              </w:rPr>
-            </w:r>
-            <w:r>
-              <w:rPr>
-                <w:noProof/>
-              </w:rPr>
               <w:fldChar w:fldCharType="separate"/>
-            </w:r>
-            <w:r>
-              <w:rPr>
-                <w:noProof/>
-              </w:rPr>
               <w:t>9</w:t>
-            </w:r>
-            <w:r>
-              <w:rPr>
-                <w:noProof/>
-              </w:rPr>
               <w:fldChar w:fldCharType="end"/>
             </w:r>
           </w:hyperlink>
@@ -1505,40 +901,10 @@
                 <w:noProof/>
               </w:rPr>
               <w:tab/>
-            </w:r>
-            <w:r>
-              <w:rPr>
-                <w:noProof/>
-              </w:rPr>
               <w:fldChar w:fldCharType="begin"/>
-            </w:r>
-            <w:r>
-              <w:rPr>
-                <w:noProof/>
-              </w:rPr>
               <w:instrText xml:space="preserve"> PAGEREF _Toc229841662 \h </w:instrText>
-            </w:r>
-            <w:r>
-              <w:rPr>
-                <w:noProof/>
-              </w:rPr>
-            </w:r>
-            <w:r>
-              <w:rPr>
-                <w:noProof/>
-              </w:rPr>
               <w:fldChar w:fldCharType="separate"/>
-            </w:r>
-            <w:r>
-              <w:rPr>
-                <w:noProof/>
-              </w:rPr>
               <w:t>9</w:t>
-            </w:r>
-            <w:r>
-              <w:rPr>
-                <w:noProof/>
-              </w:rPr>
               <w:fldChar w:fldCharType="end"/>
             </w:r>
           </w:hyperlink>
@@ -1571,40 +937,10 @@
                 <w:noProof/>
               </w:rPr>
               <w:tab/>
-            </w:r>
-            <w:r>
-              <w:rPr>
-                <w:noProof/>
-              </w:rPr>
               <w:fldChar w:fldCharType="begin"/>
-            </w:r>
-            <w:r>
-              <w:rPr>
-                <w:noProof/>
-              </w:rPr>
               <w:instrText xml:space="preserve"> PAGEREF _Toc229841663 \h </w:instrText>
-            </w:r>
-            <w:r>
-              <w:rPr>
-                <w:noProof/>
-              </w:rPr>
-            </w:r>
-            <w:r>
-              <w:rPr>
-                <w:noProof/>
-              </w:rPr>
               <w:fldChar w:fldCharType="separate"/>
-            </w:r>
-            <w:r>
-              <w:rPr>
-                <w:noProof/>
-              </w:rPr>
               <w:t>9</w:t>
-            </w:r>
-            <w:r>
-              <w:rPr>
-                <w:noProof/>
-              </w:rPr>
               <w:fldChar w:fldCharType="end"/>
             </w:r>
           </w:hyperlink>
@@ -1637,40 +973,10 @@
                 <w:noProof/>
               </w:rPr>
               <w:tab/>
-            </w:r>
-            <w:r>
-              <w:rPr>
-                <w:noProof/>
-              </w:rPr>
               <w:fldChar w:fldCharType="begin"/>
-            </w:r>
-            <w:r>
-              <w:rPr>
-                <w:noProof/>
-              </w:rPr>
               <w:instrText xml:space="preserve"> PAGEREF _Toc229841664 \h </w:instrText>
-            </w:r>
-            <w:r>
-              <w:rPr>
-                <w:noProof/>
-              </w:rPr>
-            </w:r>
-            <w:r>
-              <w:rPr>
-                <w:noProof/>
-              </w:rPr>
               <w:fldChar w:fldCharType="separate"/>
-            </w:r>
-            <w:r>
-              <w:rPr>
-                <w:noProof/>
-              </w:rPr>
               <w:t>9</w:t>
-            </w:r>
-            <w:r>
-              <w:rPr>
-                <w:noProof/>
-              </w:rPr>
               <w:fldChar w:fldCharType="end"/>
             </w:r>
           </w:hyperlink>
@@ -1703,40 +1009,10 @@
                 <w:noProof/>
               </w:rPr>
               <w:tab/>
-            </w:r>
-            <w:r>
-              <w:rPr>
-                <w:noProof/>
-              </w:rPr>
               <w:fldChar w:fldCharType="begin"/>
-            </w:r>
-            <w:r>
-              <w:rPr>
-                <w:noProof/>
-              </w:rPr>
               <w:instrText xml:space="preserve"> PAGEREF _Toc229841665 \h </w:instrText>
-            </w:r>
-            <w:r>
-              <w:rPr>
-                <w:noProof/>
-              </w:rPr>
-            </w:r>
-            <w:r>
-              <w:rPr>
-                <w:noProof/>
-              </w:rPr>
               <w:fldChar w:fldCharType="separate"/>
-            </w:r>
-            <w:r>
-              <w:rPr>
-                <w:noProof/>
-              </w:rPr>
               <w:t>9</w:t>
-            </w:r>
-            <w:r>
-              <w:rPr>
-                <w:noProof/>
-              </w:rPr>
               <w:fldChar w:fldCharType="end"/>
             </w:r>
           </w:hyperlink>
@@ -1769,40 +1045,10 @@
                 <w:noProof/>
               </w:rPr>
               <w:tab/>
-            </w:r>
-            <w:r>
-              <w:rPr>
-                <w:noProof/>
-              </w:rPr>
               <w:fldChar w:fldCharType="begin"/>
-            </w:r>
-            <w:r>
-              <w:rPr>
-                <w:noProof/>
-              </w:rPr>
               <w:instrText xml:space="preserve"> PAGEREF _Toc229841666 \h </w:instrText>
-            </w:r>
-            <w:r>
-              <w:rPr>
-                <w:noProof/>
-              </w:rPr>
-            </w:r>
-            <w:r>
-              <w:rPr>
-                <w:noProof/>
-              </w:rPr>
               <w:fldChar w:fldCharType="separate"/>
-            </w:r>
-            <w:r>
-              <w:rPr>
-                <w:noProof/>
-              </w:rPr>
               <w:t>10</w:t>
-            </w:r>
-            <w:r>
-              <w:rPr>
-                <w:noProof/>
-              </w:rPr>
               <w:fldChar w:fldCharType="end"/>
             </w:r>
           </w:hyperlink>
@@ -1835,40 +1081,10 @@
                 <w:noProof/>
               </w:rPr>
               <w:tab/>
-            </w:r>
-            <w:r>
-              <w:rPr>
-                <w:noProof/>
-              </w:rPr>
               <w:fldChar w:fldCharType="begin"/>
-            </w:r>
-            <w:r>
-              <w:rPr>
-                <w:noProof/>
-              </w:rPr>
               <w:instrText xml:space="preserve"> PAGEREF _Toc229841667 \h </w:instrText>
-            </w:r>
-            <w:r>
-              <w:rPr>
-                <w:noProof/>
-              </w:rPr>
-            </w:r>
-            <w:r>
-              <w:rPr>
-                <w:noProof/>
-              </w:rPr>
               <w:fldChar w:fldCharType="separate"/>
-            </w:r>
-            <w:r>
-              <w:rPr>
-                <w:noProof/>
-              </w:rPr>
               <w:t>10</w:t>
-            </w:r>
-            <w:r>
-              <w:rPr>
-                <w:noProof/>
-              </w:rPr>
               <w:fldChar w:fldCharType="end"/>
             </w:r>
           </w:hyperlink>
@@ -1901,40 +1117,10 @@
                 <w:noProof/>
               </w:rPr>
               <w:tab/>
-            </w:r>
-            <w:r>
-              <w:rPr>
-                <w:noProof/>
-              </w:rPr>
               <w:fldChar w:fldCharType="begin"/>
-            </w:r>
-            <w:r>
-              <w:rPr>
-                <w:noProof/>
-              </w:rPr>
               <w:instrText xml:space="preserve"> PAGEREF _Toc229841668 \h </w:instrText>
-            </w:r>
-            <w:r>
-              <w:rPr>
-                <w:noProof/>
-              </w:rPr>
-            </w:r>
-            <w:r>
-              <w:rPr>
-                <w:noProof/>
-              </w:rPr>
               <w:fldChar w:fldCharType="separate"/>
-            </w:r>
-            <w:r>
-              <w:rPr>
-                <w:noProof/>
-              </w:rPr>
               <w:t>11</w:t>
-            </w:r>
-            <w:r>
-              <w:rPr>
-                <w:noProof/>
-              </w:rPr>
               <w:fldChar w:fldCharType="end"/>
             </w:r>
           </w:hyperlink>
@@ -1967,40 +1153,10 @@
                 <w:noProof/>
               </w:rPr>
               <w:tab/>
-            </w:r>
-            <w:r>
-              <w:rPr>
-                <w:noProof/>
-              </w:rPr>
               <w:fldChar w:fldCharType="begin"/>
-            </w:r>
-            <w:r>
-              <w:rPr>
-                <w:noProof/>
-              </w:rPr>
               <w:instrText xml:space="preserve"> PAGEREF _Toc229841669 \h </w:instrText>
-            </w:r>
-            <w:r>
-              <w:rPr>
-                <w:noProof/>
-              </w:rPr>
-            </w:r>
-            <w:r>
-              <w:rPr>
-                <w:noProof/>
-              </w:rPr>
               <w:fldChar w:fldCharType="separate"/>
-            </w:r>
-            <w:r>
-              <w:rPr>
-                <w:noProof/>
-              </w:rPr>
               <w:t>11</w:t>
-            </w:r>
-            <w:r>
-              <w:rPr>
-                <w:noProof/>
-              </w:rPr>
               <w:fldChar w:fldCharType="end"/>
             </w:r>
           </w:hyperlink>
@@ -2033,40 +1189,10 @@
                 <w:noProof/>
               </w:rPr>
               <w:tab/>
-            </w:r>
-            <w:r>
-              <w:rPr>
-                <w:noProof/>
-              </w:rPr>
               <w:fldChar w:fldCharType="begin"/>
-            </w:r>
-            <w:r>
-              <w:rPr>
-                <w:noProof/>
-              </w:rPr>
               <w:instrText xml:space="preserve"> PAGEREF _Toc229841670 \h </w:instrText>
-            </w:r>
-            <w:r>
-              <w:rPr>
-                <w:noProof/>
-              </w:rPr>
-            </w:r>
-            <w:r>
-              <w:rPr>
-                <w:noProof/>
-              </w:rPr>
               <w:fldChar w:fldCharType="separate"/>
-            </w:r>
-            <w:r>
-              <w:rPr>
-                <w:noProof/>
-              </w:rPr>
               <w:t>11</w:t>
-            </w:r>
-            <w:r>
-              <w:rPr>
-                <w:noProof/>
-              </w:rPr>
               <w:fldChar w:fldCharType="end"/>
             </w:r>
           </w:hyperlink>
@@ -2099,40 +1225,10 @@
                 <w:noProof/>
               </w:rPr>
               <w:tab/>
-            </w:r>
-            <w:r>
-              <w:rPr>
-                <w:noProof/>
-              </w:rPr>
               <w:fldChar w:fldCharType="begin"/>
-            </w:r>
-            <w:r>
-              <w:rPr>
-                <w:noProof/>
-              </w:rPr>
               <w:instrText xml:space="preserve"> PAGEREF _Toc229841671 \h </w:instrText>
-            </w:r>
-            <w:r>
-              <w:rPr>
-                <w:noProof/>
-              </w:rPr>
-            </w:r>
-            <w:r>
-              <w:rPr>
-                <w:noProof/>
-              </w:rPr>
               <w:fldChar w:fldCharType="separate"/>
-            </w:r>
-            <w:r>
-              <w:rPr>
-                <w:noProof/>
-              </w:rPr>
               <w:t>11</w:t>
-            </w:r>
-            <w:r>
-              <w:rPr>
-                <w:noProof/>
-              </w:rPr>
               <w:fldChar w:fldCharType="end"/>
             </w:r>
           </w:hyperlink>
@@ -2165,40 +1261,10 @@
                 <w:noProof/>
               </w:rPr>
               <w:tab/>
-            </w:r>
-            <w:r>
-              <w:rPr>
-                <w:noProof/>
-              </w:rPr>
               <w:fldChar w:fldCharType="begin"/>
-            </w:r>
-            <w:r>
-              <w:rPr>
-                <w:noProof/>
-              </w:rPr>
               <w:instrText xml:space="preserve"> PAGEREF _Toc229841672 \h </w:instrText>
-            </w:r>
-            <w:r>
-              <w:rPr>
-                <w:noProof/>
-              </w:rPr>
-            </w:r>
-            <w:r>
-              <w:rPr>
-                <w:noProof/>
-              </w:rPr>
               <w:fldChar w:fldCharType="separate"/>
-            </w:r>
-            <w:r>
-              <w:rPr>
-                <w:noProof/>
-              </w:rPr>
               <w:t>11</w:t>
-            </w:r>
-            <w:r>
-              <w:rPr>
-                <w:noProof/>
-              </w:rPr>
               <w:fldChar w:fldCharType="end"/>
             </w:r>
           </w:hyperlink>
@@ -2231,40 +1297,10 @@
                 <w:noProof/>
               </w:rPr>
               <w:tab/>
-            </w:r>
-            <w:r>
-              <w:rPr>
-                <w:noProof/>
-              </w:rPr>
               <w:fldChar w:fldCharType="begin"/>
-            </w:r>
-            <w:r>
-              <w:rPr>
-                <w:noProof/>
-              </w:rPr>
               <w:instrText xml:space="preserve"> PAGEREF _Toc229841673 \h </w:instrText>
-            </w:r>
-            <w:r>
-              <w:rPr>
-                <w:noProof/>
-              </w:rPr>
-            </w:r>
-            <w:r>
-              <w:rPr>
-                <w:noProof/>
-              </w:rPr>
               <w:fldChar w:fldCharType="separate"/>
-            </w:r>
-            <w:r>
-              <w:rPr>
-                <w:noProof/>
-              </w:rPr>
               <w:t>11</w:t>
-            </w:r>
-            <w:r>
-              <w:rPr>
-                <w:noProof/>
-              </w:rPr>
               <w:fldChar w:fldCharType="end"/>
             </w:r>
           </w:hyperlink>
@@ -2297,40 +1333,10 @@
                 <w:noProof/>
               </w:rPr>
               <w:tab/>
-            </w:r>
-            <w:r>
-              <w:rPr>
-                <w:noProof/>
-              </w:rPr>
               <w:fldChar w:fldCharType="begin"/>
-            </w:r>
-            <w:r>
-              <w:rPr>
-                <w:noProof/>
-              </w:rPr>
               <w:instrText xml:space="preserve"> PAGEREF _Toc229841674 \h </w:instrText>
-            </w:r>
-            <w:r>
-              <w:rPr>
-                <w:noProof/>
-              </w:rPr>
-            </w:r>
-            <w:r>
-              <w:rPr>
-                <w:noProof/>
-              </w:rPr>
               <w:fldChar w:fldCharType="separate"/>
-            </w:r>
-            <w:r>
-              <w:rPr>
-                <w:noProof/>
-              </w:rPr>
               <w:t>12</w:t>
-            </w:r>
-            <w:r>
-              <w:rPr>
-                <w:noProof/>
-              </w:rPr>
               <w:fldChar w:fldCharType="end"/>
             </w:r>
           </w:hyperlink>
@@ -3559,7 +2565,7 @@
         <w:spacing w:after="100"/>
       </w:pPr>
       <w:r>
-        <w:t>Download and install Arduino IDE from the Company Portal (Software Centre) or from https://www.arduino.cc.</w:t>
+        <w:t>Download and install Arduino IDE from https://www.arduino.cc/en/software.</w:t>
       </w:r>
     </w:p>
     <w:p>
@@ -3789,22 +2795,7 @@
         <w:t>GravityRTC</w:t>
       </w:r>
       <w:r>
-        <w:t xml:space="preserve">. This file is located </w:t>
-      </w:r>
-      <w:r>
-        <w:t>in the G</w:t>
-      </w:r>
-      <w:r>
-        <w:t>ithub repository</w:t>
-      </w:r>
-      <w:r>
-        <w:t>:</w:t>
-      </w:r>
-      <w:r>
-        <w:t xml:space="preserve"> </w:t>
-      </w:r>
-      <w:r>
-        <w:t>https://github.com/sdelestang/POTBot/tree/master/docs</w:t>
+        <w:t>. This file is located in the Github repository: https://github.com/sdelestang/POTBot/tree/master/docs</w:t>
       </w:r>
     </w:p>
     <w:p>
@@ -3812,10 +2803,7 @@
         <w:spacing w:after="160"/>
       </w:pPr>
       <w:r>
-        <w:t>Download this zip file and i</w:t>
-      </w:r>
-      <w:r>
-        <w:t>nstall via Sketch → Include Library → Add .ZIP Library and follow the prompts.</w:t>
+        <w:t>Download this zip file and install via Sketch → Include Library → Add .ZIP Library and follow the prompts.</w:t>
       </w:r>
     </w:p>
     <w:p>
@@ -3862,13 +2850,16 @@
         <w:spacing w:after="100"/>
       </w:pPr>
       <w:r>
-        <w:t xml:space="preserve">Download the </w:t>
-      </w:r>
-      <w:r>
-        <w:t xml:space="preserve">firmware sketch </w:t>
-      </w:r>
-      <w:r>
-        <w:t>from guithub</w:t>
+        <w:t xml:space="preserve">Download the firmware from GitHub. Navigate to </w:t>
+      </w:r>
+      <w:r>
+        <w:rPr>
+          <w:b/>
+        </w:rPr>
+        <w:t>https://github.com/sdelestang/POTBot</w:t>
+      </w:r>
+      <w:r>
+        <w:t xml:space="preserve"> and click the green “Code” button, then select “Download ZIP”. Save and extract the ZIP file to a convenient location on your computer (e.g. C:\POTBot).</w:t>
       </w:r>
     </w:p>
     <w:p>
@@ -3881,7 +2872,22 @@
         <w:spacing w:after="100"/>
       </w:pPr>
       <w:r>
-        <w:t>Open the firmware sketch PB_CodeV10.ino, located at: M:\Fisheries Research\Invertebrates Fisheries\Rock Lobster\Potbot\Version 10\PB_Code</w:t>
+        <w:t xml:space="preserve">Open the firmware sketch. In the extracted folder, navigate to </w:t>
+      </w:r>
+      <w:r>
+        <w:rPr>
+          <w:b/>
+        </w:rPr>
+        <w:t>Version10\PB_CodeV10\PB_CodeV10.ino</w:t>
+      </w:r>
+      <w:r>
+        <w:t xml:space="preserve"> and double-click to open it in Arduino IDE. </w:t>
+      </w:r>
+      <w:r>
+        <w:rPr>
+          <w:i/>
+        </w:rPr>
+        <w:t>Important: Arduino requires that the .ino file resides in a folder with the same name as the sketch. Do not move PB_CodeV10.ino out of its PB_CodeV10 folder, or the IDE will refuse to compile it. If you need to relocate the file, copy the entire PB_CodeV10 folder.</w:t>
       </w:r>
     </w:p>
     <w:p>
@@ -5628,7 +4634,7 @@
         <w:spacing w:after="100"/>
       </w:pPr>
       <w:r>
-        <w:t>Install the mSetup software from: M:\Fisheries Research\Invertebrates Fisheries\Rock Lobster\Potbot\Mobius setup\mSetup. Alternatively, download from: https://www.mytempfiles.info/mobius/</w:t>
+        <w:t>Download and install the mSetup software from: https://www.mytempfiles.info/mobius/</w:t>
       </w:r>
     </w:p>
     <w:p>
@@ -7180,7 +6186,7 @@
               <v:stroke joinstyle="miter"/>
               <v:path gradientshapeok="t" o:connecttype="rect"/>
             </v:shapetype>
-            <v:shape id="Text Box 2" o:spid="_x0000_s1026" type="#_x0000_t202" alt="OFFICIAL" style="position:absolute;margin-left:0;margin-top:0;width:49pt;height:29.65pt;z-index:251659264;visibility:visible;mso-wrap-style:none;mso-wrap-distance-left:0;mso-wrap-distance-top:0;mso-wrap-distance-right:0;mso-wrap-distance-bottom:0;mso-position-horizontal:center;mso-position-horizontal-relative:page;mso-position-vertical:top;mso-position-vertical-relative:page;v-text-anchor:top" o:gfxdata="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" filled="f" stroked="f">
+            <v:shape id="Text Box 2" o:spid="_x0000_s1026" type="#_x0000_t202" alt="OFFICIAL" style="position:absolute;margin-left:0;margin-top:0;width:49pt;height:29.65pt;z-index:251659264;visibility:visible;mso-wrap-style:none;mso-wrap-distance-left:0;mso-wrap-distance-top:0;mso-wrap-distance-right:0;mso-wrap-distance-bottom:0;mso-position-horizontal:center;mso-position-horizontal-relative:page;mso-position-vertical:top;mso-position-vertical-relative:page;v-text-anchor:top" o:gfxdata="UEsDBBQABgAIAAAAIQC2gziS/gAAAOEBAAATAAAAW0NvbnRlbnRfVHlwZXNdLnhtbJSRQU7DMBBF 90jcwfIWJU67QAgl6YK0S0CoHGBkTxKLZGx5TGhvj5O2G0SRWNoz/78nu9wcxkFMGNg6quQqL6RA 0s5Y6ir5vt9lD1JwBDIwOMJKHpHlpr69KfdHjyxSmriSfYz+USnWPY7AufNIadK6MEJMx9ApD/oD OlTrorhX2lFEilmcO2RdNtjC5xDF9pCuTyYBB5bi6bQ4syoJ3g9WQ0ymaiLzg5KdCXlKLjvcW893 SUOqXwnz5DrgnHtJTxOsQfEKIT7DmDSUCaxw7Rqn8787ZsmRM9e2VmPeBN4uqYvTtW7jvijg9N/y JsXecLq0q+WD6m8AAAD//wMAUEsDBBQABgAIAAAAIQA4/SH/1gAAAJQBAAALAAAAX3JlbHMvLnJl bHOkkMFqwzAMhu+DvYPRfXGawxijTi+j0GvpHsDYimMaW0Yy2fr2M4PBMnrbUb/Q94l/f/hMi1qR JVI2sOt6UJgd+ZiDgffL8ekFlFSbvV0oo4EbChzGx4f9GRdb25HMsYhqlCwG5lrLq9biZkxWOiqY 22YiTra2kYMu1l1tQD30/bPm3wwYN0x18gb45AdQl1tp5j/sFB2T0FQ7R0nTNEV3j6o9feQzro1i OWA14Fm+Q8a1a8+Bvu/d/dMb2JY5uiPbhG/ktn4cqGU/er3pcvwCAAD//wMAUEsDBBQABgAIAAAA IQCHoV+dCwIAABwEAAAOAAAAZHJzL2Uyb0RvYy54bWysU8Fu2zAMvQ/YPwi6L3ZSJFuNOEXWIsOA oC2QDj0rshQbkERBUmJnXz9KtpOu22nYRaZJ6pF8fFredVqRk3C+AVPS6SSnRBgOVWMOJf3xsvn0 hRIfmKmYAiNKehae3q0+fli2thAzqEFVwhEEMb5obUnrEGyRZZ7XQjM/ASsMBiU4zQL+ukNWOdYi ulbZLM8XWQuusg648B69D32QrhK+lIKHJym9CESVFHsL6XTp3MczWy1ZcXDM1g0f2mD/0IVmjcGi F6gHFhg5uuYPKN1wBx5kmHDQGUjZcJFmwGmm+btpdjWzIs2C5Hh7ocn/P1j+eNrZZ0dC9xU6XGAk pLW+8OiM83TS6fjFTgnGkcLzhTbRBcLRuZjNbnKMcAzdfF7M5/OIkl0vW+fDNwGaRKOkDreSyGKn rQ996pgSaxnYNEqlzSjzmwMxoye7dhit0O070lRvut9DdcahHPT79pZvGiy9ZT48M4cLxm5RtOEJ D6mgLSkMFiU1uJ9/88d85B2jlLQomJIaVDQl6rvBfURtJWN6m88jGW5070fDHPU9oAyn+CIsT2bM C2o0pQP9inJex0IYYoZjuZKG0bwPvXLxOXCxXqcklJFlYWt2lkfoSFfk8qV7Zc4OhAfc1COMamLF O9773HjT2/UxIPtpKZHansiBcZRgWuvwXKLG3/6nrOujXv0CAAD//wMAUEsDBBQABgAIAAAAIQCK ewew2QAAAAMBAAAPAAAAZHJzL2Rvd25yZXYueG1sTI/NbsIwEITvlXgHa5F6K05apYI0DkJIHLhR +nNe4m2SEq+j2EDK03fbS3sZaTSrmW+L5eg6daYhtJ4NpLMEFHHlbcu1gdeXzd0cVIjIFjvPZOCL AizLyU2BufUXfqbzPtZKSjjkaKCJsc+1DlVDDsPM98SSffjBYRQ71NoOeJFy1+n7JHnUDluWhQZ7 WjdUHfcnZ6DNVj6m9LbdfL671KfX3Ta77oy5nY6rJ1CRxvh3DD/4gg6lMB38iW1QnQF5JP6qZIu5 uIOBbPEAuiz0f/byGwAA//8DAFBLAQItABQABgAIAAAAIQC2gziS/gAAAOEBAAATAAAAAAAAAAAA AAAAAAAAAABbQ29udGVudF9UeXBlc10ueG1sUEsBAi0AFAAGAAgAAAAhADj9If/WAAAAlAEAAAsA AAAAAAAAAAAAAAAALwEAAF9yZWxzLy5yZWxzUEsBAi0AFAAGAAgAAAAhAIehX50LAgAAHAQAAA4A AAAAAAAAAAAAAAAALgIAAGRycy9lMm9Eb2MueG1sUEsBAi0AFAAGAAgAAAAhAIp7B7DZAAAAAwEA AA8AAAAAAAAAAAAAAAAAZQQAAGRycy9kb3ducmV2LnhtbFBLBQYAAAAABAAEAPMAAABrBQAAAAA= " filled="f" stroked="f">
               <v:fill o:detectmouseclick="t"/>
               <v:textbox style="mso-fit-shape-to-text:t" inset="0,15pt,0,0">
                 <w:txbxContent>
@@ -7309,7 +6315,7 @@
               <v:stroke joinstyle="miter"/>
               <v:path gradientshapeok="t" o:connecttype="rect"/>
             </v:shapetype>
-            <v:shape id="Text Box 3" o:spid="_x0000_s1027" type="#_x0000_t202" alt="OFFICIAL" style="position:absolute;margin-left:0;margin-top:0;width:49pt;height:29.65pt;z-index:251660288;visibility:visible;mso-wrap-style:none;mso-wrap-distance-left:0;mso-wrap-distance-top:0;mso-wrap-distance-right:0;mso-wrap-distance-bottom:0;mso-position-horizontal:center;mso-position-horizontal-relative:page;mso-position-vertical:top;mso-position-vertical-relative:page;v-text-anchor:top" o:gfxdata="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" filled="f" stroked="f">
+            <v:shape id="Text Box 3" o:spid="_x0000_s1027" type="#_x0000_t202" alt="OFFICIAL" style="position:absolute;margin-left:0;margin-top:0;width:49pt;height:29.65pt;z-index:251660288;visibility:visible;mso-wrap-style:none;mso-wrap-distance-left:0;mso-wrap-distance-top:0;mso-wrap-distance-right:0;mso-wrap-distance-bottom:0;mso-position-horizontal:center;mso-position-horizontal-relative:page;mso-position-vertical:top;mso-position-vertical-relative:page;v-text-anchor:top" o:gfxdata="UEsDBBQABgAIAAAAIQC2gziS/gAAAOEBAAATAAAAW0NvbnRlbnRfVHlwZXNdLnhtbJSRQU7DMBBF 90jcwfIWJU67QAgl6YK0S0CoHGBkTxKLZGx5TGhvj5O2G0SRWNoz/78nu9wcxkFMGNg6quQqL6RA 0s5Y6ir5vt9lD1JwBDIwOMJKHpHlpr69KfdHjyxSmriSfYz+USnWPY7AufNIadK6MEJMx9ApD/oD OlTrorhX2lFEilmcO2RdNtjC5xDF9pCuTyYBB5bi6bQ4syoJ3g9WQ0ymaiLzg5KdCXlKLjvcW893 SUOqXwnz5DrgnHtJTxOsQfEKIT7DmDSUCaxw7Rqn8787ZsmRM9e2VmPeBN4uqYvTtW7jvijg9N/y JsXecLq0q+WD6m8AAAD//wMAUEsDBBQABgAIAAAAIQA4/SH/1gAAAJQBAAALAAAAX3JlbHMvLnJl bHOkkMFqwzAMhu+DvYPRfXGawxijTi+j0GvpHsDYimMaW0Yy2fr2M4PBMnrbUb/Q94l/f/hMi1qR JVI2sOt6UJgd+ZiDgffL8ekFlFSbvV0oo4EbChzGx4f9GRdb25HMsYhqlCwG5lrLq9biZkxWOiqY 22YiTra2kYMu1l1tQD30/bPm3wwYN0x18gb45AdQl1tp5j/sFB2T0FQ7R0nTNEV3j6o9feQzro1i OWA14Fm+Q8a1a8+Bvu/d/dMb2JY5uiPbhG/ktn4cqGU/er3pcvwCAAD//wMAUEsDBBQABgAIAAAA IQAwYIjbDQIAABwEAAAOAAAAZHJzL2Uyb0RvYy54bWysU8Fu2zAMvQ/YPwi6L3ZSJNuMOEXWIsOA oi2QDj0rshQbsERBYmJnXz9KjpOt22nYRaZJ6pF8fFre9qZlR+VDA7bk00nOmbISqsbuS/79ZfPh E2cBha1EC1aV/KQCv129f7fsXKFmUENbKc8IxIaicyWvEV2RZUHWyogwAacsBTV4I5B+/T6rvOgI 3bTZLM8XWQe+ch6kCoG890OQrxK+1krik9ZBIWtLTr1hOn06d/HMVktR7L1wdSPPbYh/6MKIxlLR C9S9QMEOvvkDyjTSQwCNEwkmA60bqdIMNM00fzPNthZOpVmInOAuNIX/Bysfj1v37Bn2X6CnBUZC OheKQM44T6+9iV/qlFGcKDxdaFM9MknOxWx2k1NEUujm42I+n0eU7HrZ+YBfFRgWjZJ72koiSxwf Ag6pY0qsZWHTtG3aTGt/cxBm9GTXDqOF/a5nTVXy2dj9DqoTDeVh2HdwctNQ6QcR8Fl4WjB1S6LF Jzp0C13J4WxxVoP/8Td/zCfeKcpZR4IpuSVFc9Z+s7SPqK1kTD/n80iGH9270bAHcwckwym9CCeT GfOwHU3twbySnNexEIWElVSu5Diadzgol56DVOt1SiIZOYEPdutkhI50RS5f+lfh3ZlwpE09wqgm UbzhfciNN4NbH5DYT0uJ1A5EnhknCaa1np9L1Piv/ynr+qhXPwEAAP//AwBQSwMEFAAGAAgAAAAh AIp7B7DZAAAAAwEAAA8AAABkcnMvZG93bnJldi54bWxMj81uwjAQhO+VeAdrkXorTlqlgjQOQkgc uFH6c17ibZISr6PYQMrTd9tLexlpNKuZb4vl6Dp1piG0ng2kswQUceVty7WB15fN3RxUiMgWO89k 4IsCLMvJTYG59Rd+pvM+1kpKOORooImxz7UOVUMOw8z3xJJ9+MFhFDvU2g54kXLX6fskedQOW5aF BntaN1Qd9ydnoM1WPqb0tt18vrvUp9fdNrvujLmdjqsnUJHG+HcMP/iCDqUwHfyJbVCdAXkk/qpk i7m4g4Fs8QC6LPR/9vIbAAD//wMAUEsBAi0AFAAGAAgAAAAhALaDOJL+AAAA4QEAABMAAAAAAAAA AAAAAAAAAAAAAFtDb250ZW50X1R5cGVzXS54bWxQSwECLQAUAAYACAAAACEAOP0h/9YAAACUAQAA CwAAAAAAAAAAAAAAAAAvAQAAX3JlbHMvLnJlbHNQSwECLQAUAAYACAAAACEAMGCI2w0CAAAcBAAA DgAAAAAAAAAAAAAAAAAuAgAAZHJzL2Uyb0RvYy54bWxQSwECLQAUAAYACAAAACEAinsHsNkAAAAD AQAADwAAAAAAAAAAAAAAAABnBAAAZHJzL2Rvd25yZXYueG1sUEsFBgAAAAAEAAQA8wAAAG0FAAAA AA== " filled="f" stroked="f">
               <v:fill o:detectmouseclick="t"/>
               <v:textbox style="mso-fit-shape-to-text:t" inset="0,15pt,0,0">
                 <w:txbxContent>
@@ -7438,7 +6444,7 @@
               <v:stroke joinstyle="miter"/>
               <v:path gradientshapeok="t" o:connecttype="rect"/>
             </v:shapetype>
-            <v:shape id="Text Box 1" o:spid="_x0000_s1028" type="#_x0000_t202" alt="OFFICIAL" style="position:absolute;margin-left:0;margin-top:0;width:49pt;height:29.65pt;z-index:251658240;visibility:visible;mso-wrap-style:none;mso-wrap-distance-left:0;mso-wrap-distance-top:0;mso-wrap-distance-right:0;mso-wrap-distance-bottom:0;mso-position-horizontal:center;mso-position-horizontal-relative:page;mso-position-vertical:top;mso-position-vertical-relative:page;v-text-anchor:top" o:gfxdata="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" filled="f" stroked="f">
+            <v:shape id="Text Box 1" o:spid="_x0000_s1028" type="#_x0000_t202" alt="OFFICIAL" style="position:absolute;margin-left:0;margin-top:0;width:49pt;height:29.65pt;z-index:251658240;visibility:visible;mso-wrap-style:none;mso-wrap-distance-left:0;mso-wrap-distance-top:0;mso-wrap-distance-right:0;mso-wrap-distance-bottom:0;mso-position-horizontal:center;mso-position-horizontal-relative:page;mso-position-vertical:top;mso-position-vertical-relative:page;v-text-anchor:top" o:gfxdata="UEsDBBQABgAIAAAAIQC2gziS/gAAAOEBAAATAAAAW0NvbnRlbnRfVHlwZXNdLnhtbJSRQU7DMBBF 90jcwfIWJU67QAgl6YK0S0CoHGBkTxKLZGx5TGhvj5O2G0SRWNoz/78nu9wcxkFMGNg6quQqL6RA 0s5Y6ir5vt9lD1JwBDIwOMJKHpHlpr69KfdHjyxSmriSfYz+USnWPY7AufNIadK6MEJMx9ApD/oD OlTrorhX2lFEilmcO2RdNtjC5xDF9pCuTyYBB5bi6bQ4syoJ3g9WQ0ymaiLzg5KdCXlKLjvcW893 SUOqXwnz5DrgnHtJTxOsQfEKIT7DmDSUCaxw7Rqn8787ZsmRM9e2VmPeBN4uqYvTtW7jvijg9N/y JsXecLq0q+WD6m8AAAD//wMAUEsDBBQABgAIAAAAIQA4/SH/1gAAAJQBAAALAAAAX3JlbHMvLnJl bHOkkMFqwzAMhu+DvYPRfXGawxijTi+j0GvpHsDYimMaW0Yy2fr2M4PBMnrbUb/Q94l/f/hMi1qR JVI2sOt6UJgd+ZiDgffL8ekFlFSbvV0oo4EbChzGx4f9GRdb25HMsYhqlCwG5lrLq9biZkxWOiqY 22YiTra2kYMu1l1tQD30/bPm3wwYN0x18gb45AdQl1tp5j/sFB2T0FQ7R0nTNEV3j6o9feQzro1i OWA14Fm+Q8a1a8+Bvu/d/dMb2JY5uiPbhG/ktn4cqGU/er3pcvwCAAD//wMAUEsDBBQABgAIAAAA IQCyNVpVCQIAABUEAAAOAAAAZHJzL2Uyb0RvYy54bWysU8Fu2zAMvQ/YPwi6L3ZSJNuMOEXWIsOA oC2QDj0rshQbkERBUmJnXz9KtpOt7WnYRaZJ6pF8fFredlqRk3C+AVPS6SSnRBgOVWMOJf35vPn0 hRIfmKmYAiNKehae3q4+fli2thAzqEFVwhEEMb5obUnrEGyRZZ7XQjM/ASsMBiU4zQL+ukNWOdYi ulbZLM8XWQuusg648B69932QrhK+lIKHRym9CESVFHsL6XTp3MczWy1ZcXDM1g0f2mD/0IVmjcGi F6h7Fhg5uuYNlG64Aw8yTDjoDKRsuEgz4DTT/NU0u5pZkWZBcry90OT/Hyx/OO3skyOh+wYdLjAS 0lpfeHTGeTrpdPxipwTjSOH5QpvoAuHoXMxmNzlGOIZuPi/m83lEya6XrfPhuwBNolFSh1tJZLHT 1oc+dUyJtQxsGqXSZpT5y4GY0ZNdO4xW6Pbd0PYeqjNO46BftLd802DNLfPhiTncLLaJag2PeEgF bUlhsCipwf16zx/zkXCMUtKiUkpqUMqUqB8GFxFFlYzp13weWXCjez8a5qjvAPU3xadgeTJjXlCj KR3oF9TxOhbCEDMcy5U0jOZd6CWL74CL9ToloX4sC1uzszxCR54iic/dC3N2YDrgih5glBErXhHe 58ab3q6PAWlP24ic9kQOVKP20j6HdxLF/ed/yrq+5tVvAAAA//8DAFBLAwQUAAYACAAAACEAinsH sNkAAAADAQAADwAAAGRycy9kb3ducmV2LnhtbEyPzW7CMBCE75V4B2uReitOWqWCNA5CSBy4Ufpz XuJtkhKvo9hAytN320t7GWk0q5lvi+XoOnWmIbSeDaSzBBRx5W3LtYHXl83dHFSIyBY7z2TgiwIs y8lNgbn1F36m8z7WSko45GigibHPtQ5VQw7DzPfEkn34wWEUO9TaDniRctfp+yR51A5bloUGe1o3 VB33J2egzVY+pvS23Xy+u9Sn1902u+6MuZ2OqydQkcb4dww/+IIOpTAd/IltUJ0BeST+qmSLubiD gWzxALos9H/28hsAAP//AwBQSwECLQAUAAYACAAAACEAtoM4kv4AAADhAQAAEwAAAAAAAAAAAAAA AAAAAAAAW0NvbnRlbnRfVHlwZXNdLnhtbFBLAQItABQABgAIAAAAIQA4/SH/1gAAAJQBAAALAAAA AAAAAAAAAAAAAC8BAABfcmVscy8ucmVsc1BLAQItABQABgAIAAAAIQCyNVpVCQIAABUEAAAOAAAA AAAAAAAAAAAAAC4CAABkcnMvZTJvRG9jLnhtbFBLAQItABQABgAIAAAAIQCKewew2QAAAAMBAAAP AAAAAAAAAAAAAAAAAGMEAABkcnMvZG93bnJldi54bWxQSwUGAAAAAAQABADzAAAAaQUAAAAA " filled="f" stroked="f">
               <v:fill o:detectmouseclick="t"/>
               <v:textbox style="mso-fit-shape-to-text:t" inset="0,15pt,0,0">
                 <w:txbxContent>
@@ -7572,7 +6578,7 @@
               <v:stroke joinstyle="miter"/>
               <v:path gradientshapeok="t" o:connecttype="rect"/>
             </v:shapetype>
-            <v:shape id="Text Box 4" o:spid="_x0000_s1029" type="#_x0000_t202" alt="OFFICIAL" style="position:absolute;left:0;text-align:left;margin-left:0;margin-top:0;width:49pt;height:29.65pt;z-index:251661312;visibility:visible;mso-wrap-style:none;mso-wrap-distance-left:0;mso-wrap-distance-top:0;mso-wrap-distance-right:0;mso-wrap-distance-bottom:0;mso-position-horizontal:center;mso-position-horizontal-relative:page;mso-position-vertical:top;mso-position-vertical-relative:page;v-text-anchor:top" o:gfxdata="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" filled="f" stroked="f">
+            <v:shape id="Text Box 4" o:spid="_x0000_s1029" type="#_x0000_t202" alt="OFFICIAL" style="position:absolute;left:0;text-align:left;margin-left:0;margin-top:0;width:49pt;height:29.65pt;z-index:251661312;visibility:visible;mso-wrap-style:none;mso-wrap-distance-left:0;mso-wrap-distance-top:0;mso-wrap-distance-right:0;mso-wrap-distance-bottom:0;mso-position-horizontal:center;mso-position-horizontal-relative:page;mso-position-vertical:top;mso-position-vertical-relative:page;v-text-anchor:top" o:gfxdata="UEsDBBQABgAIAAAAIQC2gziS/gAAAOEBAAATAAAAW0NvbnRlbnRfVHlwZXNdLnhtbJSRQU7DMBBF 90jcwfIWJU67QAgl6YK0S0CoHGBkTxKLZGx5TGhvj5O2G0SRWNoz/78nu9wcxkFMGNg6quQqL6RA 0s5Y6ir5vt9lD1JwBDIwOMJKHpHlpr69KfdHjyxSmriSfYz+USnWPY7AufNIadK6MEJMx9ApD/oD OlTrorhX2lFEilmcO2RdNtjC5xDF9pCuTyYBB5bi6bQ4syoJ3g9WQ0ymaiLzg5KdCXlKLjvcW893 SUOqXwnz5DrgnHtJTxOsQfEKIT7DmDSUCaxw7Rqn8787ZsmRM9e2VmPeBN4uqYvTtW7jvijg9N/y JsXecLq0q+WD6m8AAAD//wMAUEsDBBQABgAIAAAAIQA4/SH/1gAAAJQBAAALAAAAX3JlbHMvLnJl bHOkkMFqwzAMhu+DvYPRfXGawxijTi+j0GvpHsDYimMaW0Yy2fr2M4PBMnrbUb/Q94l/f/hMi1qR JVI2sOt6UJgd+ZiDgffL8ekFlFSbvV0oo4EbChzGx4f9GRdb25HMsYhqlCwG5lrLq9biZkxWOiqY 22YiTra2kYMu1l1tQD30/bPm3wwYN0x18gb45AdQl1tp5j/sFB2T0FQ7R0nTNEV3j6o9feQzro1i OWA14Fm+Q8a1a8+Bvu/d/dMb2JY5uiPbhG/ktn4cqGU/er3pcvwCAAD//wMAUEsDBBQABgAIAAAA IQBd3zrmDAIAABwEAAAOAAAAZHJzL2Uyb0RvYy54bWysU8Fu2zAMvQ/YPwi6L3ZSJNuMOEXWIsOA oi2QDj0rshQbkEVBYmJnXz9KjpOt22nYRaZJ6pF8fFre9q1hR+VDA7bk00nOmbISqsbuS/79ZfPh E2cBha2EAatKflKB367ev1t2rlAzqMFUyjMCsaHoXMlrRFdkWZC1akWYgFOWghp8K5B+/T6rvOgI vTXZLM8XWQe+ch6kCoG890OQrxK+1krik9ZBITMlp94wnT6du3hmq6Uo9l64upHnNsQ/dNGKxlLR C9S9QMEOvvkDqm2khwAaJxLaDLRupEoz0DTT/M0021o4lWYhcoK70BT+H6x8PG7ds2fYf4GeFhgJ 6VwoAjnjPL32bfxSp4ziROHpQpvqkUlyLmazm5wikkI3Hxfz+TyiZNfLzgf8qqBl0Si5p60kssTx IeCQOqbEWhY2jTFpM8b+5iDM6MmuHUYL+13PmoqKj93voDrRUB6GfQcnNw2VfhABn4WnBVO3JFp8 okMb6EoOZ4uzGvyPv/ljPvFOUc46EkzJLSmaM/PN0j6itpIx/ZzPIxl+dO9Gwx7aOyAZTulFOJnM mIdmNLWH9pXkvI6FKCSspHIlx9G8w0G59BykWq9TEsnICXywWycjdKQrcvnSvwrvzoQjbeoRRjWJ 4g3vQ268Gdz6gMR+WkqkdiDyzDhJMK31/Fyixn/9T1nXR736CQAA//8DAFBLAwQUAAYACAAAACEA insHsNkAAAADAQAADwAAAGRycy9kb3ducmV2LnhtbEyPzW7CMBCE75V4B2uReitOWqWCNA5CSBy4 UfpzXuJtkhKvo9hAytN320t7GWk0q5lvi+XoOnWmIbSeDaSzBBRx5W3LtYHXl83dHFSIyBY7z2Tg iwIsy8lNgbn1F36m8z7WSko45GigibHPtQ5VQw7DzPfEkn34wWEUO9TaDniRctfp+yR51A5bloUG e1o3VB33J2egzVY+pvS23Xy+u9Sn1902u+6MuZ2OqydQkcb4dww/+IIOpTAd/IltUJ0BeST+qmSL ubiDgWzxALos9H/28hsAAP//AwBQSwECLQAUAAYACAAAACEAtoM4kv4AAADhAQAAEwAAAAAAAAAA AAAAAAAAAAAAW0NvbnRlbnRfVHlwZXNdLnhtbFBLAQItABQABgAIAAAAIQA4/SH/1gAAAJQBAAAL AAAAAAAAAAAAAAAAAC8BAABfcmVscy8ucmVsc1BLAQItABQABgAIAAAAIQBd3zrmDAIAABwEAAAO AAAAAAAAAAAAAAAAAC4CAABkcnMvZTJvRG9jLnhtbFBLAQItABQABgAIAAAAIQCKewew2QAAAAMB AAAPAAAAAAAAAAAAAAAAAGYEAABkcnMvZG93bnJldi54bWxQSwUGAAAAAAQABADzAAAAbAUAAAAA " filled="f" stroked="f">
               <v:fill o:detectmouseclick="t"/>
               <v:textbox style="mso-fit-shape-to-text:t" inset="0,15pt,0,0">
                 <w:txbxContent>

--- a/docs/POTBot_Operations_Manual.docx
+++ b/docs/POTBot_Operations_Manual.docx
@@ -16,6 +16,7 @@
         <w:spacing w:before="200" w:after="200"/>
         <w:jc w:val="center"/>
       </w:pPr>
+      <w:proofErr w:type="spellStart"/>
       <w:r>
         <w:rPr>
           <w:b/>
@@ -26,6 +27,7 @@
         </w:rPr>
         <w:t>POTBot</w:t>
       </w:r>
+      <w:proofErr w:type="spellEnd"/>
     </w:p>
     <w:p>
       <w:pPr>
@@ -102,8 +104,30 @@
         <w:rPr>
           <w:color w:val="5D6D7E"/>
         </w:rPr>
-        <w:t>github.com/sdelestang/POTBot</w:t>
-      </w:r>
+        <w:t>github.com/</w:t>
+      </w:r>
+      <w:proofErr w:type="spellStart"/>
+      <w:r>
+        <w:rPr>
+          <w:color w:val="5D6D7E"/>
+        </w:rPr>
+        <w:t>sdelestang</w:t>
+      </w:r>
+      <w:proofErr w:type="spellEnd"/>
+      <w:r>
+        <w:rPr>
+          <w:color w:val="5D6D7E"/>
+        </w:rPr>
+        <w:t>/</w:t>
+      </w:r>
+      <w:proofErr w:type="spellStart"/>
+      <w:r>
+        <w:rPr>
+          <w:color w:val="5D6D7E"/>
+        </w:rPr>
+        <w:t>POTBot</w:t>
+      </w:r>
+      <w:proofErr w:type="spellEnd"/>
     </w:p>
     <w:p>
       <w:pPr>
@@ -146,7 +170,6 @@
         <w:alias w:val="Table of Contents"/>
         <w:id w:val="-274246372"/>
       </w:sdtPr>
-      <w:sdtEndPr/>
       <w:sdtContent>
         <w:p>
           <w:pPr>
@@ -165,7 +188,11 @@
           </w:pPr>
           <w:r>
             <w:fldChar w:fldCharType="begin"/>
+          </w:r>
+          <w:r>
             <w:instrText>TOC \h \o "1-3"</w:instrText>
+          </w:r>
+          <w:r>
             <w:fldChar w:fldCharType="separate"/>
           </w:r>
           <w:hyperlink w:anchor="_Toc229841642" w:history="1">
@@ -181,10 +208,40 @@
                 <w:noProof/>
               </w:rPr>
               <w:tab/>
+            </w:r>
+            <w:r>
+              <w:rPr>
+                <w:noProof/>
+              </w:rPr>
               <w:fldChar w:fldCharType="begin"/>
+            </w:r>
+            <w:r>
+              <w:rPr>
+                <w:noProof/>
+              </w:rPr>
               <w:instrText xml:space="preserve"> PAGEREF _Toc229841642 \h </w:instrText>
+            </w:r>
+            <w:r>
+              <w:rPr>
+                <w:noProof/>
+              </w:rPr>
+            </w:r>
+            <w:r>
+              <w:rPr>
+                <w:noProof/>
+              </w:rPr>
               <w:fldChar w:fldCharType="separate"/>
+            </w:r>
+            <w:r>
+              <w:rPr>
+                <w:noProof/>
+              </w:rPr>
               <w:t>2</w:t>
+            </w:r>
+            <w:r>
+              <w:rPr>
+                <w:noProof/>
+              </w:rPr>
               <w:fldChar w:fldCharType="end"/>
             </w:r>
           </w:hyperlink>
@@ -217,10 +274,40 @@
                 <w:noProof/>
               </w:rPr>
               <w:tab/>
+            </w:r>
+            <w:r>
+              <w:rPr>
+                <w:noProof/>
+              </w:rPr>
               <w:fldChar w:fldCharType="begin"/>
+            </w:r>
+            <w:r>
+              <w:rPr>
+                <w:noProof/>
+              </w:rPr>
               <w:instrText xml:space="preserve"> PAGEREF _Toc229841643 \h </w:instrText>
+            </w:r>
+            <w:r>
+              <w:rPr>
+                <w:noProof/>
+              </w:rPr>
+            </w:r>
+            <w:r>
+              <w:rPr>
+                <w:noProof/>
+              </w:rPr>
               <w:fldChar w:fldCharType="separate"/>
+            </w:r>
+            <w:r>
+              <w:rPr>
+                <w:noProof/>
+              </w:rPr>
               <w:t>3</w:t>
+            </w:r>
+            <w:r>
+              <w:rPr>
+                <w:noProof/>
+              </w:rPr>
               <w:fldChar w:fldCharType="end"/>
             </w:r>
           </w:hyperlink>
@@ -253,10 +340,40 @@
                 <w:noProof/>
               </w:rPr>
               <w:tab/>
+            </w:r>
+            <w:r>
+              <w:rPr>
+                <w:noProof/>
+              </w:rPr>
               <w:fldChar w:fldCharType="begin"/>
+            </w:r>
+            <w:r>
+              <w:rPr>
+                <w:noProof/>
+              </w:rPr>
               <w:instrText xml:space="preserve"> PAGEREF _Toc229841644 \h </w:instrText>
+            </w:r>
+            <w:r>
+              <w:rPr>
+                <w:noProof/>
+              </w:rPr>
+            </w:r>
+            <w:r>
+              <w:rPr>
+                <w:noProof/>
+              </w:rPr>
               <w:fldChar w:fldCharType="separate"/>
+            </w:r>
+            <w:r>
+              <w:rPr>
+                <w:noProof/>
+              </w:rPr>
               <w:t>3</w:t>
+            </w:r>
+            <w:r>
+              <w:rPr>
+                <w:noProof/>
+              </w:rPr>
               <w:fldChar w:fldCharType="end"/>
             </w:r>
           </w:hyperlink>
@@ -289,10 +406,40 @@
                 <w:noProof/>
               </w:rPr>
               <w:tab/>
+            </w:r>
+            <w:r>
+              <w:rPr>
+                <w:noProof/>
+              </w:rPr>
               <w:fldChar w:fldCharType="begin"/>
+            </w:r>
+            <w:r>
+              <w:rPr>
+                <w:noProof/>
+              </w:rPr>
               <w:instrText xml:space="preserve"> PAGEREF _Toc229841645 \h </w:instrText>
+            </w:r>
+            <w:r>
+              <w:rPr>
+                <w:noProof/>
+              </w:rPr>
+            </w:r>
+            <w:r>
+              <w:rPr>
+                <w:noProof/>
+              </w:rPr>
               <w:fldChar w:fldCharType="separate"/>
+            </w:r>
+            <w:r>
+              <w:rPr>
+                <w:noProof/>
+              </w:rPr>
               <w:t>3</w:t>
+            </w:r>
+            <w:r>
+              <w:rPr>
+                <w:noProof/>
+              </w:rPr>
               <w:fldChar w:fldCharType="end"/>
             </w:r>
           </w:hyperlink>
@@ -325,10 +472,40 @@
                 <w:noProof/>
               </w:rPr>
               <w:tab/>
+            </w:r>
+            <w:r>
+              <w:rPr>
+                <w:noProof/>
+              </w:rPr>
               <w:fldChar w:fldCharType="begin"/>
+            </w:r>
+            <w:r>
+              <w:rPr>
+                <w:noProof/>
+              </w:rPr>
               <w:instrText xml:space="preserve"> PAGEREF _Toc229841646 \h </w:instrText>
+            </w:r>
+            <w:r>
+              <w:rPr>
+                <w:noProof/>
+              </w:rPr>
+            </w:r>
+            <w:r>
+              <w:rPr>
+                <w:noProof/>
+              </w:rPr>
               <w:fldChar w:fldCharType="separate"/>
+            </w:r>
+            <w:r>
+              <w:rPr>
+                <w:noProof/>
+              </w:rPr>
               <w:t>3</w:t>
+            </w:r>
+            <w:r>
+              <w:rPr>
+                <w:noProof/>
+              </w:rPr>
               <w:fldChar w:fldCharType="end"/>
             </w:r>
           </w:hyperlink>
@@ -361,10 +538,40 @@
                 <w:noProof/>
               </w:rPr>
               <w:tab/>
+            </w:r>
+            <w:r>
+              <w:rPr>
+                <w:noProof/>
+              </w:rPr>
               <w:fldChar w:fldCharType="begin"/>
+            </w:r>
+            <w:r>
+              <w:rPr>
+                <w:noProof/>
+              </w:rPr>
               <w:instrText xml:space="preserve"> PAGEREF _Toc229841647 \h </w:instrText>
+            </w:r>
+            <w:r>
+              <w:rPr>
+                <w:noProof/>
+              </w:rPr>
+            </w:r>
+            <w:r>
+              <w:rPr>
+                <w:noProof/>
+              </w:rPr>
               <w:fldChar w:fldCharType="separate"/>
+            </w:r>
+            <w:r>
+              <w:rPr>
+                <w:noProof/>
+              </w:rPr>
               <w:t>3</w:t>
+            </w:r>
+            <w:r>
+              <w:rPr>
+                <w:noProof/>
+              </w:rPr>
               <w:fldChar w:fldCharType="end"/>
             </w:r>
           </w:hyperlink>
@@ -397,10 +604,40 @@
                 <w:noProof/>
               </w:rPr>
               <w:tab/>
+            </w:r>
+            <w:r>
+              <w:rPr>
+                <w:noProof/>
+              </w:rPr>
               <w:fldChar w:fldCharType="begin"/>
+            </w:r>
+            <w:r>
+              <w:rPr>
+                <w:noProof/>
+              </w:rPr>
               <w:instrText xml:space="preserve"> PAGEREF _Toc229841648 \h </w:instrText>
+            </w:r>
+            <w:r>
+              <w:rPr>
+                <w:noProof/>
+              </w:rPr>
+            </w:r>
+            <w:r>
+              <w:rPr>
+                <w:noProof/>
+              </w:rPr>
               <w:fldChar w:fldCharType="separate"/>
+            </w:r>
+            <w:r>
+              <w:rPr>
+                <w:noProof/>
+              </w:rPr>
               <w:t>4</w:t>
+            </w:r>
+            <w:r>
+              <w:rPr>
+                <w:noProof/>
+              </w:rPr>
               <w:fldChar w:fldCharType="end"/>
             </w:r>
           </w:hyperlink>
@@ -433,10 +670,40 @@
                 <w:noProof/>
               </w:rPr>
               <w:tab/>
+            </w:r>
+            <w:r>
+              <w:rPr>
+                <w:noProof/>
+              </w:rPr>
               <w:fldChar w:fldCharType="begin"/>
+            </w:r>
+            <w:r>
+              <w:rPr>
+                <w:noProof/>
+              </w:rPr>
               <w:instrText xml:space="preserve"> PAGEREF _Toc229841649 \h </w:instrText>
+            </w:r>
+            <w:r>
+              <w:rPr>
+                <w:noProof/>
+              </w:rPr>
+            </w:r>
+            <w:r>
+              <w:rPr>
+                <w:noProof/>
+              </w:rPr>
               <w:fldChar w:fldCharType="separate"/>
+            </w:r>
+            <w:r>
+              <w:rPr>
+                <w:noProof/>
+              </w:rPr>
               <w:t>5</w:t>
+            </w:r>
+            <w:r>
+              <w:rPr>
+                <w:noProof/>
+              </w:rPr>
               <w:fldChar w:fldCharType="end"/>
             </w:r>
           </w:hyperlink>
@@ -469,10 +736,40 @@
                 <w:noProof/>
               </w:rPr>
               <w:tab/>
+            </w:r>
+            <w:r>
+              <w:rPr>
+                <w:noProof/>
+              </w:rPr>
               <w:fldChar w:fldCharType="begin"/>
+            </w:r>
+            <w:r>
+              <w:rPr>
+                <w:noProof/>
+              </w:rPr>
               <w:instrText xml:space="preserve"> PAGEREF _Toc229841650 \h </w:instrText>
+            </w:r>
+            <w:r>
+              <w:rPr>
+                <w:noProof/>
+              </w:rPr>
+            </w:r>
+            <w:r>
+              <w:rPr>
+                <w:noProof/>
+              </w:rPr>
               <w:fldChar w:fldCharType="separate"/>
+            </w:r>
+            <w:r>
+              <w:rPr>
+                <w:noProof/>
+              </w:rPr>
               <w:t>5</w:t>
+            </w:r>
+            <w:r>
+              <w:rPr>
+                <w:noProof/>
+              </w:rPr>
               <w:fldChar w:fldCharType="end"/>
             </w:r>
           </w:hyperlink>
@@ -505,10 +802,40 @@
                 <w:noProof/>
               </w:rPr>
               <w:tab/>
+            </w:r>
+            <w:r>
+              <w:rPr>
+                <w:noProof/>
+              </w:rPr>
               <w:fldChar w:fldCharType="begin"/>
+            </w:r>
+            <w:r>
+              <w:rPr>
+                <w:noProof/>
+              </w:rPr>
               <w:instrText xml:space="preserve"> PAGEREF _Toc229841651 \h </w:instrText>
+            </w:r>
+            <w:r>
+              <w:rPr>
+                <w:noProof/>
+              </w:rPr>
+            </w:r>
+            <w:r>
+              <w:rPr>
+                <w:noProof/>
+              </w:rPr>
               <w:fldChar w:fldCharType="separate"/>
+            </w:r>
+            <w:r>
+              <w:rPr>
+                <w:noProof/>
+              </w:rPr>
               <w:t>5</w:t>
+            </w:r>
+            <w:r>
+              <w:rPr>
+                <w:noProof/>
+              </w:rPr>
               <w:fldChar w:fldCharType="end"/>
             </w:r>
           </w:hyperlink>
@@ -541,10 +868,40 @@
                 <w:noProof/>
               </w:rPr>
               <w:tab/>
+            </w:r>
+            <w:r>
+              <w:rPr>
+                <w:noProof/>
+              </w:rPr>
               <w:fldChar w:fldCharType="begin"/>
+            </w:r>
+            <w:r>
+              <w:rPr>
+                <w:noProof/>
+              </w:rPr>
               <w:instrText xml:space="preserve"> PAGEREF _Toc229841652 \h </w:instrText>
+            </w:r>
+            <w:r>
+              <w:rPr>
+                <w:noProof/>
+              </w:rPr>
+            </w:r>
+            <w:r>
+              <w:rPr>
+                <w:noProof/>
+              </w:rPr>
               <w:fldChar w:fldCharType="separate"/>
+            </w:r>
+            <w:r>
+              <w:rPr>
+                <w:noProof/>
+              </w:rPr>
               <w:t>5</w:t>
+            </w:r>
+            <w:r>
+              <w:rPr>
+                <w:noProof/>
+              </w:rPr>
               <w:fldChar w:fldCharType="end"/>
             </w:r>
           </w:hyperlink>
@@ -577,10 +934,40 @@
                 <w:noProof/>
               </w:rPr>
               <w:tab/>
+            </w:r>
+            <w:r>
+              <w:rPr>
+                <w:noProof/>
+              </w:rPr>
               <w:fldChar w:fldCharType="begin"/>
+            </w:r>
+            <w:r>
+              <w:rPr>
+                <w:noProof/>
+              </w:rPr>
               <w:instrText xml:space="preserve"> PAGEREF _Toc229841653 \h </w:instrText>
+            </w:r>
+            <w:r>
+              <w:rPr>
+                <w:noProof/>
+              </w:rPr>
+            </w:r>
+            <w:r>
+              <w:rPr>
+                <w:noProof/>
+              </w:rPr>
               <w:fldChar w:fldCharType="separate"/>
+            </w:r>
+            <w:r>
+              <w:rPr>
+                <w:noProof/>
+              </w:rPr>
               <w:t>6</w:t>
+            </w:r>
+            <w:r>
+              <w:rPr>
+                <w:noProof/>
+              </w:rPr>
               <w:fldChar w:fldCharType="end"/>
             </w:r>
           </w:hyperlink>
@@ -613,10 +1000,40 @@
                 <w:noProof/>
               </w:rPr>
               <w:tab/>
+            </w:r>
+            <w:r>
+              <w:rPr>
+                <w:noProof/>
+              </w:rPr>
               <w:fldChar w:fldCharType="begin"/>
+            </w:r>
+            <w:r>
+              <w:rPr>
+                <w:noProof/>
+              </w:rPr>
               <w:instrText xml:space="preserve"> PAGEREF _Toc229841654 \h </w:instrText>
+            </w:r>
+            <w:r>
+              <w:rPr>
+                <w:noProof/>
+              </w:rPr>
+            </w:r>
+            <w:r>
+              <w:rPr>
+                <w:noProof/>
+              </w:rPr>
               <w:fldChar w:fldCharType="separate"/>
+            </w:r>
+            <w:r>
+              <w:rPr>
+                <w:noProof/>
+              </w:rPr>
               <w:t>6</w:t>
+            </w:r>
+            <w:r>
+              <w:rPr>
+                <w:noProof/>
+              </w:rPr>
               <w:fldChar w:fldCharType="end"/>
             </w:r>
           </w:hyperlink>
@@ -649,10 +1066,40 @@
                 <w:noProof/>
               </w:rPr>
               <w:tab/>
+            </w:r>
+            <w:r>
+              <w:rPr>
+                <w:noProof/>
+              </w:rPr>
               <w:fldChar w:fldCharType="begin"/>
+            </w:r>
+            <w:r>
+              <w:rPr>
+                <w:noProof/>
+              </w:rPr>
               <w:instrText xml:space="preserve"> PAGEREF _Toc229841655 \h </w:instrText>
+            </w:r>
+            <w:r>
+              <w:rPr>
+                <w:noProof/>
+              </w:rPr>
+            </w:r>
+            <w:r>
+              <w:rPr>
+                <w:noProof/>
+              </w:rPr>
               <w:fldChar w:fldCharType="separate"/>
+            </w:r>
+            <w:r>
+              <w:rPr>
+                <w:noProof/>
+              </w:rPr>
               <w:t>6</w:t>
+            </w:r>
+            <w:r>
+              <w:rPr>
+                <w:noProof/>
+              </w:rPr>
               <w:fldChar w:fldCharType="end"/>
             </w:r>
           </w:hyperlink>
@@ -685,10 +1132,40 @@
                 <w:noProof/>
               </w:rPr>
               <w:tab/>
+            </w:r>
+            <w:r>
+              <w:rPr>
+                <w:noProof/>
+              </w:rPr>
               <w:fldChar w:fldCharType="begin"/>
+            </w:r>
+            <w:r>
+              <w:rPr>
+                <w:noProof/>
+              </w:rPr>
               <w:instrText xml:space="preserve"> PAGEREF _Toc229841656 \h </w:instrText>
+            </w:r>
+            <w:r>
+              <w:rPr>
+                <w:noProof/>
+              </w:rPr>
+            </w:r>
+            <w:r>
+              <w:rPr>
+                <w:noProof/>
+              </w:rPr>
               <w:fldChar w:fldCharType="separate"/>
+            </w:r>
+            <w:r>
+              <w:rPr>
+                <w:noProof/>
+              </w:rPr>
               <w:t>6</w:t>
+            </w:r>
+            <w:r>
+              <w:rPr>
+                <w:noProof/>
+              </w:rPr>
               <w:fldChar w:fldCharType="end"/>
             </w:r>
           </w:hyperlink>
@@ -721,10 +1198,40 @@
                 <w:noProof/>
               </w:rPr>
               <w:tab/>
+            </w:r>
+            <w:r>
+              <w:rPr>
+                <w:noProof/>
+              </w:rPr>
               <w:fldChar w:fldCharType="begin"/>
+            </w:r>
+            <w:r>
+              <w:rPr>
+                <w:noProof/>
+              </w:rPr>
               <w:instrText xml:space="preserve"> PAGEREF _Toc229841657 \h </w:instrText>
+            </w:r>
+            <w:r>
+              <w:rPr>
+                <w:noProof/>
+              </w:rPr>
+            </w:r>
+            <w:r>
+              <w:rPr>
+                <w:noProof/>
+              </w:rPr>
               <w:fldChar w:fldCharType="separate"/>
+            </w:r>
+            <w:r>
+              <w:rPr>
+                <w:noProof/>
+              </w:rPr>
               <w:t>8</w:t>
+            </w:r>
+            <w:r>
+              <w:rPr>
+                <w:noProof/>
+              </w:rPr>
               <w:fldChar w:fldCharType="end"/>
             </w:r>
           </w:hyperlink>
@@ -757,10 +1264,40 @@
                 <w:noProof/>
               </w:rPr>
               <w:tab/>
+            </w:r>
+            <w:r>
+              <w:rPr>
+                <w:noProof/>
+              </w:rPr>
               <w:fldChar w:fldCharType="begin"/>
+            </w:r>
+            <w:r>
+              <w:rPr>
+                <w:noProof/>
+              </w:rPr>
               <w:instrText xml:space="preserve"> PAGEREF _Toc229841658 \h </w:instrText>
+            </w:r>
+            <w:r>
+              <w:rPr>
+                <w:noProof/>
+              </w:rPr>
+            </w:r>
+            <w:r>
+              <w:rPr>
+                <w:noProof/>
+              </w:rPr>
               <w:fldChar w:fldCharType="separate"/>
+            </w:r>
+            <w:r>
+              <w:rPr>
+                <w:noProof/>
+              </w:rPr>
               <w:t>8</w:t>
+            </w:r>
+            <w:r>
+              <w:rPr>
+                <w:noProof/>
+              </w:rPr>
               <w:fldChar w:fldCharType="end"/>
             </w:r>
           </w:hyperlink>
@@ -793,10 +1330,40 @@
                 <w:noProof/>
               </w:rPr>
               <w:tab/>
+            </w:r>
+            <w:r>
+              <w:rPr>
+                <w:noProof/>
+              </w:rPr>
               <w:fldChar w:fldCharType="begin"/>
+            </w:r>
+            <w:r>
+              <w:rPr>
+                <w:noProof/>
+              </w:rPr>
               <w:instrText xml:space="preserve"> PAGEREF _Toc229841659 \h </w:instrText>
+            </w:r>
+            <w:r>
+              <w:rPr>
+                <w:noProof/>
+              </w:rPr>
+            </w:r>
+            <w:r>
+              <w:rPr>
+                <w:noProof/>
+              </w:rPr>
               <w:fldChar w:fldCharType="separate"/>
+            </w:r>
+            <w:r>
+              <w:rPr>
+                <w:noProof/>
+              </w:rPr>
               <w:t>8</w:t>
+            </w:r>
+            <w:r>
+              <w:rPr>
+                <w:noProof/>
+              </w:rPr>
               <w:fldChar w:fldCharType="end"/>
             </w:r>
           </w:hyperlink>
@@ -829,10 +1396,40 @@
                 <w:noProof/>
               </w:rPr>
               <w:tab/>
+            </w:r>
+            <w:r>
+              <w:rPr>
+                <w:noProof/>
+              </w:rPr>
               <w:fldChar w:fldCharType="begin"/>
+            </w:r>
+            <w:r>
+              <w:rPr>
+                <w:noProof/>
+              </w:rPr>
               <w:instrText xml:space="preserve"> PAGEREF _Toc229841660 \h </w:instrText>
+            </w:r>
+            <w:r>
+              <w:rPr>
+                <w:noProof/>
+              </w:rPr>
+            </w:r>
+            <w:r>
+              <w:rPr>
+                <w:noProof/>
+              </w:rPr>
               <w:fldChar w:fldCharType="separate"/>
+            </w:r>
+            <w:r>
+              <w:rPr>
+                <w:noProof/>
+              </w:rPr>
               <w:t>8</w:t>
+            </w:r>
+            <w:r>
+              <w:rPr>
+                <w:noProof/>
+              </w:rPr>
               <w:fldChar w:fldCharType="end"/>
             </w:r>
           </w:hyperlink>
@@ -865,10 +1462,40 @@
                 <w:noProof/>
               </w:rPr>
               <w:tab/>
+            </w:r>
+            <w:r>
+              <w:rPr>
+                <w:noProof/>
+              </w:rPr>
               <w:fldChar w:fldCharType="begin"/>
+            </w:r>
+            <w:r>
+              <w:rPr>
+                <w:noProof/>
+              </w:rPr>
               <w:instrText xml:space="preserve"> PAGEREF _Toc229841661 \h </w:instrText>
+            </w:r>
+            <w:r>
+              <w:rPr>
+                <w:noProof/>
+              </w:rPr>
+            </w:r>
+            <w:r>
+              <w:rPr>
+                <w:noProof/>
+              </w:rPr>
               <w:fldChar w:fldCharType="separate"/>
+            </w:r>
+            <w:r>
+              <w:rPr>
+                <w:noProof/>
+              </w:rPr>
               <w:t>9</w:t>
+            </w:r>
+            <w:r>
+              <w:rPr>
+                <w:noProof/>
+              </w:rPr>
               <w:fldChar w:fldCharType="end"/>
             </w:r>
           </w:hyperlink>
@@ -901,10 +1528,40 @@
                 <w:noProof/>
               </w:rPr>
               <w:tab/>
+            </w:r>
+            <w:r>
+              <w:rPr>
+                <w:noProof/>
+              </w:rPr>
               <w:fldChar w:fldCharType="begin"/>
+            </w:r>
+            <w:r>
+              <w:rPr>
+                <w:noProof/>
+              </w:rPr>
               <w:instrText xml:space="preserve"> PAGEREF _Toc229841662 \h </w:instrText>
+            </w:r>
+            <w:r>
+              <w:rPr>
+                <w:noProof/>
+              </w:rPr>
+            </w:r>
+            <w:r>
+              <w:rPr>
+                <w:noProof/>
+              </w:rPr>
               <w:fldChar w:fldCharType="separate"/>
+            </w:r>
+            <w:r>
+              <w:rPr>
+                <w:noProof/>
+              </w:rPr>
               <w:t>9</w:t>
+            </w:r>
+            <w:r>
+              <w:rPr>
+                <w:noProof/>
+              </w:rPr>
               <w:fldChar w:fldCharType="end"/>
             </w:r>
           </w:hyperlink>
@@ -937,10 +1594,40 @@
                 <w:noProof/>
               </w:rPr>
               <w:tab/>
+            </w:r>
+            <w:r>
+              <w:rPr>
+                <w:noProof/>
+              </w:rPr>
               <w:fldChar w:fldCharType="begin"/>
+            </w:r>
+            <w:r>
+              <w:rPr>
+                <w:noProof/>
+              </w:rPr>
               <w:instrText xml:space="preserve"> PAGEREF _Toc229841663 \h </w:instrText>
+            </w:r>
+            <w:r>
+              <w:rPr>
+                <w:noProof/>
+              </w:rPr>
+            </w:r>
+            <w:r>
+              <w:rPr>
+                <w:noProof/>
+              </w:rPr>
               <w:fldChar w:fldCharType="separate"/>
+            </w:r>
+            <w:r>
+              <w:rPr>
+                <w:noProof/>
+              </w:rPr>
               <w:t>9</w:t>
+            </w:r>
+            <w:r>
+              <w:rPr>
+                <w:noProof/>
+              </w:rPr>
               <w:fldChar w:fldCharType="end"/>
             </w:r>
           </w:hyperlink>
@@ -973,10 +1660,40 @@
                 <w:noProof/>
               </w:rPr>
               <w:tab/>
+            </w:r>
+            <w:r>
+              <w:rPr>
+                <w:noProof/>
+              </w:rPr>
               <w:fldChar w:fldCharType="begin"/>
+            </w:r>
+            <w:r>
+              <w:rPr>
+                <w:noProof/>
+              </w:rPr>
               <w:instrText xml:space="preserve"> PAGEREF _Toc229841664 \h </w:instrText>
+            </w:r>
+            <w:r>
+              <w:rPr>
+                <w:noProof/>
+              </w:rPr>
+            </w:r>
+            <w:r>
+              <w:rPr>
+                <w:noProof/>
+              </w:rPr>
               <w:fldChar w:fldCharType="separate"/>
+            </w:r>
+            <w:r>
+              <w:rPr>
+                <w:noProof/>
+              </w:rPr>
               <w:t>9</w:t>
+            </w:r>
+            <w:r>
+              <w:rPr>
+                <w:noProof/>
+              </w:rPr>
               <w:fldChar w:fldCharType="end"/>
             </w:r>
           </w:hyperlink>
@@ -1009,10 +1726,40 @@
                 <w:noProof/>
               </w:rPr>
               <w:tab/>
+            </w:r>
+            <w:r>
+              <w:rPr>
+                <w:noProof/>
+              </w:rPr>
               <w:fldChar w:fldCharType="begin"/>
+            </w:r>
+            <w:r>
+              <w:rPr>
+                <w:noProof/>
+              </w:rPr>
               <w:instrText xml:space="preserve"> PAGEREF _Toc229841665 \h </w:instrText>
+            </w:r>
+            <w:r>
+              <w:rPr>
+                <w:noProof/>
+              </w:rPr>
+            </w:r>
+            <w:r>
+              <w:rPr>
+                <w:noProof/>
+              </w:rPr>
               <w:fldChar w:fldCharType="separate"/>
+            </w:r>
+            <w:r>
+              <w:rPr>
+                <w:noProof/>
+              </w:rPr>
               <w:t>9</w:t>
+            </w:r>
+            <w:r>
+              <w:rPr>
+                <w:noProof/>
+              </w:rPr>
               <w:fldChar w:fldCharType="end"/>
             </w:r>
           </w:hyperlink>
@@ -1045,10 +1792,40 @@
                 <w:noProof/>
               </w:rPr>
               <w:tab/>
+            </w:r>
+            <w:r>
+              <w:rPr>
+                <w:noProof/>
+              </w:rPr>
               <w:fldChar w:fldCharType="begin"/>
+            </w:r>
+            <w:r>
+              <w:rPr>
+                <w:noProof/>
+              </w:rPr>
               <w:instrText xml:space="preserve"> PAGEREF _Toc229841666 \h </w:instrText>
+            </w:r>
+            <w:r>
+              <w:rPr>
+                <w:noProof/>
+              </w:rPr>
+            </w:r>
+            <w:r>
+              <w:rPr>
+                <w:noProof/>
+              </w:rPr>
               <w:fldChar w:fldCharType="separate"/>
+            </w:r>
+            <w:r>
+              <w:rPr>
+                <w:noProof/>
+              </w:rPr>
               <w:t>10</w:t>
+            </w:r>
+            <w:r>
+              <w:rPr>
+                <w:noProof/>
+              </w:rPr>
               <w:fldChar w:fldCharType="end"/>
             </w:r>
           </w:hyperlink>
@@ -1081,10 +1858,40 @@
                 <w:noProof/>
               </w:rPr>
               <w:tab/>
+            </w:r>
+            <w:r>
+              <w:rPr>
+                <w:noProof/>
+              </w:rPr>
               <w:fldChar w:fldCharType="begin"/>
+            </w:r>
+            <w:r>
+              <w:rPr>
+                <w:noProof/>
+              </w:rPr>
               <w:instrText xml:space="preserve"> PAGEREF _Toc229841667 \h </w:instrText>
+            </w:r>
+            <w:r>
+              <w:rPr>
+                <w:noProof/>
+              </w:rPr>
+            </w:r>
+            <w:r>
+              <w:rPr>
+                <w:noProof/>
+              </w:rPr>
               <w:fldChar w:fldCharType="separate"/>
+            </w:r>
+            <w:r>
+              <w:rPr>
+                <w:noProof/>
+              </w:rPr>
               <w:t>10</w:t>
+            </w:r>
+            <w:r>
+              <w:rPr>
+                <w:noProof/>
+              </w:rPr>
               <w:fldChar w:fldCharType="end"/>
             </w:r>
           </w:hyperlink>
@@ -1117,10 +1924,40 @@
                 <w:noProof/>
               </w:rPr>
               <w:tab/>
+            </w:r>
+            <w:r>
+              <w:rPr>
+                <w:noProof/>
+              </w:rPr>
               <w:fldChar w:fldCharType="begin"/>
+            </w:r>
+            <w:r>
+              <w:rPr>
+                <w:noProof/>
+              </w:rPr>
               <w:instrText xml:space="preserve"> PAGEREF _Toc229841668 \h </w:instrText>
+            </w:r>
+            <w:r>
+              <w:rPr>
+                <w:noProof/>
+              </w:rPr>
+            </w:r>
+            <w:r>
+              <w:rPr>
+                <w:noProof/>
+              </w:rPr>
               <w:fldChar w:fldCharType="separate"/>
+            </w:r>
+            <w:r>
+              <w:rPr>
+                <w:noProof/>
+              </w:rPr>
               <w:t>11</w:t>
+            </w:r>
+            <w:r>
+              <w:rPr>
+                <w:noProof/>
+              </w:rPr>
               <w:fldChar w:fldCharType="end"/>
             </w:r>
           </w:hyperlink>
@@ -1153,10 +1990,40 @@
                 <w:noProof/>
               </w:rPr>
               <w:tab/>
+            </w:r>
+            <w:r>
+              <w:rPr>
+                <w:noProof/>
+              </w:rPr>
               <w:fldChar w:fldCharType="begin"/>
+            </w:r>
+            <w:r>
+              <w:rPr>
+                <w:noProof/>
+              </w:rPr>
               <w:instrText xml:space="preserve"> PAGEREF _Toc229841669 \h </w:instrText>
+            </w:r>
+            <w:r>
+              <w:rPr>
+                <w:noProof/>
+              </w:rPr>
+            </w:r>
+            <w:r>
+              <w:rPr>
+                <w:noProof/>
+              </w:rPr>
               <w:fldChar w:fldCharType="separate"/>
+            </w:r>
+            <w:r>
+              <w:rPr>
+                <w:noProof/>
+              </w:rPr>
               <w:t>11</w:t>
+            </w:r>
+            <w:r>
+              <w:rPr>
+                <w:noProof/>
+              </w:rPr>
               <w:fldChar w:fldCharType="end"/>
             </w:r>
           </w:hyperlink>
@@ -1189,10 +2056,40 @@
                 <w:noProof/>
               </w:rPr>
               <w:tab/>
+            </w:r>
+            <w:r>
+              <w:rPr>
+                <w:noProof/>
+              </w:rPr>
               <w:fldChar w:fldCharType="begin"/>
+            </w:r>
+            <w:r>
+              <w:rPr>
+                <w:noProof/>
+              </w:rPr>
               <w:instrText xml:space="preserve"> PAGEREF _Toc229841670 \h </w:instrText>
+            </w:r>
+            <w:r>
+              <w:rPr>
+                <w:noProof/>
+              </w:rPr>
+            </w:r>
+            <w:r>
+              <w:rPr>
+                <w:noProof/>
+              </w:rPr>
               <w:fldChar w:fldCharType="separate"/>
+            </w:r>
+            <w:r>
+              <w:rPr>
+                <w:noProof/>
+              </w:rPr>
               <w:t>11</w:t>
+            </w:r>
+            <w:r>
+              <w:rPr>
+                <w:noProof/>
+              </w:rPr>
               <w:fldChar w:fldCharType="end"/>
             </w:r>
           </w:hyperlink>
@@ -1225,10 +2122,40 @@
                 <w:noProof/>
               </w:rPr>
               <w:tab/>
+            </w:r>
+            <w:r>
+              <w:rPr>
+                <w:noProof/>
+              </w:rPr>
               <w:fldChar w:fldCharType="begin"/>
+            </w:r>
+            <w:r>
+              <w:rPr>
+                <w:noProof/>
+              </w:rPr>
               <w:instrText xml:space="preserve"> PAGEREF _Toc229841671 \h </w:instrText>
+            </w:r>
+            <w:r>
+              <w:rPr>
+                <w:noProof/>
+              </w:rPr>
+            </w:r>
+            <w:r>
+              <w:rPr>
+                <w:noProof/>
+              </w:rPr>
               <w:fldChar w:fldCharType="separate"/>
+            </w:r>
+            <w:r>
+              <w:rPr>
+                <w:noProof/>
+              </w:rPr>
               <w:t>11</w:t>
+            </w:r>
+            <w:r>
+              <w:rPr>
+                <w:noProof/>
+              </w:rPr>
               <w:fldChar w:fldCharType="end"/>
             </w:r>
           </w:hyperlink>
@@ -1261,10 +2188,40 @@
                 <w:noProof/>
               </w:rPr>
               <w:tab/>
+            </w:r>
+            <w:r>
+              <w:rPr>
+                <w:noProof/>
+              </w:rPr>
               <w:fldChar w:fldCharType="begin"/>
+            </w:r>
+            <w:r>
+              <w:rPr>
+                <w:noProof/>
+              </w:rPr>
               <w:instrText xml:space="preserve"> PAGEREF _Toc229841672 \h </w:instrText>
+            </w:r>
+            <w:r>
+              <w:rPr>
+                <w:noProof/>
+              </w:rPr>
+            </w:r>
+            <w:r>
+              <w:rPr>
+                <w:noProof/>
+              </w:rPr>
               <w:fldChar w:fldCharType="separate"/>
+            </w:r>
+            <w:r>
+              <w:rPr>
+                <w:noProof/>
+              </w:rPr>
               <w:t>11</w:t>
+            </w:r>
+            <w:r>
+              <w:rPr>
+                <w:noProof/>
+              </w:rPr>
               <w:fldChar w:fldCharType="end"/>
             </w:r>
           </w:hyperlink>
@@ -1297,10 +2254,40 @@
                 <w:noProof/>
               </w:rPr>
               <w:tab/>
+            </w:r>
+            <w:r>
+              <w:rPr>
+                <w:noProof/>
+              </w:rPr>
               <w:fldChar w:fldCharType="begin"/>
+            </w:r>
+            <w:r>
+              <w:rPr>
+                <w:noProof/>
+              </w:rPr>
               <w:instrText xml:space="preserve"> PAGEREF _Toc229841673 \h </w:instrText>
+            </w:r>
+            <w:r>
+              <w:rPr>
+                <w:noProof/>
+              </w:rPr>
+            </w:r>
+            <w:r>
+              <w:rPr>
+                <w:noProof/>
+              </w:rPr>
               <w:fldChar w:fldCharType="separate"/>
+            </w:r>
+            <w:r>
+              <w:rPr>
+                <w:noProof/>
+              </w:rPr>
               <w:t>11</w:t>
+            </w:r>
+            <w:r>
+              <w:rPr>
+                <w:noProof/>
+              </w:rPr>
               <w:fldChar w:fldCharType="end"/>
             </w:r>
           </w:hyperlink>
@@ -1333,10 +2320,40 @@
                 <w:noProof/>
               </w:rPr>
               <w:tab/>
+            </w:r>
+            <w:r>
+              <w:rPr>
+                <w:noProof/>
+              </w:rPr>
               <w:fldChar w:fldCharType="begin"/>
+            </w:r>
+            <w:r>
+              <w:rPr>
+                <w:noProof/>
+              </w:rPr>
               <w:instrText xml:space="preserve"> PAGEREF _Toc229841674 \h </w:instrText>
+            </w:r>
+            <w:r>
+              <w:rPr>
+                <w:noProof/>
+              </w:rPr>
+            </w:r>
+            <w:r>
+              <w:rPr>
+                <w:noProof/>
+              </w:rPr>
               <w:fldChar w:fldCharType="separate"/>
+            </w:r>
+            <w:r>
+              <w:rPr>
+                <w:noProof/>
+              </w:rPr>
               <w:t>12</w:t>
+            </w:r>
+            <w:r>
+              <w:rPr>
+                <w:noProof/>
+              </w:rPr>
               <w:fldChar w:fldCharType="end"/>
             </w:r>
           </w:hyperlink>
@@ -1369,7 +2386,15 @@
         <w:spacing w:after="160"/>
       </w:pPr>
       <w:r>
-        <w:t>The POTBot is an automated underwater camera and environmental monitoring system designed for use in crustacean fisheries research. It is deployed inside lobster pots (fishing traps) to record video footage of pot contents, log water temperature, and capture GPS coordinates upon retrieval.</w:t>
+        <w:t xml:space="preserve">The </w:t>
+      </w:r>
+      <w:proofErr w:type="spellStart"/>
+      <w:r>
+        <w:t>POTBot</w:t>
+      </w:r>
+      <w:proofErr w:type="spellEnd"/>
+      <w:r>
+        <w:t xml:space="preserve"> is an automated underwater camera and environmental monitoring system designed for use in crustacean fisheries research. It is deployed inside lobster pots (fishing traps) to record video footage of pot contents, log water temperature, and capture GPS coordinates upon retrieval.</w:t>
       </w:r>
     </w:p>
     <w:p>
@@ -1384,8 +2409,21 @@
       <w:pPr>
         <w:spacing w:after="160"/>
       </w:pPr>
-      <w:r>
-        <w:t>This manual covers software installation, firmware configuration, field deployment, data retrieval, and camera setup. It applies to POTBot firmware version 10 (PB_CodeV10).</w:t>
+      <w:proofErr w:type="gramStart"/>
+      <w:r>
+        <w:t>This manual covers</w:t>
+      </w:r>
+      <w:proofErr w:type="gramEnd"/>
+      <w:r>
+        <w:t xml:space="preserve"> software installation, firmware configuration, field deployment, data retrieval, and camera setup. It applies to </w:t>
+      </w:r>
+      <w:proofErr w:type="spellStart"/>
+      <w:r>
+        <w:t>POTBot</w:t>
+      </w:r>
+      <w:proofErr w:type="spellEnd"/>
+      <w:r>
+        <w:t xml:space="preserve"> firmware version 10 (PB_CodeV10).</w:t>
       </w:r>
     </w:p>
     <w:p>
@@ -1548,7 +2586,23 @@
                 <w:sz w:val="20"/>
                 <w:szCs w:val="20"/>
               </w:rPr>
-              <w:t>Adafruit ItsyBitsy M0 Express</w:t>
+              <w:t xml:space="preserve">Adafruit </w:t>
+            </w:r>
+            <w:proofErr w:type="spellStart"/>
+            <w:r>
+              <w:rPr>
+                <w:sz w:val="20"/>
+                <w:szCs w:val="20"/>
+              </w:rPr>
+              <w:t>ItsyBitsy</w:t>
+            </w:r>
+            <w:proofErr w:type="spellEnd"/>
+            <w:r>
+              <w:rPr>
+                <w:sz w:val="20"/>
+                <w:szCs w:val="20"/>
+              </w:rPr>
+              <w:t xml:space="preserve"> M0 Express</w:t>
             </w:r>
           </w:p>
         </w:tc>
@@ -1608,8 +2662,17 @@
                 <w:sz w:val="20"/>
                 <w:szCs w:val="20"/>
               </w:rPr>
-              <w:t>Mobius ActionCam</w:t>
-            </w:r>
+              <w:t xml:space="preserve">Mobius </w:t>
+            </w:r>
+            <w:proofErr w:type="spellStart"/>
+            <w:r>
+              <w:rPr>
+                <w:sz w:val="20"/>
+                <w:szCs w:val="20"/>
+              </w:rPr>
+              <w:t>ActionCam</w:t>
+            </w:r>
+            <w:proofErr w:type="spellEnd"/>
           </w:p>
         </w:tc>
       </w:tr>
@@ -1788,7 +2851,23 @@
                 <w:sz w:val="20"/>
                 <w:szCs w:val="20"/>
               </w:rPr>
-              <w:t>Dallas DS18B20 (OneWire, pin A1)</w:t>
+              <w:t>Dallas DS18B20 (</w:t>
+            </w:r>
+            <w:proofErr w:type="spellStart"/>
+            <w:r>
+              <w:rPr>
+                <w:sz w:val="20"/>
+                <w:szCs w:val="20"/>
+              </w:rPr>
+              <w:t>OneWire</w:t>
+            </w:r>
+            <w:proofErr w:type="spellEnd"/>
+            <w:r>
+              <w:rPr>
+                <w:sz w:val="20"/>
+                <w:szCs w:val="20"/>
+              </w:rPr>
+              <w:t>, pin A1)</w:t>
             </w:r>
           </w:p>
         </w:tc>
@@ -1908,7 +2987,39 @@
                 <w:sz w:val="20"/>
                 <w:szCs w:val="20"/>
               </w:rPr>
-              <w:t>Adafruit DotStar (single NeoPixel)</w:t>
+              <w:t xml:space="preserve">Adafruit </w:t>
+            </w:r>
+            <w:proofErr w:type="spellStart"/>
+            <w:r>
+              <w:rPr>
+                <w:sz w:val="20"/>
+                <w:szCs w:val="20"/>
+              </w:rPr>
+              <w:t>DotStar</w:t>
+            </w:r>
+            <w:proofErr w:type="spellEnd"/>
+            <w:r>
+              <w:rPr>
+                <w:sz w:val="20"/>
+                <w:szCs w:val="20"/>
+              </w:rPr>
+              <w:t xml:space="preserve"> (single </w:t>
+            </w:r>
+            <w:proofErr w:type="spellStart"/>
+            <w:r>
+              <w:rPr>
+                <w:sz w:val="20"/>
+                <w:szCs w:val="20"/>
+              </w:rPr>
+              <w:t>NeoPixel</w:t>
+            </w:r>
+            <w:proofErr w:type="spellEnd"/>
+            <w:r>
+              <w:rPr>
+                <w:sz w:val="20"/>
+                <w:szCs w:val="20"/>
+              </w:rPr>
+              <w:t>)</w:t>
             </w:r>
           </w:p>
         </w:tc>
@@ -1968,7 +3079,23 @@
                 <w:sz w:val="20"/>
                 <w:szCs w:val="20"/>
               </w:rPr>
-              <w:t>Conductivity-based (analog read with digital excitation)</w:t>
+              <w:t>Conductivity-based (</w:t>
+            </w:r>
+            <w:proofErr w:type="spellStart"/>
+            <w:r>
+              <w:rPr>
+                <w:sz w:val="20"/>
+                <w:szCs w:val="20"/>
+              </w:rPr>
+              <w:t>analog</w:t>
+            </w:r>
+            <w:proofErr w:type="spellEnd"/>
+            <w:r>
+              <w:rPr>
+                <w:sz w:val="20"/>
+                <w:szCs w:val="20"/>
+              </w:rPr>
+              <w:t xml:space="preserve"> read with digital excitation)</w:t>
             </w:r>
           </w:p>
         </w:tc>
@@ -1994,7 +3121,15 @@
         <w:spacing w:after="160"/>
       </w:pPr>
       <w:r>
-        <w:t>The rear panel of each POTBot unit provides three connections, from left to right:</w:t>
+        <w:t xml:space="preserve">The rear panel of each </w:t>
+      </w:r>
+      <w:proofErr w:type="spellStart"/>
+      <w:r>
+        <w:t>POTBot</w:t>
+      </w:r>
+      <w:proofErr w:type="spellEnd"/>
+      <w:r>
+        <w:t xml:space="preserve"> unit provides three connections, from left to right:</w:t>
       </w:r>
     </w:p>
     <w:p>
@@ -2007,7 +3142,15 @@
         <w:spacing w:after="100"/>
       </w:pPr>
       <w:r>
-        <w:t>Micro-USB for the ItsyBitsy M0 microcontroller (firmware upload and serial data access).</w:t>
+        <w:t xml:space="preserve">Micro-USB for the </w:t>
+      </w:r>
+      <w:proofErr w:type="spellStart"/>
+      <w:r>
+        <w:t>ItsyBitsy</w:t>
+      </w:r>
+      <w:proofErr w:type="spellEnd"/>
+      <w:r>
+        <w:t xml:space="preserve"> M0 microcontroller (firmware upload and serial data access).</w:t>
       </w:r>
     </w:p>
     <w:p>
@@ -2051,7 +3194,15 @@
         <w:spacing w:after="160"/>
       </w:pPr>
       <w:r>
-        <w:t>The diagram below illustrates the POTBot’s state machine. On power-up, the unit searches for GPS satellites to initialise the module. Once a lock is obtained, it enters a sleep/wake cycle monitoring the wet switch. Detection of water triggers video recording, followed by periodic temperature logging. When retrieved (dry), the GPS activates to record the retrieval position.</w:t>
+        <w:t xml:space="preserve">The diagram below illustrates the </w:t>
+      </w:r>
+      <w:proofErr w:type="spellStart"/>
+      <w:r>
+        <w:t>POTBot’s</w:t>
+      </w:r>
+      <w:proofErr w:type="spellEnd"/>
+      <w:r>
+        <w:t xml:space="preserve"> state machine. On power-up, the unit searches for GPS satellites to initialise the module. Once a lock is obtained, it enters a sleep/wake cycle monitoring the wet switch. Detection of water triggers video recording, followed by periodic temperature logging. When retrieved (dry), the GPS activates to record the retrieval position.</w:t>
       </w:r>
     </w:p>
     <w:p>
@@ -2117,7 +3268,29 @@
           <w:sz w:val="18"/>
           <w:szCs w:val="18"/>
         </w:rPr>
-        <w:t>Figure 1. POTBot operational state diagram.</w:t>
+        <w:t xml:space="preserve">Figure 1. </w:t>
+      </w:r>
+      <w:proofErr w:type="spellStart"/>
+      <w:r>
+        <w:rPr>
+          <w:i/>
+          <w:iCs/>
+          <w:color w:val="666666"/>
+          <w:sz w:val="18"/>
+          <w:szCs w:val="18"/>
+        </w:rPr>
+        <w:t>POTBot</w:t>
+      </w:r>
+      <w:proofErr w:type="spellEnd"/>
+      <w:r>
+        <w:rPr>
+          <w:i/>
+          <w:iCs/>
+          <w:color w:val="666666"/>
+          <w:sz w:val="18"/>
+          <w:szCs w:val="18"/>
+        </w:rPr>
+        <w:t xml:space="preserve"> operational state diagram.</w:t>
       </w:r>
     </w:p>
     <w:p>
@@ -2135,7 +3308,15 @@
         <w:spacing w:after="160"/>
       </w:pPr>
       <w:r>
-        <w:t>The onboard DotStar LED provides visual feedback on the unit’s current state:</w:t>
+        <w:t xml:space="preserve">The onboard </w:t>
+      </w:r>
+      <w:proofErr w:type="spellStart"/>
+      <w:r>
+        <w:t>DotStar</w:t>
+      </w:r>
+      <w:proofErr w:type="spellEnd"/>
+      <w:r>
+        <w:t xml:space="preserve"> LED provides visual feedback on the unit’s current state:</w:t>
       </w:r>
     </w:p>
     <w:tbl>
@@ -2565,6 +3746,28 @@
         <w:spacing w:after="100"/>
       </w:pPr>
       <w:r>
+        <w:t xml:space="preserve">Download the firmware from GitHub. Navigate to </w:t>
+      </w:r>
+      <w:r>
+        <w:rPr>
+          <w:b/>
+        </w:rPr>
+        <w:t>https://github.com/sdelestang/POTBot</w:t>
+      </w:r>
+      <w:r>
+        <w:t xml:space="preserve"> and click the green “Code” button, then select “Download ZIP”. Save and extract the ZIP file to a convenient location on your computer (e.g. C:\POTBot).</w:t>
+      </w:r>
+    </w:p>
+    <w:p>
+      <w:pPr>
+        <w:pStyle w:val="ListParagraph"/>
+        <w:numPr>
+          <w:ilvl w:val="0"/>
+          <w:numId w:val="3"/>
+        </w:numPr>
+        <w:spacing w:after="100"/>
+      </w:pPr>
+      <w:r>
         <w:t>Download and install Arduino IDE from https://www.arduino.cc/en/software.</w:t>
       </w:r>
     </w:p>
@@ -2657,7 +3860,23 @@
         <w:spacing w:after="100"/>
       </w:pPr>
       <w:r>
-        <w:t>Restart the IDE. Under Tools → Board → Adafruit SAMD, select “Adafruit ItsyBitsy M0” (may appear as “ItsyBitsy M0 Express” depending on the package version).</w:t>
+        <w:t xml:space="preserve">Restart the IDE. Under Tools → Board → Adafruit SAMD, select “Adafruit </w:t>
+      </w:r>
+      <w:proofErr w:type="spellStart"/>
+      <w:r>
+        <w:t>ItsyBitsy</w:t>
+      </w:r>
+      <w:proofErr w:type="spellEnd"/>
+      <w:r>
+        <w:t xml:space="preserve"> M0” (may appear as “</w:t>
+      </w:r>
+      <w:proofErr w:type="spellStart"/>
+      <w:r>
+        <w:t>ItsyBitsy</w:t>
+      </w:r>
+      <w:proofErr w:type="spellEnd"/>
+      <w:r>
+        <w:t xml:space="preserve"> M0 Express” depending on the package version).</w:t>
       </w:r>
     </w:p>
     <w:p>
@@ -2687,9 +3906,11 @@
         </w:numPr>
         <w:spacing w:after="100"/>
       </w:pPr>
+      <w:proofErr w:type="spellStart"/>
       <w:r>
         <w:t>OneWire</w:t>
       </w:r>
+      <w:proofErr w:type="spellEnd"/>
     </w:p>
     <w:p>
       <w:pPr>
@@ -2700,9 +3921,11 @@
         </w:numPr>
         <w:spacing w:after="100"/>
       </w:pPr>
+      <w:proofErr w:type="spellStart"/>
       <w:r>
         <w:t>DallasTemperature</w:t>
       </w:r>
+      <w:proofErr w:type="spellEnd"/>
     </w:p>
     <w:p>
       <w:pPr>
@@ -2714,8 +3937,13 @@
         <w:spacing w:after="100"/>
       </w:pPr>
       <w:r>
-        <w:t>Adafruit SleepyDog</w:t>
-      </w:r>
+        <w:t xml:space="preserve">Adafruit </w:t>
+      </w:r>
+      <w:proofErr w:type="spellStart"/>
+      <w:r>
+        <w:t>SleepyDog</w:t>
+      </w:r>
+      <w:proofErr w:type="spellEnd"/>
     </w:p>
     <w:p>
       <w:pPr>
@@ -2727,7 +3955,31 @@
         <w:spacing w:after="100"/>
       </w:pPr>
       <w:r>
-        <w:t>Adafruit SPIFlash (and its dependencies: SdFat – Adafruit Fork, Adafruit NeoPixel)</w:t>
+        <w:t xml:space="preserve">Adafruit </w:t>
+      </w:r>
+      <w:proofErr w:type="spellStart"/>
+      <w:r>
+        <w:t>SPIFlash</w:t>
+      </w:r>
+      <w:proofErr w:type="spellEnd"/>
+      <w:r>
+        <w:t xml:space="preserve"> (and its dependencies: </w:t>
+      </w:r>
+      <w:proofErr w:type="spellStart"/>
+      <w:r>
+        <w:t>SdFat</w:t>
+      </w:r>
+      <w:proofErr w:type="spellEnd"/>
+      <w:r>
+        <w:t xml:space="preserve"> – Adafruit Fork, Adafruit </w:t>
+      </w:r>
+      <w:proofErr w:type="spellStart"/>
+      <w:r>
+        <w:t>NeoPixel</w:t>
+      </w:r>
+      <w:proofErr w:type="spellEnd"/>
+      <w:r>
+        <w:t>)</w:t>
       </w:r>
     </w:p>
     <w:p>
@@ -2739,8 +3991,21 @@
         </w:numPr>
         <w:spacing w:after="100"/>
       </w:pPr>
-      <w:r>
-        <w:t>TinyGPS++ (or TinyGPS depending on version)</w:t>
+      <w:proofErr w:type="spellStart"/>
+      <w:r>
+        <w:t>TinyGPS</w:t>
+      </w:r>
+      <w:proofErr w:type="spellEnd"/>
+      <w:r>
+        <w:t xml:space="preserve">++ (or </w:t>
+      </w:r>
+      <w:proofErr w:type="spellStart"/>
+      <w:r>
+        <w:t>TinyGPS</w:t>
+      </w:r>
+      <w:proofErr w:type="spellEnd"/>
+      <w:r>
+        <w:t xml:space="preserve"> depending on version)</w:t>
       </w:r>
     </w:p>
     <w:p>
@@ -2753,7 +4018,23 @@
         <w:spacing w:after="100"/>
       </w:pPr>
       <w:r>
-        <w:t>Adafruit DotStar (and its dependency: Adafruit BusIO)</w:t>
+        <w:t xml:space="preserve">Adafruit </w:t>
+      </w:r>
+      <w:proofErr w:type="spellStart"/>
+      <w:r>
+        <w:t>DotStar</w:t>
+      </w:r>
+      <w:proofErr w:type="spellEnd"/>
+      <w:r>
+        <w:t xml:space="preserve"> (and its dependency: Adafruit </w:t>
+      </w:r>
+      <w:proofErr w:type="spellStart"/>
+      <w:r>
+        <w:t>BusIO</w:t>
+      </w:r>
+      <w:proofErr w:type="spellEnd"/>
+      <w:r>
+        <w:t>)</w:t>
       </w:r>
     </w:p>
     <w:p>
@@ -2765,8 +4046,13 @@
         </w:numPr>
         <w:spacing w:after="100"/>
       </w:pPr>
-      <w:r>
-        <w:t>RTClib (required for Version 4 and later)</w:t>
+      <w:proofErr w:type="spellStart"/>
+      <w:r>
+        <w:t>RTClib</w:t>
+      </w:r>
+      <w:proofErr w:type="spellEnd"/>
+      <w:r>
+        <w:t xml:space="preserve"> (required for Version 4 and later)</w:t>
       </w:r>
     </w:p>
     <w:p>
@@ -2786,6 +4072,7 @@
       <w:r>
         <w:t xml:space="preserve">One additional library must be installed manually from a ZIP file: </w:t>
       </w:r>
+      <w:proofErr w:type="spellStart"/>
       <w:r>
         <w:rPr>
           <w:rFonts w:ascii="Consolas" w:eastAsia="Consolas" w:hAnsi="Consolas" w:cs="Consolas"/>
@@ -2794,8 +4081,25 @@
         </w:rPr>
         <w:t>GravityRTC</w:t>
       </w:r>
-      <w:r>
-        <w:t>. This file is located in the Github repository: https://github.com/sdelestang/POTBot/tree/master/docs</w:t>
+      <w:proofErr w:type="spellEnd"/>
+      <w:r>
+        <w:t xml:space="preserve">. This file </w:t>
+      </w:r>
+      <w:proofErr w:type="gramStart"/>
+      <w:r>
+        <w:t>is located in</w:t>
+      </w:r>
+      <w:proofErr w:type="gramEnd"/>
+      <w:r>
+        <w:t xml:space="preserve"> the </w:t>
+      </w:r>
+      <w:proofErr w:type="spellStart"/>
+      <w:r>
+        <w:t>Github</w:t>
+      </w:r>
+      <w:proofErr w:type="spellEnd"/>
+      <w:r>
+        <w:t xml:space="preserve"> repository: https://github.com/sdelestang/POTBot/tree/master/docs</w:t>
       </w:r>
     </w:p>
     <w:p>
@@ -2826,9 +4130,14 @@
       <w:bookmarkStart w:id="11" w:name="_Toc229841653"/>
       <w:r>
         <w:lastRenderedPageBreak/>
-        <w:t>Programming the POTBot</w:t>
+        <w:t xml:space="preserve">Programming the </w:t>
+      </w:r>
+      <w:proofErr w:type="spellStart"/>
+      <w:r>
+        <w:t>POTBot</w:t>
       </w:r>
       <w:bookmarkEnd w:id="11"/>
+      <w:proofErr w:type="spellEnd"/>
     </w:p>
     <w:p>
       <w:pPr>
@@ -2850,17 +4159,53 @@
         <w:spacing w:after="100"/>
       </w:pPr>
       <w:r>
-        <w:t xml:space="preserve">Download the firmware from GitHub. Navigate to </w:t>
+        <w:t xml:space="preserve">Open the firmware sketch. In the extracted </w:t>
+      </w:r>
+      <w:proofErr w:type="spellStart"/>
+      <w:r>
+        <w:t>POTBot</w:t>
+      </w:r>
+      <w:proofErr w:type="spellEnd"/>
+      <w:r>
+        <w:t xml:space="preserve"> folder, navigate to </w:t>
       </w:r>
       <w:r>
         <w:rPr>
           <w:b/>
         </w:rPr>
-        <w:t>https://github.com/sdelestang/POTBot</w:t>
-      </w:r>
-      <w:r>
-        <w:t xml:space="preserve"> and click the green “Code” button, then select “Download ZIP”. Save and extract the ZIP file to a convenient location on your computer (e.g. C:\POTBot).</w:t>
-      </w:r>
+        <w:t>Version10\PB_CodeV10\PB_CodeV10.ino</w:t>
+      </w:r>
+      <w:r>
+        <w:t xml:space="preserve"> and double-click to open it in Arduino IDE. </w:t>
+      </w:r>
+      <w:r>
+        <w:rPr>
+          <w:i/>
+        </w:rPr>
+        <w:t>Important: Arduino requires that the .</w:t>
+      </w:r>
+      <w:proofErr w:type="spellStart"/>
+      <w:r>
+        <w:rPr>
+          <w:i/>
+        </w:rPr>
+        <w:t>ino</w:t>
+      </w:r>
+      <w:proofErr w:type="spellEnd"/>
+      <w:r>
+        <w:rPr>
+          <w:i/>
+        </w:rPr>
+        <w:t xml:space="preserve"> file resides in a folder with the same name as the sketch. Do not move PB_CodeV10.ino out of its PB_CodeV10 folder, or the IDE will refuse to compile it. If you need to relocate the file, copy the entire PB_CodeV10 </w:t>
+      </w:r>
+      <w:proofErr w:type="spellStart"/>
+      <w:r>
+        <w:rPr>
+          <w:i/>
+        </w:rPr>
+        <w:t>folder</w:t>
+      </w:r>
+      <w:proofErr w:type="spellEnd"/>
     </w:p>
     <w:p>
       <w:pPr>
@@ -2872,22 +4217,15 @@
         <w:spacing w:after="100"/>
       </w:pPr>
       <w:r>
-        <w:t xml:space="preserve">Open the firmware sketch. In the extracted folder, navigate to </w:t>
-      </w:r>
-      <w:r>
-        <w:rPr>
-          <w:b/>
-        </w:rPr>
-        <w:t>Version10\PB_CodeV10\PB_CodeV10.ino</w:t>
-      </w:r>
-      <w:r>
-        <w:t xml:space="preserve"> and double-click to open it in Arduino IDE. </w:t>
-      </w:r>
-      <w:r>
-        <w:rPr>
-          <w:i/>
-        </w:rPr>
-        <w:t>Important: Arduino requires that the .ino file resides in a folder with the same name as the sketch. Do not move PB_CodeV10.ino out of its PB_CodeV10 folder, or the IDE will refuse to compile it. If you need to relocate the file, copy the entire PB_CodeV10 folder.</w:t>
+        <w:t xml:space="preserve">Disconnect the battery from the </w:t>
+      </w:r>
+      <w:proofErr w:type="spellStart"/>
+      <w:r>
+        <w:t>POTBot</w:t>
+      </w:r>
+      <w:proofErr w:type="spellEnd"/>
+      <w:r>
+        <w:t>.</w:t>
       </w:r>
     </w:p>
     <w:p>
@@ -2900,7 +4238,23 @@
         <w:spacing w:after="100"/>
       </w:pPr>
       <w:r>
-        <w:t>Disconnect the battery from the POTBot.</w:t>
+        <w:t xml:space="preserve">Connect the </w:t>
+      </w:r>
+      <w:proofErr w:type="spellStart"/>
+      <w:r>
+        <w:t>POTBot</w:t>
+      </w:r>
+      <w:proofErr w:type="spellEnd"/>
+      <w:r>
+        <w:t xml:space="preserve"> to the computer using a micro-USB cable plugged into the left-hand port (</w:t>
+      </w:r>
+      <w:proofErr w:type="spellStart"/>
+      <w:r>
+        <w:t>ItsyBitsy</w:t>
+      </w:r>
+      <w:proofErr w:type="spellEnd"/>
+      <w:r>
+        <w:t xml:space="preserve"> board).</w:t>
       </w:r>
     </w:p>
     <w:p>
@@ -2913,7 +4267,15 @@
         <w:spacing w:after="100"/>
       </w:pPr>
       <w:r>
-        <w:t>Connect the POTBot to the computer using a micro-USB cable plugged into the left-hand port (ItsyBitsy board).</w:t>
+        <w:t xml:space="preserve">Under Tools → Port, select the port with the suffix “(Adafruit </w:t>
+      </w:r>
+      <w:proofErr w:type="spellStart"/>
+      <w:r>
+        <w:t>ItsyBitsy</w:t>
+      </w:r>
+      <w:proofErr w:type="spellEnd"/>
+      <w:r>
+        <w:t xml:space="preserve"> M0)”.</w:t>
       </w:r>
     </w:p>
     <w:p>
@@ -2926,7 +4288,15 @@
         <w:spacing w:after="100"/>
       </w:pPr>
       <w:r>
-        <w:t>Under Tools → Port, select the port with the suffix “(Adafruit ItsyBitsy M0)”.</w:t>
+        <w:t xml:space="preserve">Verify that Tools → Board is set to “Adafruit </w:t>
+      </w:r>
+      <w:proofErr w:type="spellStart"/>
+      <w:r>
+        <w:t>ItsyBitsy</w:t>
+      </w:r>
+      <w:proofErr w:type="spellEnd"/>
+      <w:r>
+        <w:t xml:space="preserve"> M0”.</w:t>
       </w:r>
     </w:p>
     <w:p>
@@ -2939,7 +4309,7 @@
         <w:spacing w:after="100"/>
       </w:pPr>
       <w:r>
-        <w:t>Verify that Tools → Board is set to “Adafruit ItsyBitsy M0”.</w:t>
+        <w:t>Click the Upload button (right-arrow icon, top-left). The IDE will compile and then upload the firmware. Progress is shown in the status bar.</w:t>
       </w:r>
     </w:p>
     <w:p>
@@ -2952,20 +4322,15 @@
         <w:spacing w:after="100"/>
       </w:pPr>
       <w:r>
-        <w:t>Click the Upload button (right-arrow icon, top-left). The IDE will compile and then upload the firmware. Progress is shown in the status bar.</w:t>
-      </w:r>
-    </w:p>
-    <w:p>
-      <w:pPr>
-        <w:pStyle w:val="ListParagraph"/>
-        <w:numPr>
-          <w:ilvl w:val="0"/>
-          <w:numId w:val="6"/>
-        </w:numPr>
-        <w:spacing w:after="100"/>
-      </w:pPr>
-      <w:r>
-        <w:t>On successful upload, open the Serial Monitor (magnifying glass icon, top-right) to verify the POTBot reports its firmware version and RTC time.</w:t>
+        <w:t xml:space="preserve">On successful upload, open the Serial Monitor (magnifying glass icon, top-right) to verify the </w:t>
+      </w:r>
+      <w:proofErr w:type="spellStart"/>
+      <w:r>
+        <w:t>POTBot</w:t>
+      </w:r>
+      <w:proofErr w:type="spellEnd"/>
+      <w:r>
+        <w:t xml:space="preserve"> reports its firmware version and RTC time.</w:t>
       </w:r>
     </w:p>
     <w:p>
@@ -3013,14 +4378,36 @@
         <w:spacing w:before="80" w:after="80"/>
         <w:ind w:left="360"/>
       </w:pPr>
+      <w:proofErr w:type="spellStart"/>
+      <w:proofErr w:type="gramStart"/>
       <w:r>
         <w:rPr>
           <w:rFonts w:ascii="Consolas" w:eastAsia="Consolas" w:hAnsi="Consolas" w:cs="Consolas"/>
           <w:sz w:val="18"/>
           <w:szCs w:val="18"/>
         </w:rPr>
-        <w:t>rtc.adjustRtc(F(__DATE__), F(__TIME__));</w:t>
-      </w:r>
+        <w:t>rtc.adjustRtc</w:t>
+      </w:r>
+      <w:proofErr w:type="spellEnd"/>
+      <w:proofErr w:type="gramEnd"/>
+      <w:r>
+        <w:rPr>
+          <w:rFonts w:ascii="Consolas" w:eastAsia="Consolas" w:hAnsi="Consolas" w:cs="Consolas"/>
+          <w:sz w:val="18"/>
+          <w:szCs w:val="18"/>
+        </w:rPr>
+        <w:t>(F(__DATE__), F(__TIME__)</w:t>
+      </w:r>
+      <w:proofErr w:type="gramStart"/>
+      <w:r>
+        <w:rPr>
+          <w:rFonts w:ascii="Consolas" w:eastAsia="Consolas" w:hAnsi="Consolas" w:cs="Consolas"/>
+          <w:sz w:val="18"/>
+          <w:szCs w:val="18"/>
+        </w:rPr>
+        <w:t>);</w:t>
+      </w:r>
+      <w:proofErr w:type="gramEnd"/>
     </w:p>
     <w:p>
       <w:pPr>
@@ -3060,8 +4447,38 @@
           <w:sz w:val="18"/>
           <w:szCs w:val="18"/>
         </w:rPr>
-        <w:t>//rtc.adjustRtc(F(__DATE__), F(__TIME__));</w:t>
-      </w:r>
+        <w:t>//</w:t>
+      </w:r>
+      <w:proofErr w:type="spellStart"/>
+      <w:proofErr w:type="gramStart"/>
+      <w:r>
+        <w:rPr>
+          <w:rFonts w:ascii="Consolas" w:eastAsia="Consolas" w:hAnsi="Consolas" w:cs="Consolas"/>
+          <w:sz w:val="18"/>
+          <w:szCs w:val="18"/>
+        </w:rPr>
+        <w:t>rtc.adjustRtc</w:t>
+      </w:r>
+      <w:proofErr w:type="spellEnd"/>
+      <w:proofErr w:type="gramEnd"/>
+      <w:r>
+        <w:rPr>
+          <w:rFonts w:ascii="Consolas" w:eastAsia="Consolas" w:hAnsi="Consolas" w:cs="Consolas"/>
+          <w:sz w:val="18"/>
+          <w:szCs w:val="18"/>
+        </w:rPr>
+        <w:t>(F(__DATE__), F(__TIME__)</w:t>
+      </w:r>
+      <w:proofErr w:type="gramStart"/>
+      <w:r>
+        <w:rPr>
+          <w:rFonts w:ascii="Consolas" w:eastAsia="Consolas" w:hAnsi="Consolas" w:cs="Consolas"/>
+          <w:sz w:val="18"/>
+          <w:szCs w:val="18"/>
+        </w:rPr>
+        <w:t>);</w:t>
+      </w:r>
+      <w:proofErr w:type="gramEnd"/>
     </w:p>
     <w:p>
       <w:pPr>
@@ -3103,7 +4520,27 @@
           <w:sz w:val="20"/>
           <w:szCs w:val="20"/>
         </w:rPr>
-        <w:t>If you forget to re-comment the line, the RTC will reset to the compile time every time the POTBot restarts.</w:t>
+        <w:t xml:space="preserve">If you forget to re-comment the line, the RTC will reset to the compile time every time the </w:t>
+      </w:r>
+      <w:proofErr w:type="spellStart"/>
+      <w:r>
+        <w:rPr>
+          <w:i/>
+          <w:iCs/>
+          <w:sz w:val="20"/>
+          <w:szCs w:val="20"/>
+        </w:rPr>
+        <w:t>POTBot</w:t>
+      </w:r>
+      <w:proofErr w:type="spellEnd"/>
+      <w:r>
+        <w:rPr>
+          <w:i/>
+          <w:iCs/>
+          <w:sz w:val="20"/>
+          <w:szCs w:val="20"/>
+        </w:rPr>
+        <w:t xml:space="preserve"> restarts.</w:t>
       </w:r>
     </w:p>
     <w:p>
@@ -3293,6 +4730,7 @@
             <w:vAlign w:val="center"/>
           </w:tcPr>
           <w:p>
+            <w:proofErr w:type="spellStart"/>
             <w:r>
               <w:rPr>
                 <w:rFonts w:ascii="Consolas" w:eastAsia="Consolas" w:hAnsi="Consolas" w:cs="Consolas"/>
@@ -3301,6 +4739,7 @@
               </w:rPr>
               <w:t>VidTime</w:t>
             </w:r>
+            <w:proofErr w:type="spellEnd"/>
           </w:p>
         </w:tc>
         <w:tc>
@@ -3408,6 +4847,7 @@
             <w:vAlign w:val="center"/>
           </w:tcPr>
           <w:p>
+            <w:proofErr w:type="spellStart"/>
             <w:r>
               <w:rPr>
                 <w:rFonts w:ascii="Consolas" w:eastAsia="Consolas" w:hAnsi="Consolas" w:cs="Consolas"/>
@@ -3416,6 +4856,7 @@
               </w:rPr>
               <w:t>GPSTime</w:t>
             </w:r>
+            <w:proofErr w:type="spellEnd"/>
           </w:p>
         </w:tc>
         <w:tc>
@@ -3644,6 +5085,7 @@
                 <w:sz w:val="20"/>
                 <w:szCs w:val="20"/>
               </w:rPr>
+              <w:lastRenderedPageBreak/>
               <w:t>Dusk</w:t>
             </w:r>
           </w:p>
@@ -3744,7 +5186,6 @@
         <w:spacing w:after="160"/>
       </w:pPr>
       <w:r>
-        <w:lastRenderedPageBreak/>
         <w:t>Ensure each line ends with a semicolon after changing a value.</w:t>
       </w:r>
     </w:p>
@@ -3872,7 +5313,15 @@
         <w:spacing w:after="100"/>
       </w:pPr>
       <w:r>
-        <w:t>The POTBot will power on and display the battery status LED (green = good, red = low).</w:t>
+        <w:t xml:space="preserve">The </w:t>
+      </w:r>
+      <w:proofErr w:type="spellStart"/>
+      <w:r>
+        <w:t>POTBot</w:t>
+      </w:r>
+      <w:proofErr w:type="spellEnd"/>
+      <w:r>
+        <w:t xml:space="preserve"> will power on and display the battery status LED (green = good, red = low).</w:t>
       </w:r>
     </w:p>
     <w:p>
@@ -3898,7 +5347,15 @@
         <w:spacing w:after="100"/>
       </w:pPr>
       <w:r>
-        <w:t>Place the POTBot into the lobster pot. When the wet switch detects immersion, the camera will begin recording for the configured video duration.</w:t>
+        <w:t xml:space="preserve">Place the </w:t>
+      </w:r>
+      <w:proofErr w:type="spellStart"/>
+      <w:r>
+        <w:t>POTBot</w:t>
+      </w:r>
+      <w:proofErr w:type="spellEnd"/>
+      <w:r>
+        <w:t xml:space="preserve"> into the lobster pot. When the wet switch detects immersion, the camera will begin recording for the configured video duration.</w:t>
       </w:r>
     </w:p>
     <w:p>
@@ -3916,7 +5373,15 @@
         <w:spacing w:after="160"/>
       </w:pPr>
       <w:r>
-        <w:t>Once deployed, the POTBot operates autonomously through the following cycle:</w:t>
+        <w:t xml:space="preserve">Once deployed, the </w:t>
+      </w:r>
+      <w:proofErr w:type="spellStart"/>
+      <w:r>
+        <w:t>POTBot</w:t>
+      </w:r>
+      <w:proofErr w:type="spellEnd"/>
+      <w:r>
+        <w:t xml:space="preserve"> operates autonomously through the following cycle:</w:t>
       </w:r>
     </w:p>
     <w:p>
@@ -4125,7 +5590,15 @@
         <w:spacing w:after="100"/>
       </w:pPr>
       <w:r>
-        <w:t>Connect a micro-USB cable to the left-hand port on the rear panel (ItsyBitsy).</w:t>
+        <w:t>Connect a micro-USB cable to the left-hand port on the rear panel (</w:t>
+      </w:r>
+      <w:proofErr w:type="spellStart"/>
+      <w:r>
+        <w:t>ItsyBitsy</w:t>
+      </w:r>
+      <w:proofErr w:type="spellEnd"/>
+      <w:r>
+        <w:t>).</w:t>
       </w:r>
     </w:p>
     <w:p>
@@ -4151,7 +5624,15 @@
         <w:spacing w:after="100"/>
       </w:pPr>
       <w:r>
-        <w:t>The POTBot will display its firmware version, RTC date/time, and begin monitoring the wet switch.</w:t>
+        <w:t xml:space="preserve">The </w:t>
+      </w:r>
+      <w:proofErr w:type="spellStart"/>
+      <w:r>
+        <w:t>POTBot</w:t>
+      </w:r>
+      <w:proofErr w:type="spellEnd"/>
+      <w:r>
+        <w:t xml:space="preserve"> will display its firmware version, RTC date/time, and begin monitoring the wet switch.</w:t>
       </w:r>
     </w:p>
     <w:p>
@@ -4188,7 +5669,15 @@
         <w:spacing w:after="100"/>
       </w:pPr>
       <w:r>
-        <w:t>Select and copy all output text. Paste it into a Microsoft Word document, include the skipper name, location, and date in the title, and save to the Teams folder alongside the video files.</w:t>
+        <w:t xml:space="preserve">Select and copy all output text. Paste it into a Microsoft Word document, include the </w:t>
+      </w:r>
+      <w:proofErr w:type="gramStart"/>
+      <w:r>
+        <w:t>skipper</w:t>
+      </w:r>
+      <w:proofErr w:type="gramEnd"/>
+      <w:r>
+        <w:t xml:space="preserve"> name, location, and date in the title, and save to the Teams folder alongside the video files.</w:t>
       </w:r>
     </w:p>
     <w:p>
@@ -4390,7 +5879,23 @@
                 <w:sz w:val="20"/>
                 <w:szCs w:val="20"/>
               </w:rPr>
-              <w:t>Stops the POTBot and prints all stored data (GPS positions, deployment times, temperatures) to the Serial Monitor.</w:t>
+              <w:t xml:space="preserve">Stops the </w:t>
+            </w:r>
+            <w:proofErr w:type="spellStart"/>
+            <w:r>
+              <w:rPr>
+                <w:sz w:val="20"/>
+                <w:szCs w:val="20"/>
+              </w:rPr>
+              <w:t>POTBot</w:t>
+            </w:r>
+            <w:proofErr w:type="spellEnd"/>
+            <w:r>
+              <w:rPr>
+                <w:sz w:val="20"/>
+                <w:szCs w:val="20"/>
+              </w:rPr>
+              <w:t xml:space="preserve"> and prints all stored data (GPS positions, deployment times, temperatures) to the Serial Monitor.</w:t>
             </w:r>
           </w:p>
         </w:tc>
@@ -4451,7 +5956,23 @@
                 <w:sz w:val="20"/>
                 <w:szCs w:val="20"/>
               </w:rPr>
-              <w:t>Stops the POTBot and deletes all stored data from the onboard flash memory.</w:t>
+              <w:t xml:space="preserve">Stops the </w:t>
+            </w:r>
+            <w:proofErr w:type="spellStart"/>
+            <w:r>
+              <w:rPr>
+                <w:sz w:val="20"/>
+                <w:szCs w:val="20"/>
+              </w:rPr>
+              <w:t>POTBot</w:t>
+            </w:r>
+            <w:proofErr w:type="spellEnd"/>
+            <w:r>
+              <w:rPr>
+                <w:sz w:val="20"/>
+                <w:szCs w:val="20"/>
+              </w:rPr>
+              <w:t xml:space="preserve"> and deletes all stored data from the onboard flash memory.</w:t>
             </w:r>
           </w:p>
         </w:tc>
@@ -4512,7 +6033,23 @@
                 <w:sz w:val="20"/>
                 <w:szCs w:val="20"/>
               </w:rPr>
-              <w:t>Restarts the POTBot and resumes normal wet-switch monitoring.</w:t>
+              <w:t xml:space="preserve">Restarts the </w:t>
+            </w:r>
+            <w:proofErr w:type="spellStart"/>
+            <w:r>
+              <w:rPr>
+                <w:sz w:val="20"/>
+                <w:szCs w:val="20"/>
+              </w:rPr>
+              <w:t>POTBot</w:t>
+            </w:r>
+            <w:proofErr w:type="spellEnd"/>
+            <w:r>
+              <w:rPr>
+                <w:sz w:val="20"/>
+                <w:szCs w:val="20"/>
+              </w:rPr>
+              <w:t xml:space="preserve"> and resumes normal wet-switch monitoring.</w:t>
             </w:r>
           </w:p>
         </w:tc>
@@ -4548,30 +6085,25 @@
           <w:sz w:val="18"/>
           <w:szCs w:val="18"/>
         </w:rPr>
-        <w:t>Team Lobster / General / PotBot 2023 / Videos</w:t>
-      </w:r>
-    </w:p>
-    <w:p>
-      <w:pPr>
-        <w:spacing w:after="160"/>
-      </w:pPr>
-      <w:r>
-        <w:t>Create a new folder for each deployment using the naming convention:</w:t>
-      </w:r>
-    </w:p>
-    <w:p>
-      <w:pPr>
-        <w:shd w:val="clear" w:color="auto" w:fill="F2F3F4"/>
-        <w:spacing w:before="80" w:after="80"/>
-        <w:ind w:left="360"/>
-      </w:pPr>
+        <w:t xml:space="preserve">Team Lobster / General / </w:t>
+      </w:r>
+      <w:proofErr w:type="spellStart"/>
       <w:r>
         <w:rPr>
           <w:rFonts w:ascii="Consolas" w:eastAsia="Consolas" w:hAnsi="Consolas" w:cs="Consolas"/>
           <w:sz w:val="18"/>
           <w:szCs w:val="18"/>
         </w:rPr>
-        <w:t>[LFB Number]_[DDMMYYYY]_[Camera ID]</w:t>
+        <w:t>PotBot</w:t>
+      </w:r>
+      <w:proofErr w:type="spellEnd"/>
+      <w:r>
+        <w:rPr>
+          <w:rFonts w:ascii="Consolas" w:eastAsia="Consolas" w:hAnsi="Consolas" w:cs="Consolas"/>
+          <w:sz w:val="18"/>
+          <w:szCs w:val="18"/>
+        </w:rPr>
+        <w:t xml:space="preserve"> 2023 / Videos</w:t>
       </w:r>
     </w:p>
     <w:p>
@@ -4579,7 +6111,74 @@
         <w:spacing w:after="160"/>
       </w:pPr>
       <w:r>
-        <w:t xml:space="preserve">For example, POTBot A027 deployed on 12 March 2023 to LFBF020 would be named: </w:t>
+        <w:t>Create a new folder for each deployment using the naming convention:</w:t>
+      </w:r>
+    </w:p>
+    <w:p>
+      <w:pPr>
+        <w:shd w:val="clear" w:color="auto" w:fill="F2F3F4"/>
+        <w:spacing w:before="80" w:after="80"/>
+        <w:ind w:left="360"/>
+      </w:pPr>
+      <w:r>
+        <w:rPr>
+          <w:rFonts w:ascii="Consolas" w:eastAsia="Consolas" w:hAnsi="Consolas" w:cs="Consolas"/>
+          <w:sz w:val="18"/>
+          <w:szCs w:val="18"/>
+        </w:rPr>
+        <w:t xml:space="preserve">[LFB </w:t>
+      </w:r>
+      <w:proofErr w:type="gramStart"/>
+      <w:r>
+        <w:rPr>
+          <w:rFonts w:ascii="Consolas" w:eastAsia="Consolas" w:hAnsi="Consolas" w:cs="Consolas"/>
+          <w:sz w:val="18"/>
+          <w:szCs w:val="18"/>
+        </w:rPr>
+        <w:t>Number]_</w:t>
+      </w:r>
+      <w:proofErr w:type="gramEnd"/>
+      <w:r>
+        <w:rPr>
+          <w:rFonts w:ascii="Consolas" w:eastAsia="Consolas" w:hAnsi="Consolas" w:cs="Consolas"/>
+          <w:sz w:val="18"/>
+          <w:szCs w:val="18"/>
+        </w:rPr>
+        <w:t>[DDMMYYYY]</w:t>
+      </w:r>
+      <w:proofErr w:type="gramStart"/>
+      <w:r>
+        <w:rPr>
+          <w:rFonts w:ascii="Consolas" w:eastAsia="Consolas" w:hAnsi="Consolas" w:cs="Consolas"/>
+          <w:sz w:val="18"/>
+          <w:szCs w:val="18"/>
+        </w:rPr>
+        <w:t>_[</w:t>
+      </w:r>
+      <w:proofErr w:type="gramEnd"/>
+      <w:r>
+        <w:rPr>
+          <w:rFonts w:ascii="Consolas" w:eastAsia="Consolas" w:hAnsi="Consolas" w:cs="Consolas"/>
+          <w:sz w:val="18"/>
+          <w:szCs w:val="18"/>
+        </w:rPr>
+        <w:t>Camera ID]</w:t>
+      </w:r>
+    </w:p>
+    <w:p>
+      <w:pPr>
+        <w:spacing w:after="160"/>
+      </w:pPr>
+      <w:r>
+        <w:t xml:space="preserve">For example, </w:t>
+      </w:r>
+      <w:proofErr w:type="spellStart"/>
+      <w:r>
+        <w:t>POTBot</w:t>
+      </w:r>
+      <w:proofErr w:type="spellEnd"/>
+      <w:r>
+        <w:t xml:space="preserve"> A027 deployed on 12 March 2023 to LFBF020 would be named: </w:t>
       </w:r>
       <w:r>
         <w:rPr>
@@ -4611,7 +6210,23 @@
         <w:spacing w:after="160"/>
       </w:pPr>
       <w:r>
-        <w:t>Each Mobius ActionCam must be configured before its first use with a POTBot. This only needs to be done once per camera unless settings are reset.</w:t>
+        <w:t xml:space="preserve">Each Mobius </w:t>
+      </w:r>
+      <w:proofErr w:type="spellStart"/>
+      <w:r>
+        <w:t>ActionCam</w:t>
+      </w:r>
+      <w:proofErr w:type="spellEnd"/>
+      <w:r>
+        <w:t xml:space="preserve"> must be configured before its first use with a </w:t>
+      </w:r>
+      <w:proofErr w:type="spellStart"/>
+      <w:r>
+        <w:t>POTBot</w:t>
+      </w:r>
+      <w:proofErr w:type="spellEnd"/>
+      <w:r>
+        <w:t>. This only needs to be done once per camera unless settings are reset.</w:t>
       </w:r>
     </w:p>
     <w:p>
@@ -4634,7 +6249,15 @@
         <w:spacing w:after="100"/>
       </w:pPr>
       <w:r>
-        <w:t>Download and install the mSetup software from: https://www.mytempfiles.info/mobius/</w:t>
+        <w:t xml:space="preserve">Download and install the </w:t>
+      </w:r>
+      <w:proofErr w:type="spellStart"/>
+      <w:r>
+        <w:t>mSetup</w:t>
+      </w:r>
+      <w:proofErr w:type="spellEnd"/>
+      <w:r>
+        <w:t xml:space="preserve"> software from: https://www.mytempfiles.info/mobius/</w:t>
       </w:r>
     </w:p>
     <w:p>
@@ -4660,7 +6283,15 @@
         <w:spacing w:after="100"/>
       </w:pPr>
       <w:r>
-        <w:t>Connect the camera via USB. In mSetup, click the camera line at the top of the window (showing “E Capacity = …”).</w:t>
+        <w:t xml:space="preserve">Connect the camera via USB. In </w:t>
+      </w:r>
+      <w:proofErr w:type="spellStart"/>
+      <w:r>
+        <w:t>mSetup</w:t>
+      </w:r>
+      <w:proofErr w:type="spellEnd"/>
+      <w:r>
+        <w:t>, click the camera line at the top of the window (showing “E Capacity = …”).</w:t>
       </w:r>
     </w:p>
     <w:p>
@@ -4673,7 +6304,15 @@
         <w:spacing w:after="100"/>
       </w:pPr>
       <w:r>
-        <w:t>On the first configuration tab, set the file system to match the SD card format. For larger SD cards, verify the file system (it may be exFAT) and select accordingly.</w:t>
+        <w:t xml:space="preserve">On the first configuration tab, set the file system to match the SD card format. For larger SD cards, verify the file system (it may be </w:t>
+      </w:r>
+      <w:proofErr w:type="spellStart"/>
+      <w:r>
+        <w:t>exFAT</w:t>
+      </w:r>
+      <w:proofErr w:type="spellEnd"/>
+      <w:r>
+        <w:t>) and select accordingly.</w:t>
       </w:r>
     </w:p>
     <w:p>
@@ -4686,7 +6325,15 @@
         <w:spacing w:after="100"/>
       </w:pPr>
       <w:r>
-        <w:t>On the Mode 1 tab, configure the recording settings as required for POTBot operation.</w:t>
+        <w:t xml:space="preserve">On the Mode 1 tab, configure the recording settings as required for </w:t>
+      </w:r>
+      <w:proofErr w:type="spellStart"/>
+      <w:r>
+        <w:t>POTBot</w:t>
+      </w:r>
+      <w:proofErr w:type="spellEnd"/>
+      <w:r>
+        <w:t xml:space="preserve"> operation.</w:t>
       </w:r>
     </w:p>
     <w:p>
@@ -4729,7 +6376,27 @@
           <w:sz w:val="20"/>
           <w:szCs w:val="20"/>
         </w:rPr>
-        <w:t>When configuring multiple cameras, close and reopen mSetup between each camera to avoid cross-contamination of settings.</w:t>
+        <w:t xml:space="preserve">When configuring multiple cameras, close and reopen </w:t>
+      </w:r>
+      <w:proofErr w:type="spellStart"/>
+      <w:r>
+        <w:rPr>
+          <w:i/>
+          <w:iCs/>
+          <w:sz w:val="20"/>
+          <w:szCs w:val="20"/>
+        </w:rPr>
+        <w:t>mSetup</w:t>
+      </w:r>
+      <w:proofErr w:type="spellEnd"/>
+      <w:r>
+        <w:rPr>
+          <w:i/>
+          <w:iCs/>
+          <w:sz w:val="20"/>
+          <w:szCs w:val="20"/>
+        </w:rPr>
+        <w:t xml:space="preserve"> between each camera to avoid cross-contamination of settings.</w:t>
       </w:r>
     </w:p>
     <w:p>
@@ -4753,8 +6420,13 @@
         <w:pStyle w:val="Heading2"/>
       </w:pPr>
       <w:bookmarkStart w:id="27" w:name="_Toc229841669"/>
-      <w:r>
-        <w:t>POTBot Does Not Power On</w:t>
+      <w:proofErr w:type="spellStart"/>
+      <w:r>
+        <w:t>POTBot</w:t>
+      </w:r>
+      <w:proofErr w:type="spellEnd"/>
+      <w:r>
+        <w:t xml:space="preserve"> Does Not Power On</w:t>
       </w:r>
       <w:bookmarkEnd w:id="27"/>
     </w:p>
@@ -4804,7 +6476,15 @@
         <w:spacing w:after="100"/>
       </w:pPr>
       <w:r>
-        <w:t>Ensure the POTBot is outdoors with a clear view of the sky during initial GPS acquisition.</w:t>
+        <w:t xml:space="preserve">Ensure the </w:t>
+      </w:r>
+      <w:proofErr w:type="spellStart"/>
+      <w:r>
+        <w:t>POTBot</w:t>
+      </w:r>
+      <w:proofErr w:type="spellEnd"/>
+      <w:r>
+        <w:t xml:space="preserve"> is outdoors with a clear view of the sky during initial GPS acquisition.</w:t>
       </w:r>
     </w:p>
     <w:p>
@@ -4866,7 +6546,15 @@
         <w:spacing w:after="100"/>
       </w:pPr>
       <w:r>
-        <w:t>Check the camera USB connection to the POTBot mainboard.</w:t>
+        <w:t xml:space="preserve">Check the camera USB connection to the </w:t>
+      </w:r>
+      <w:proofErr w:type="spellStart"/>
+      <w:r>
+        <w:t>POTBot</w:t>
+      </w:r>
+      <w:proofErr w:type="spellEnd"/>
+      <w:r>
+        <w:t xml:space="preserve"> mainboard.</w:t>
       </w:r>
     </w:p>
     <w:p>
@@ -4879,7 +6567,23 @@
         <w:spacing w:after="100"/>
       </w:pPr>
       <w:r>
-        <w:t>Verify the wet switch is functioning: connect via Serial Monitor and observe whether the POTBot detects immersion.</w:t>
+        <w:t xml:space="preserve">Verify the wet switch is </w:t>
+      </w:r>
+      <w:proofErr w:type="gramStart"/>
+      <w:r>
+        <w:t>functioning:</w:t>
+      </w:r>
+      <w:proofErr w:type="gramEnd"/>
+      <w:r>
+        <w:t xml:space="preserve"> connect via Serial Monitor and observe whether the </w:t>
+      </w:r>
+      <w:proofErr w:type="spellStart"/>
+      <w:r>
+        <w:t>POTBot</w:t>
+      </w:r>
+      <w:proofErr w:type="spellEnd"/>
+      <w:r>
+        <w:t xml:space="preserve"> detects immersion.</w:t>
       </w:r>
     </w:p>
     <w:p>
@@ -4951,7 +6655,15 @@
         <w:spacing w:after="100"/>
       </w:pPr>
       <w:r>
-        <w:t>Ensure the correct board (Adafruit ItsyBitsy M0) and port are selected.</w:t>
+        <w:t xml:space="preserve">Ensure the correct board (Adafruit </w:t>
+      </w:r>
+      <w:proofErr w:type="spellStart"/>
+      <w:r>
+        <w:t>ItsyBitsy</w:t>
+      </w:r>
+      <w:proofErr w:type="spellEnd"/>
+      <w:r>
+        <w:t xml:space="preserve"> M0) and port are selected.</w:t>
       </w:r>
     </w:p>
     <w:p>
@@ -4977,7 +6689,15 @@
         <w:spacing w:after="100"/>
       </w:pPr>
       <w:r>
-        <w:t>Try double-pressing the reset button on the ItsyBitsy to enter bootloader mode.</w:t>
+        <w:t xml:space="preserve">Try double-pressing the reset button on the </w:t>
+      </w:r>
+      <w:proofErr w:type="spellStart"/>
+      <w:r>
+        <w:t>ItsyBitsy</w:t>
+      </w:r>
+      <w:proofErr w:type="spellEnd"/>
+      <w:r>
+        <w:t xml:space="preserve"> to enter bootloader mode.</w:t>
       </w:r>
     </w:p>
     <w:p>
@@ -5133,6 +6853,7 @@
             <w:vAlign w:val="center"/>
           </w:tcPr>
           <w:p>
+            <w:proofErr w:type="spellStart"/>
             <w:r>
               <w:rPr>
                 <w:rFonts w:ascii="Consolas" w:eastAsia="Consolas" w:hAnsi="Consolas" w:cs="Consolas"/>
@@ -5141,6 +6862,7 @@
               </w:rPr>
               <w:t>curr_read</w:t>
             </w:r>
+            <w:proofErr w:type="spellEnd"/>
           </w:p>
         </w:tc>
         <w:tc>
@@ -5167,7 +6889,23 @@
                 <w:sz w:val="20"/>
                 <w:szCs w:val="20"/>
               </w:rPr>
-              <w:t>0 (analog)</w:t>
+              <w:t>0 (</w:t>
+            </w:r>
+            <w:proofErr w:type="spellStart"/>
+            <w:r>
+              <w:rPr>
+                <w:sz w:val="20"/>
+                <w:szCs w:val="20"/>
+              </w:rPr>
+              <w:t>analog</w:t>
+            </w:r>
+            <w:proofErr w:type="spellEnd"/>
+            <w:r>
+              <w:rPr>
+                <w:sz w:val="20"/>
+                <w:szCs w:val="20"/>
+              </w:rPr>
+              <w:t>)</w:t>
             </w:r>
           </w:p>
         </w:tc>
@@ -5195,7 +6933,23 @@
                 <w:sz w:val="20"/>
                 <w:szCs w:val="20"/>
               </w:rPr>
-              <w:t>Wet switch: analog read for current sensing</w:t>
+              <w:t xml:space="preserve">Wet switch: </w:t>
+            </w:r>
+            <w:proofErr w:type="spellStart"/>
+            <w:r>
+              <w:rPr>
+                <w:sz w:val="20"/>
+                <w:szCs w:val="20"/>
+              </w:rPr>
+              <w:t>analog</w:t>
+            </w:r>
+            <w:proofErr w:type="spellEnd"/>
+            <w:r>
+              <w:rPr>
+                <w:sz w:val="20"/>
+                <w:szCs w:val="20"/>
+              </w:rPr>
+              <w:t xml:space="preserve"> read for current sensing</w:t>
             </w:r>
           </w:p>
         </w:tc>
@@ -5220,6 +6974,7 @@
             <w:vAlign w:val="center"/>
           </w:tcPr>
           <w:p>
+            <w:proofErr w:type="spellStart"/>
             <w:r>
               <w:rPr>
                 <w:rFonts w:ascii="Consolas" w:eastAsia="Consolas" w:hAnsi="Consolas" w:cs="Consolas"/>
@@ -5228,6 +6983,7 @@
               </w:rPr>
               <w:t>temp_read</w:t>
             </w:r>
+            <w:proofErr w:type="spellEnd"/>
           </w:p>
         </w:tc>
         <w:tc>
@@ -5282,7 +7038,23 @@
                 <w:sz w:val="20"/>
                 <w:szCs w:val="20"/>
               </w:rPr>
-              <w:t>Dallas DS18B20 temperature sensor (OneWire)</w:t>
+              <w:t>Dallas DS18B20 temperature sensor (</w:t>
+            </w:r>
+            <w:proofErr w:type="spellStart"/>
+            <w:r>
+              <w:rPr>
+                <w:sz w:val="20"/>
+                <w:szCs w:val="20"/>
+              </w:rPr>
+              <w:t>OneWire</w:t>
+            </w:r>
+            <w:proofErr w:type="spellEnd"/>
+            <w:r>
+              <w:rPr>
+                <w:sz w:val="20"/>
+                <w:szCs w:val="20"/>
+              </w:rPr>
+              <w:t>)</w:t>
             </w:r>
           </w:p>
         </w:tc>
@@ -5307,6 +7079,7 @@
             <w:vAlign w:val="center"/>
           </w:tcPr>
           <w:p>
+            <w:proofErr w:type="spellStart"/>
             <w:r>
               <w:rPr>
                 <w:rFonts w:ascii="Consolas" w:eastAsia="Consolas" w:hAnsi="Consolas" w:cs="Consolas"/>
@@ -5315,6 +7088,7 @@
               </w:rPr>
               <w:t>curr_out</w:t>
             </w:r>
+            <w:proofErr w:type="spellEnd"/>
           </w:p>
         </w:tc>
         <w:tc>
@@ -5394,6 +7168,7 @@
             <w:vAlign w:val="center"/>
           </w:tcPr>
           <w:p>
+            <w:proofErr w:type="spellStart"/>
             <w:r>
               <w:rPr>
                 <w:rFonts w:ascii="Consolas" w:eastAsia="Consolas" w:hAnsi="Consolas" w:cs="Consolas"/>
@@ -5402,6 +7177,7 @@
               </w:rPr>
               <w:t>curr_quite</w:t>
             </w:r>
+            <w:proofErr w:type="spellEnd"/>
           </w:p>
         </w:tc>
         <w:tc>
@@ -5742,6 +7518,7 @@
             <w:vAlign w:val="center"/>
           </w:tcPr>
           <w:p>
+            <w:proofErr w:type="spellStart"/>
             <w:r>
               <w:rPr>
                 <w:rFonts w:ascii="Consolas" w:eastAsia="Consolas" w:hAnsi="Consolas" w:cs="Consolas"/>
@@ -5750,6 +7527,7 @@
               </w:rPr>
               <w:t>pwrlsensor</w:t>
             </w:r>
+            <w:proofErr w:type="spellEnd"/>
           </w:p>
         </w:tc>
         <w:tc>
@@ -5829,6 +7607,7 @@
             <w:vAlign w:val="center"/>
           </w:tcPr>
           <w:p>
+            <w:proofErr w:type="spellStart"/>
             <w:r>
               <w:rPr>
                 <w:rFonts w:ascii="Consolas" w:eastAsia="Consolas" w:hAnsi="Consolas" w:cs="Consolas"/>
@@ -5837,6 +7616,7 @@
               </w:rPr>
               <w:t>lsensor</w:t>
             </w:r>
+            <w:proofErr w:type="spellEnd"/>
           </w:p>
         </w:tc>
         <w:tc>
@@ -5891,7 +7671,23 @@
                 <w:sz w:val="20"/>
                 <w:szCs w:val="20"/>
               </w:rPr>
-              <w:t>Light sensor analog input</w:t>
+              <w:t xml:space="preserve">Light sensor </w:t>
+            </w:r>
+            <w:proofErr w:type="spellStart"/>
+            <w:r>
+              <w:rPr>
+                <w:sz w:val="20"/>
+                <w:szCs w:val="20"/>
+              </w:rPr>
+              <w:t>analog</w:t>
+            </w:r>
+            <w:proofErr w:type="spellEnd"/>
+            <w:r>
+              <w:rPr>
+                <w:sz w:val="20"/>
+                <w:szCs w:val="20"/>
+              </w:rPr>
+              <w:t xml:space="preserve"> input</w:t>
             </w:r>
           </w:p>
         </w:tc>
@@ -6022,13 +7818,23 @@
     <w:pPr>
       <w:jc w:val="center"/>
     </w:pPr>
+    <w:proofErr w:type="spellStart"/>
     <w:r>
       <w:rPr>
         <w:color w:val="999999"/>
         <w:sz w:val="16"/>
         <w:szCs w:val="16"/>
       </w:rPr>
-      <w:t xml:space="preserve">POTBot — Page </w:t>
+      <w:t>POTBot</w:t>
+    </w:r>
+    <w:proofErr w:type="spellEnd"/>
+    <w:r>
+      <w:rPr>
+        <w:color w:val="999999"/>
+        <w:sz w:val="16"/>
+        <w:szCs w:val="16"/>
+      </w:rPr>
+      <w:t xml:space="preserve"> — Page </w:t>
     </w:r>
     <w:r>
       <w:rPr>
@@ -6186,8 +7992,7 @@
               <v:stroke joinstyle="miter"/>
               <v:path gradientshapeok="t" o:connecttype="rect"/>
             </v:shapetype>
-            <v:shape id="Text Box 2" o:spid="_x0000_s1026" type="#_x0000_t202" alt="OFFICIAL" style="position:absolute;margin-left:0;margin-top:0;width:49pt;height:29.65pt;z-index:251659264;visibility:visible;mso-wrap-style:none;mso-wrap-distance-left:0;mso-wrap-distance-top:0;mso-wrap-distance-right:0;mso-wrap-distance-bottom:0;mso-position-horizontal:center;mso-position-horizontal-relative:page;mso-position-vertical:top;mso-position-vertical-relative:page;v-text-anchor:top" o:gfxdata="UEsDBBQABgAIAAAAIQC2gziS/gAAAOEBAAATAAAAW0NvbnRlbnRfVHlwZXNdLnhtbJSRQU7DMBBF 90jcwfIWJU67QAgl6YK0S0CoHGBkTxKLZGx5TGhvj5O2G0SRWNoz/78nu9wcxkFMGNg6quQqL6RA 0s5Y6ir5vt9lD1JwBDIwOMJKHpHlpr69KfdHjyxSmriSfYz+USnWPY7AufNIadK6MEJMx9ApD/oD OlTrorhX2lFEilmcO2RdNtjC5xDF9pCuTyYBB5bi6bQ4syoJ3g9WQ0ymaiLzg5KdCXlKLjvcW893 SUOqXwnz5DrgnHtJTxOsQfEKIT7DmDSUCaxw7Rqn8787ZsmRM9e2VmPeBN4uqYvTtW7jvijg9N/y JsXecLq0q+WD6m8AAAD//wMAUEsDBBQABgAIAAAAIQA4/SH/1gAAAJQBAAALAAAAX3JlbHMvLnJl bHOkkMFqwzAMhu+DvYPRfXGawxijTi+j0GvpHsDYimMaW0Yy2fr2M4PBMnrbUb/Q94l/f/hMi1qR JVI2sOt6UJgd+ZiDgffL8ekFlFSbvV0oo4EbChzGx4f9GRdb25HMsYhqlCwG5lrLq9biZkxWOiqY 22YiTra2kYMu1l1tQD30/bPm3wwYN0x18gb45AdQl1tp5j/sFB2T0FQ7R0nTNEV3j6o9feQzro1i OWA14Fm+Q8a1a8+Bvu/d/dMb2JY5uiPbhG/ktn4cqGU/er3pcvwCAAD//wMAUEsDBBQABgAIAAAA IQCHoV+dCwIAABwEAAAOAAAAZHJzL2Uyb0RvYy54bWysU8Fu2zAMvQ/YPwi6L3ZSJFuNOEXWIsOA oC2QDj0rshQbkERBUmJnXz9KtpOu22nYRaZJ6pF8fFredVqRk3C+AVPS6SSnRBgOVWMOJf3xsvn0 hRIfmKmYAiNKehae3q0+fli2thAzqEFVwhEEMb5obUnrEGyRZZ7XQjM/ASsMBiU4zQL+ukNWOdYi ulbZLM8XWQuusg648B69D32QrhK+lIKHJym9CESVFHsL6XTp3MczWy1ZcXDM1g0f2mD/0IVmjcGi F6gHFhg5uuYPKN1wBx5kmHDQGUjZcJFmwGmm+btpdjWzIs2C5Hh7ocn/P1j+eNrZZ0dC9xU6XGAk pLW+8OiM83TS6fjFTgnGkcLzhTbRBcLRuZjNbnKMcAzdfF7M5/OIkl0vW+fDNwGaRKOkDreSyGKn rQ996pgSaxnYNEqlzSjzmwMxoye7dhit0O070lRvut9DdcahHPT79pZvGiy9ZT48M4cLxm5RtOEJ D6mgLSkMFiU1uJ9/88d85B2jlLQomJIaVDQl6rvBfURtJWN6m88jGW5070fDHPU9oAyn+CIsT2bM C2o0pQP9inJex0IYYoZjuZKG0bwPvXLxOXCxXqcklJFlYWt2lkfoSFfk8qV7Zc4OhAfc1COMamLF O9773HjT2/UxIPtpKZHansiBcZRgWuvwXKLG3/6nrOujXv0CAAD//wMAUEsDBBQABgAIAAAAIQCK ewew2QAAAAMBAAAPAAAAZHJzL2Rvd25yZXYueG1sTI/NbsIwEITvlXgHa5F6K05apYI0DkJIHLhR +nNe4m2SEq+j2EDK03fbS3sZaTSrmW+L5eg6daYhtJ4NpLMEFHHlbcu1gdeXzd0cVIjIFjvPZOCL AizLyU2BufUXfqbzPtZKSjjkaKCJsc+1DlVDDsPM98SSffjBYRQ71NoOeJFy1+n7JHnUDluWhQZ7 WjdUHfcnZ6DNVj6m9LbdfL671KfX3Ta77oy5nY6rJ1CRxvh3DD/4gg6lMB38iW1QnQF5JP6qZIu5 uIOBbPEAuiz0f/byGwAA//8DAFBLAQItABQABgAIAAAAIQC2gziS/gAAAOEBAAATAAAAAAAAAAAA AAAAAAAAAABbQ29udGVudF9UeXBlc10ueG1sUEsBAi0AFAAGAAgAAAAhADj9If/WAAAAlAEAAAsA AAAAAAAAAAAAAAAALwEAAF9yZWxzLy5yZWxzUEsBAi0AFAAGAAgAAAAhAIehX50LAgAAHAQAAA4A AAAAAAAAAAAAAAAALgIAAGRycy9lMm9Eb2MueG1sUEsBAi0AFAAGAAgAAAAhAIp7B7DZAAAAAwEA AA8AAAAAAAAAAAAAAAAAZQQAAGRycy9kb3ducmV2LnhtbFBLBQYAAAAABAAEAPMAAABrBQAAAAA= " filled="f" stroked="f">
-              <v:fill o:detectmouseclick="t"/>
+            <v:shape id="Text Box 2" o:spid="_x0000_s1026" type="#_x0000_t202" alt="OFFICIAL" style="position:absolute;margin-left:0;margin-top:0;width:49pt;height:29.65pt;z-index:251658241;visibility:visible;mso-wrap-style:none;mso-wrap-distance-left:0;mso-wrap-distance-top:0;mso-wrap-distance-right:0;mso-wrap-distance-bottom:0;mso-position-horizontal:center;mso-position-horizontal-relative:page;mso-position-vertical:top;mso-position-vertical-relative:page;v-text-anchor:top" o:gfxdata="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" filled="f" stroked="f">
               <v:textbox style="mso-fit-shape-to-text:t" inset="0,15pt,0,0">
                 <w:txbxContent>
                   <w:p>
@@ -6315,8 +8120,7 @@
               <v:stroke joinstyle="miter"/>
               <v:path gradientshapeok="t" o:connecttype="rect"/>
             </v:shapetype>
-            <v:shape id="Text Box 3" o:spid="_x0000_s1027" type="#_x0000_t202" alt="OFFICIAL" style="position:absolute;margin-left:0;margin-top:0;width:49pt;height:29.65pt;z-index:251660288;visibility:visible;mso-wrap-style:none;mso-wrap-distance-left:0;mso-wrap-distance-top:0;mso-wrap-distance-right:0;mso-wrap-distance-bottom:0;mso-position-horizontal:center;mso-position-horizontal-relative:page;mso-position-vertical:top;mso-position-vertical-relative:page;v-text-anchor:top" o:gfxdata="UEsDBBQABgAIAAAAIQC2gziS/gAAAOEBAAATAAAAW0NvbnRlbnRfVHlwZXNdLnhtbJSRQU7DMBBF 90jcwfIWJU67QAgl6YK0S0CoHGBkTxKLZGx5TGhvj5O2G0SRWNoz/78nu9wcxkFMGNg6quQqL6RA 0s5Y6ir5vt9lD1JwBDIwOMJKHpHlpr69KfdHjyxSmriSfYz+USnWPY7AufNIadK6MEJMx9ApD/oD OlTrorhX2lFEilmcO2RdNtjC5xDF9pCuTyYBB5bi6bQ4syoJ3g9WQ0ymaiLzg5KdCXlKLjvcW893 SUOqXwnz5DrgnHtJTxOsQfEKIT7DmDSUCaxw7Rqn8787ZsmRM9e2VmPeBN4uqYvTtW7jvijg9N/y JsXecLq0q+WD6m8AAAD//wMAUEsDBBQABgAIAAAAIQA4/SH/1gAAAJQBAAALAAAAX3JlbHMvLnJl bHOkkMFqwzAMhu+DvYPRfXGawxijTi+j0GvpHsDYimMaW0Yy2fr2M4PBMnrbUb/Q94l/f/hMi1qR JVI2sOt6UJgd+ZiDgffL8ekFlFSbvV0oo4EbChzGx4f9GRdb25HMsYhqlCwG5lrLq9biZkxWOiqY 22YiTra2kYMu1l1tQD30/bPm3wwYN0x18gb45AdQl1tp5j/sFB2T0FQ7R0nTNEV3j6o9feQzro1i OWA14Fm+Q8a1a8+Bvu/d/dMb2JY5uiPbhG/ktn4cqGU/er3pcvwCAAD//wMAUEsDBBQABgAIAAAA IQAwYIjbDQIAABwEAAAOAAAAZHJzL2Uyb0RvYy54bWysU8Fu2zAMvQ/YPwi6L3ZSJNuMOEXWIsOA oi2QDj0rshQbsERBYmJnXz9KjpOt22nYRaZJ6pF8fFre9qZlR+VDA7bk00nOmbISqsbuS/79ZfPh E2cBha1EC1aV/KQCv129f7fsXKFmUENbKc8IxIaicyWvEV2RZUHWyogwAacsBTV4I5B+/T6rvOgI 3bTZLM8XWQe+ch6kCoG890OQrxK+1krik9ZBIWtLTr1hOn06d/HMVktR7L1wdSPPbYh/6MKIxlLR C9S9QMEOvvkDyjTSQwCNEwkmA60bqdIMNM00fzPNthZOpVmInOAuNIX/Bysfj1v37Bn2X6CnBUZC OheKQM44T6+9iV/qlFGcKDxdaFM9MknOxWx2k1NEUujm42I+n0eU7HrZ+YBfFRgWjZJ72koiSxwf Ag6pY0qsZWHTtG3aTGt/cxBm9GTXDqOF/a5nTVXy2dj9DqoTDeVh2HdwctNQ6QcR8Fl4WjB1S6LF Jzp0C13J4WxxVoP/8Td/zCfeKcpZR4IpuSVFc9Z+s7SPqK1kTD/n80iGH9270bAHcwckwym9CCeT GfOwHU3twbySnNexEIWElVSu5Diadzgol56DVOt1SiIZOYEPdutkhI50RS5f+lfh3ZlwpE09wqgm UbzhfciNN4NbH5DYT0uJ1A5EnhknCaa1np9L1Piv/ynr+qhXPwEAAP//AwBQSwMEFAAGAAgAAAAh AIp7B7DZAAAAAwEAAA8AAABkcnMvZG93bnJldi54bWxMj81uwjAQhO+VeAdrkXorTlqlgjQOQkgc uFH6c17ibZISr6PYQMrTd9tLexlpNKuZb4vl6Dp1piG0ng2kswQUceVty7WB15fN3RxUiMgWO89k 4IsCLMvJTYG59Rd+pvM+1kpKOORooImxz7UOVUMOw8z3xJJ9+MFhFDvU2g54kXLX6fskedQOW5aF BntaN1Qd9ydnoM1WPqb0tt18vrvUp9fdNrvujLmdjqsnUJHG+HcMP/iCDqUwHfyJbVCdAXkk/qpk i7m4g4Fs8QC6LPR/9vIbAAD//wMAUEsBAi0AFAAGAAgAAAAhALaDOJL+AAAA4QEAABMAAAAAAAAA AAAAAAAAAAAAAFtDb250ZW50X1R5cGVzXS54bWxQSwECLQAUAAYACAAAACEAOP0h/9YAAACUAQAA CwAAAAAAAAAAAAAAAAAvAQAAX3JlbHMvLnJlbHNQSwECLQAUAAYACAAAACEAMGCI2w0CAAAcBAAA DgAAAAAAAAAAAAAAAAAuAgAAZHJzL2Uyb0RvYy54bWxQSwECLQAUAAYACAAAACEAinsHsNkAAAAD AQAADwAAAAAAAAAAAAAAAABnBAAAZHJzL2Rvd25yZXYueG1sUEsFBgAAAAAEAAQA8wAAAG0FAAAA AA== " filled="f" stroked="f">
-              <v:fill o:detectmouseclick="t"/>
+            <v:shape id="Text Box 3" o:spid="_x0000_s1027" type="#_x0000_t202" alt="OFFICIAL" style="position:absolute;margin-left:0;margin-top:0;width:49pt;height:29.65pt;z-index:251658242;visibility:visible;mso-wrap-style:none;mso-wrap-distance-left:0;mso-wrap-distance-top:0;mso-wrap-distance-right:0;mso-wrap-distance-bottom:0;mso-position-horizontal:center;mso-position-horizontal-relative:page;mso-position-vertical:top;mso-position-vertical-relative:page;v-text-anchor:top" o:gfxdata="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" filled="f" stroked="f">
               <v:textbox style="mso-fit-shape-to-text:t" inset="0,15pt,0,0">
                 <w:txbxContent>
                   <w:p>
@@ -6444,8 +8248,7 @@
               <v:stroke joinstyle="miter"/>
               <v:path gradientshapeok="t" o:connecttype="rect"/>
             </v:shapetype>
-            <v:shape id="Text Box 1" o:spid="_x0000_s1028" type="#_x0000_t202" alt="OFFICIAL" style="position:absolute;margin-left:0;margin-top:0;width:49pt;height:29.65pt;z-index:251658240;visibility:visible;mso-wrap-style:none;mso-wrap-distance-left:0;mso-wrap-distance-top:0;mso-wrap-distance-right:0;mso-wrap-distance-bottom:0;mso-position-horizontal:center;mso-position-horizontal-relative:page;mso-position-vertical:top;mso-position-vertical-relative:page;v-text-anchor:top" o:gfxdata="UEsDBBQABgAIAAAAIQC2gziS/gAAAOEBAAATAAAAW0NvbnRlbnRfVHlwZXNdLnhtbJSRQU7DMBBF 90jcwfIWJU67QAgl6YK0S0CoHGBkTxKLZGx5TGhvj5O2G0SRWNoz/78nu9wcxkFMGNg6quQqL6RA 0s5Y6ir5vt9lD1JwBDIwOMJKHpHlpr69KfdHjyxSmriSfYz+USnWPY7AufNIadK6MEJMx9ApD/oD OlTrorhX2lFEilmcO2RdNtjC5xDF9pCuTyYBB5bi6bQ4syoJ3g9WQ0ymaiLzg5KdCXlKLjvcW893 SUOqXwnz5DrgnHtJTxOsQfEKIT7DmDSUCaxw7Rqn8787ZsmRM9e2VmPeBN4uqYvTtW7jvijg9N/y JsXecLq0q+WD6m8AAAD//wMAUEsDBBQABgAIAAAAIQA4/SH/1gAAAJQBAAALAAAAX3JlbHMvLnJl bHOkkMFqwzAMhu+DvYPRfXGawxijTi+j0GvpHsDYimMaW0Yy2fr2M4PBMnrbUb/Q94l/f/hMi1qR JVI2sOt6UJgd+ZiDgffL8ekFlFSbvV0oo4EbChzGx4f9GRdb25HMsYhqlCwG5lrLq9biZkxWOiqY 22YiTra2kYMu1l1tQD30/bPm3wwYN0x18gb45AdQl1tp5j/sFB2T0FQ7R0nTNEV3j6o9feQzro1i OWA14Fm+Q8a1a8+Bvu/d/dMb2JY5uiPbhG/ktn4cqGU/er3pcvwCAAD//wMAUEsDBBQABgAIAAAA IQCyNVpVCQIAABUEAAAOAAAAZHJzL2Uyb0RvYy54bWysU8Fu2zAMvQ/YPwi6L3ZSJNuMOEXWIsOA oC2QDj0rshQbkERBUmJnXz9KtpOt7WnYRaZJ6pF8fFredlqRk3C+AVPS6SSnRBgOVWMOJf35vPn0 hRIfmKmYAiNKehae3q4+fli2thAzqEFVwhEEMb5obUnrEGyRZZ7XQjM/ASsMBiU4zQL+ukNWOdYi ulbZLM8XWQuusg648B69932QrhK+lIKHRym9CESVFHsL6XTp3MczWy1ZcXDM1g0f2mD/0IVmjcGi F6h7Fhg5uuYNlG64Aw8yTDjoDKRsuEgz4DTT/NU0u5pZkWZBcry90OT/Hyx/OO3skyOh+wYdLjAS 0lpfeHTGeTrpdPxipwTjSOH5QpvoAuHoXMxmNzlGOIZuPi/m83lEya6XrfPhuwBNolFSh1tJZLHT 1oc+dUyJtQxsGqXSZpT5y4GY0ZNdO4xW6Pbd0PYeqjNO46BftLd802DNLfPhiTncLLaJag2PeEgF bUlhsCipwf16zx/zkXCMUtKiUkpqUMqUqB8GFxFFlYzp13weWXCjez8a5qjvAPU3xadgeTJjXlCj KR3oF9TxOhbCEDMcy5U0jOZd6CWL74CL9ToloX4sC1uzszxCR54iic/dC3N2YDrgih5glBErXhHe 58ab3q6PAWlP24ic9kQOVKP20j6HdxLF/ed/yrq+5tVvAAAA//8DAFBLAwQUAAYACAAAACEAinsH sNkAAAADAQAADwAAAGRycy9kb3ducmV2LnhtbEyPzW7CMBCE75V4B2uReitOWqWCNA5CSBy4Ufpz XuJtkhKvo9hAytN320t7GWk0q5lvi+XoOnWmIbSeDaSzBBRx5W3LtYHXl83dHFSIyBY7z2TgiwIs y8lNgbn1F36m8z7WSko45GigibHPtQ5VQw7DzPfEkn34wWEUO9TaDniRctfp+yR51A5bloUGe1o3 VB33J2egzVY+pvS23Xy+u9Sn1902u+6MuZ2OqydQkcb4dww/+IIOpTAd/IltUJ0BeST+qmSLubiD gWzxALos9H/28hsAAP//AwBQSwECLQAUAAYACAAAACEAtoM4kv4AAADhAQAAEwAAAAAAAAAAAAAA AAAAAAAAW0NvbnRlbnRfVHlwZXNdLnhtbFBLAQItABQABgAIAAAAIQA4/SH/1gAAAJQBAAALAAAA AAAAAAAAAAAAAC8BAABfcmVscy8ucmVsc1BLAQItABQABgAIAAAAIQCyNVpVCQIAABUEAAAOAAAA AAAAAAAAAAAAAC4CAABkcnMvZTJvRG9jLnhtbFBLAQItABQABgAIAAAAIQCKewew2QAAAAMBAAAP AAAAAAAAAAAAAAAAAGMEAABkcnMvZG93bnJldi54bWxQSwUGAAAAAAQABADzAAAAaQUAAAAA " filled="f" stroked="f">
-              <v:fill o:detectmouseclick="t"/>
+            <v:shape id="Text Box 1" o:spid="_x0000_s1028" type="#_x0000_t202" alt="OFFICIAL" style="position:absolute;margin-left:0;margin-top:0;width:49pt;height:29.65pt;z-index:251658240;visibility:visible;mso-wrap-style:none;mso-wrap-distance-left:0;mso-wrap-distance-top:0;mso-wrap-distance-right:0;mso-wrap-distance-bottom:0;mso-position-horizontal:center;mso-position-horizontal-relative:page;mso-position-vertical:top;mso-position-vertical-relative:page;v-text-anchor:top" o:gfxdata="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" filled="f" stroked="f">
               <v:textbox style="mso-fit-shape-to-text:t" inset="0,15pt,0,0">
                 <w:txbxContent>
                   <w:p>
@@ -6578,8 +8381,7 @@
               <v:stroke joinstyle="miter"/>
               <v:path gradientshapeok="t" o:connecttype="rect"/>
             </v:shapetype>
-            <v:shape id="Text Box 4" o:spid="_x0000_s1029" type="#_x0000_t202" alt="OFFICIAL" style="position:absolute;left:0;text-align:left;margin-left:0;margin-top:0;width:49pt;height:29.65pt;z-index:251661312;visibility:visible;mso-wrap-style:none;mso-wrap-distance-left:0;mso-wrap-distance-top:0;mso-wrap-distance-right:0;mso-wrap-distance-bottom:0;mso-position-horizontal:center;mso-position-horizontal-relative:page;mso-position-vertical:top;mso-position-vertical-relative:page;v-text-anchor:top" o:gfxdata="UEsDBBQABgAIAAAAIQC2gziS/gAAAOEBAAATAAAAW0NvbnRlbnRfVHlwZXNdLnhtbJSRQU7DMBBF 90jcwfIWJU67QAgl6YK0S0CoHGBkTxKLZGx5TGhvj5O2G0SRWNoz/78nu9wcxkFMGNg6quQqL6RA 0s5Y6ir5vt9lD1JwBDIwOMJKHpHlpr69KfdHjyxSmriSfYz+USnWPY7AufNIadK6MEJMx9ApD/oD OlTrorhX2lFEilmcO2RdNtjC5xDF9pCuTyYBB5bi6bQ4syoJ3g9WQ0ymaiLzg5KdCXlKLjvcW893 SUOqXwnz5DrgnHtJTxOsQfEKIT7DmDSUCaxw7Rqn8787ZsmRM9e2VmPeBN4uqYvTtW7jvijg9N/y JsXecLq0q+WD6m8AAAD//wMAUEsDBBQABgAIAAAAIQA4/SH/1gAAAJQBAAALAAAAX3JlbHMvLnJl bHOkkMFqwzAMhu+DvYPRfXGawxijTi+j0GvpHsDYimMaW0Yy2fr2M4PBMnrbUb/Q94l/f/hMi1qR JVI2sOt6UJgd+ZiDgffL8ekFlFSbvV0oo4EbChzGx4f9GRdb25HMsYhqlCwG5lrLq9biZkxWOiqY 22YiTra2kYMu1l1tQD30/bPm3wwYN0x18gb45AdQl1tp5j/sFB2T0FQ7R0nTNEV3j6o9feQzro1i OWA14Fm+Q8a1a8+Bvu/d/dMb2JY5uiPbhG/ktn4cqGU/er3pcvwCAAD//wMAUEsDBBQABgAIAAAA IQBd3zrmDAIAABwEAAAOAAAAZHJzL2Uyb0RvYy54bWysU8Fu2zAMvQ/YPwi6L3ZSJNuMOEXWIsOA oi2QDj0rshQbkEVBYmJnXz9KjpOt22nYRaZJ6pF8fFre9q1hR+VDA7bk00nOmbISqsbuS/79ZfPh E2cBha2EAatKflKB367ev1t2rlAzqMFUyjMCsaHoXMlrRFdkWZC1akWYgFOWghp8K5B+/T6rvOgI vTXZLM8XWQe+ch6kCoG890OQrxK+1krik9ZBITMlp94wnT6du3hmq6Uo9l64upHnNsQ/dNGKxlLR C9S9QMEOvvkDqm2khwAaJxLaDLRupEoz0DTT/M0021o4lWYhcoK70BT+H6x8PG7ds2fYf4GeFhgJ 6VwoAjnjPL32bfxSp4ziROHpQpvqkUlyLmazm5wikkI3Hxfz+TyiZNfLzgf8qqBl0Si5p60kssTx IeCQOqbEWhY2jTFpM8b+5iDM6MmuHUYL+13PmoqKj93voDrRUB6GfQcnNw2VfhABn4WnBVO3JFp8 okMb6EoOZ4uzGvyPv/ljPvFOUc46EkzJLSmaM/PN0j6itpIx/ZzPIxl+dO9Gwx7aOyAZTulFOJnM mIdmNLWH9pXkvI6FKCSspHIlx9G8w0G59BykWq9TEsnICXywWycjdKQrcvnSvwrvzoQjbeoRRjWJ 4g3vQ268Gdz6gMR+WkqkdiDyzDhJMK31/Fyixn/9T1nXR736CQAA//8DAFBLAwQUAAYACAAAACEA insHsNkAAAADAQAADwAAAGRycy9kb3ducmV2LnhtbEyPzW7CMBCE75V4B2uReitOWqWCNA5CSBy4 UfpzXuJtkhKvo9hAytN320t7GWk0q5lvi+XoOnWmIbSeDaSzBBRx5W3LtYHXl83dHFSIyBY7z2Tg iwIsy8lNgbn1F36m8z7WSko45GigibHPtQ5VQw7DzPfEkn34wWEUO9TaDniRctfp+yR51A5bloUG e1o3VB33J2egzVY+pvS23Xy+u9Sn1902u+6MuZ2OqydQkcb4dww/+IIOpTAd/IltUJ0BeST+qmSL ubiDgWzxALos9H/28hsAAP//AwBQSwECLQAUAAYACAAAACEAtoM4kv4AAADhAQAAEwAAAAAAAAAA AAAAAAAAAAAAW0NvbnRlbnRfVHlwZXNdLnhtbFBLAQItABQABgAIAAAAIQA4/SH/1gAAAJQBAAAL AAAAAAAAAAAAAAAAAC8BAABfcmVscy8ucmVsc1BLAQItABQABgAIAAAAIQBd3zrmDAIAABwEAAAO AAAAAAAAAAAAAAAAAC4CAABkcnMvZTJvRG9jLnhtbFBLAQItABQABgAIAAAAIQCKewew2QAAAAMB AAAPAAAAAAAAAAAAAAAAAGYEAABkcnMvZG93bnJldi54bWxQSwUGAAAAAAQABADzAAAAbAUAAAAA " filled="f" stroked="f">
-              <v:fill o:detectmouseclick="t"/>
+            <v:shape id="Text Box 4" o:spid="_x0000_s1029" type="#_x0000_t202" alt="OFFICIAL" style="position:absolute;left:0;text-align:left;margin-left:0;margin-top:0;width:49pt;height:29.65pt;z-index:251658243;visibility:visible;mso-wrap-style:none;mso-wrap-distance-left:0;mso-wrap-distance-top:0;mso-wrap-distance-right:0;mso-wrap-distance-bottom:0;mso-position-horizontal:center;mso-position-horizontal-relative:page;mso-position-vertical:top;mso-position-vertical-relative:page;v-text-anchor:top" o:gfxdata="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" filled="f" stroked="f">
               <v:textbox style="mso-fit-shape-to-text:t" inset="0,15pt,0,0">
                 <w:txbxContent>
                   <w:p>
@@ -6611,6 +8413,7 @@
         </mc:Fallback>
       </mc:AlternateContent>
     </w:r>
+    <w:proofErr w:type="spellStart"/>
     <w:r>
       <w:rPr>
         <w:i/>
@@ -6619,7 +8422,18 @@
         <w:sz w:val="16"/>
         <w:szCs w:val="16"/>
       </w:rPr>
-      <w:t>POTBot Operations Manual</w:t>
+      <w:t>POTBot</w:t>
+    </w:r>
+    <w:proofErr w:type="spellEnd"/>
+    <w:r>
+      <w:rPr>
+        <w:i/>
+        <w:iCs/>
+        <w:color w:val="999999"/>
+        <w:sz w:val="16"/>
+        <w:szCs w:val="16"/>
+      </w:rPr>
+      <w:t xml:space="preserve"> Operations Manual</w:t>
     </w:r>
   </w:p>
 </w:hdr>

--- a/docs/POTBot_Operations_Manual.docx
+++ b/docs/POTBot_Operations_Manual.docx
@@ -1,6 +1,6 @@
 
 <file path=word/document.xml><?xml version="1.0" encoding="utf-8"?>
-<w:document xmlns:wpc="http://schemas.microsoft.com/office/word/2010/wordprocessingCanvas" xmlns:cx="http://schemas.microsoft.com/office/drawing/2014/chartex" xmlns:cx1="http://schemas.microsoft.com/office/drawing/2015/9/8/chartex" xmlns:cx2="http://schemas.microsoft.com/office/drawing/2015/10/21/chartex" xmlns:cx3="http://schemas.microsoft.com/office/drawing/2016/5/9/chartex" xmlns:cx4="http://schemas.microsoft.com/office/drawing/2016/5/10/chartex" xmlns:cx5="http://schemas.microsoft.com/office/drawing/2016/5/11/chartex" xmlns:cx6="http://schemas.microsoft.com/office/drawing/2016/5/12/chartex" xmlns:cx7="http://schemas.microsoft.com/office/drawing/2016/5/13/chartex" xmlns:cx8="http://schemas.microsoft.com/office/drawing/2016/5/14/chartex" xmlns:mc="http://schemas.openxmlformats.org/markup-compatibility/2006" xmlns:aink="http://schemas.microsoft.com/office/drawing/2016/ink" xmlns:am3d="http://schemas.microsoft.com/office/drawing/2017/model3d" xmlns:o="urn:schemas-microsoft-com:office:office" xmlns:oel="http://schemas.microsoft.com/office/2019/extlst" xmlns:r="http://schemas.openxmlformats.org/officeDocument/2006/relationships" xmlns:m="http://schemas.openxmlformats.org/officeDocument/2006/math" xmlns:v="urn:schemas-microsoft-com:vml" xmlns:wp14="http://schemas.microsoft.com/office/word/2010/wordprocessingDrawing" xmlns:wp="http://schemas.openxmlformats.org/drawingml/2006/wordprocessingDrawing" xmlns:w10="urn:schemas-microsoft-com:office:word" xmlns:w="http://schemas.openxmlformats.org/wordprocessingml/2006/main" xmlns:w14="http://schemas.microsoft.com/office/word/2010/wordml" xmlns:w15="http://schemas.microsoft.com/office/word/2012/wordml" xmlns:w16cex="http://schemas.microsoft.com/office/word/2018/wordml/cex" xmlns:w16cid="http://schemas.microsoft.com/office/word/2016/wordml/cid" xmlns:w16="http://schemas.microsoft.com/office/word/2018/wordml" xmlns:w16du="http://schemas.microsoft.com/office/word/2023/wordml/word16du" xmlns:w16sdtdh="http://schemas.microsoft.com/office/word/2020/wordml/sdtdatahash" xmlns:w16sdtfl="http://schemas.microsoft.com/office/word/2024/wordml/sdtformatlock" xmlns:w16se="http://schemas.microsoft.com/office/word/2015/wordml/symex" xmlns:wpg="http://schemas.microsoft.com/office/word/2010/wordprocessingGroup" xmlns:wpi="http://schemas.microsoft.com/office/word/2010/wordprocessingInk" xmlns:wne="http://schemas.microsoft.com/office/word/2006/wordml" xmlns:wps="http://schemas.microsoft.com/office/word/2010/wordprocessingShape" mc:Ignorable="w14 w15 w16se w16cid w16 w16cex w16sdtdh w16sdtfl w16du wp14">
+<w:document xmlns:wpc="http://schemas.microsoft.com/office/word/2010/wordprocessingCanvas" xmlns:cx="http://schemas.microsoft.com/office/drawing/2014/chartex" xmlns:cx1="http://schemas.microsoft.com/office/drawing/2015/9/8/chartex" xmlns:cx2="http://schemas.microsoft.com/office/drawing/2015/10/21/chartex" xmlns:cx3="http://schemas.microsoft.com/office/drawing/2016/5/9/chartex" xmlns:cx4="http://schemas.microsoft.com/office/drawing/2016/5/10/chartex" xmlns:cx5="http://schemas.microsoft.com/office/drawing/2016/5/11/chartex" xmlns:cx6="http://schemas.microsoft.com/office/drawing/2016/5/12/chartex" xmlns:cx7="http://schemas.microsoft.com/office/drawing/2016/5/13/chartex" xmlns:cx8="http://schemas.microsoft.com/office/drawing/2016/5/14/chartex" xmlns:mc="http://schemas.openxmlformats.org/markup-compatibility/2006" xmlns:aink="http://schemas.microsoft.com/office/drawing/2016/ink" xmlns:am3d="http://schemas.microsoft.com/office/drawing/2017/model3d" xmlns:o="urn:schemas-microsoft-com:office:office" xmlns:oel="http://schemas.microsoft.com/office/2019/extlst" xmlns:r="http://schemas.openxmlformats.org/officeDocument/2006/relationships" xmlns:m="http://schemas.openxmlformats.org/officeDocument/2006/math" xmlns:v="urn:schemas-microsoft-com:vml" xmlns:wp14="http://schemas.microsoft.com/office/word/2010/wordprocessingDrawing" xmlns:wp="http://schemas.openxmlformats.org/drawingml/2006/wordprocessingDrawing" xmlns:w10="urn:schemas-microsoft-com:office:word" xmlns:w="http://schemas.openxmlformats.org/wordprocessingml/2006/main" xmlns:w14="http://schemas.microsoft.com/office/word/2010/wordml" xmlns:w15="http://schemas.microsoft.com/office/word/2012/wordml" xmlns:w16cei="http://schemas.microsoft.com/office/word/2026/wordml/cei" xmlns:w16cex="http://schemas.microsoft.com/office/word/2018/wordml/cex" xmlns:w16cid="http://schemas.microsoft.com/office/word/2016/wordml/cid" xmlns:w16="http://schemas.microsoft.com/office/word/2018/wordml" xmlns:w16du="http://schemas.microsoft.com/office/word/2023/wordml/word16du" xmlns:w16sdtdh="http://schemas.microsoft.com/office/word/2020/wordml/sdtdatahash" xmlns:w16sdtfl="http://schemas.microsoft.com/office/word/2024/wordml/sdtformatlock" xmlns:w16se="http://schemas.microsoft.com/office/word/2015/wordml/symex" xmlns:wpg="http://schemas.microsoft.com/office/word/2010/wordprocessingGroup" xmlns:wpi="http://schemas.microsoft.com/office/word/2010/wordprocessingInk" xmlns:wne="http://schemas.microsoft.com/office/word/2006/wordml" xmlns:wps="http://schemas.microsoft.com/office/word/2010/wordprocessingShape" mc:Ignorable="w14 w15 w16se w16cid w16 w16cex w16sdtdh w16sdtfl w16du wp14">
   <w:body>
     <w:p>
       <w:pPr>
@@ -16,7 +16,6 @@
         <w:spacing w:before="200" w:after="200"/>
         <w:jc w:val="center"/>
       </w:pPr>
-      <w:proofErr w:type="spellStart"/>
       <w:r>
         <w:rPr>
           <w:b/>
@@ -27,7 +26,6 @@
         </w:rPr>
         <w:t>POTBot</w:t>
       </w:r>
-      <w:proofErr w:type="spellEnd"/>
     </w:p>
     <w:p>
       <w:pPr>
@@ -104,30 +102,8 @@
         <w:rPr>
           <w:color w:val="5D6D7E"/>
         </w:rPr>
-        <w:t>github.com/</w:t>
-      </w:r>
-      <w:proofErr w:type="spellStart"/>
-      <w:r>
-        <w:rPr>
-          <w:color w:val="5D6D7E"/>
-        </w:rPr>
-        <w:t>sdelestang</w:t>
-      </w:r>
-      <w:proofErr w:type="spellEnd"/>
-      <w:r>
-        <w:rPr>
-          <w:color w:val="5D6D7E"/>
-        </w:rPr>
-        <w:t>/</w:t>
-      </w:r>
-      <w:proofErr w:type="spellStart"/>
-      <w:r>
-        <w:rPr>
-          <w:color w:val="5D6D7E"/>
-        </w:rPr>
-        <w:t>POTBot</w:t>
-      </w:r>
-      <w:proofErr w:type="spellEnd"/>
+        <w:t>github.com/sdelestang/POTBot</w:t>
+      </w:r>
     </w:p>
     <w:p>
       <w:pPr>
@@ -2386,15 +2362,7 @@
         <w:spacing w:after="160"/>
       </w:pPr>
       <w:r>
-        <w:t xml:space="preserve">The </w:t>
-      </w:r>
-      <w:proofErr w:type="spellStart"/>
-      <w:r>
-        <w:t>POTBot</w:t>
-      </w:r>
-      <w:proofErr w:type="spellEnd"/>
-      <w:r>
-        <w:t xml:space="preserve"> is an automated underwater camera and environmental monitoring system designed for use in crustacean fisheries research. It is deployed inside lobster pots (fishing traps) to record video footage of pot contents, log water temperature, and capture GPS coordinates upon retrieval.</w:t>
+        <w:t>The POTBot is an automated underwater camera and environmental monitoring system designed for use in crustacean fisheries research. It is deployed inside lobster pots (fishing traps) to record video footage of pot contents, log water temperature, and capture GPS coordinates upon retrieval.</w:t>
       </w:r>
     </w:p>
     <w:p>
@@ -2409,21 +2377,8 @@
       <w:pPr>
         <w:spacing w:after="160"/>
       </w:pPr>
-      <w:proofErr w:type="gramStart"/>
-      <w:r>
-        <w:t>This manual covers</w:t>
-      </w:r>
-      <w:proofErr w:type="gramEnd"/>
-      <w:r>
-        <w:t xml:space="preserve"> software installation, firmware configuration, field deployment, data retrieval, and camera setup. It applies to </w:t>
-      </w:r>
-      <w:proofErr w:type="spellStart"/>
-      <w:r>
-        <w:t>POTBot</w:t>
-      </w:r>
-      <w:proofErr w:type="spellEnd"/>
-      <w:r>
-        <w:t xml:space="preserve"> firmware version 10 (PB_CodeV10).</w:t>
+      <w:r>
+        <w:t>This manual covers software installation, firmware configuration, field deployment, data retrieval, and camera setup. It applies to POTBot firmware version 10 (PB_CodeV10).</w:t>
       </w:r>
     </w:p>
     <w:p>
@@ -2586,23 +2541,7 @@
                 <w:sz w:val="20"/>
                 <w:szCs w:val="20"/>
               </w:rPr>
-              <w:t xml:space="preserve">Adafruit </w:t>
-            </w:r>
-            <w:proofErr w:type="spellStart"/>
-            <w:r>
-              <w:rPr>
-                <w:sz w:val="20"/>
-                <w:szCs w:val="20"/>
-              </w:rPr>
-              <w:t>ItsyBitsy</w:t>
-            </w:r>
-            <w:proofErr w:type="spellEnd"/>
-            <w:r>
-              <w:rPr>
-                <w:sz w:val="20"/>
-                <w:szCs w:val="20"/>
-              </w:rPr>
-              <w:t xml:space="preserve"> M0 Express</w:t>
+              <w:t>Adafruit ItsyBitsy M0 Express</w:t>
             </w:r>
           </w:p>
         </w:tc>
@@ -2662,17 +2601,8 @@
                 <w:sz w:val="20"/>
                 <w:szCs w:val="20"/>
               </w:rPr>
-              <w:t xml:space="preserve">Mobius </w:t>
-            </w:r>
-            <w:proofErr w:type="spellStart"/>
-            <w:r>
-              <w:rPr>
-                <w:sz w:val="20"/>
-                <w:szCs w:val="20"/>
-              </w:rPr>
-              <w:t>ActionCam</w:t>
-            </w:r>
-            <w:proofErr w:type="spellEnd"/>
+              <w:t>Mobius ActionCam</w:t>
+            </w:r>
           </w:p>
         </w:tc>
       </w:tr>
@@ -2851,23 +2781,7 @@
                 <w:sz w:val="20"/>
                 <w:szCs w:val="20"/>
               </w:rPr>
-              <w:t>Dallas DS18B20 (</w:t>
-            </w:r>
-            <w:proofErr w:type="spellStart"/>
-            <w:r>
-              <w:rPr>
-                <w:sz w:val="20"/>
-                <w:szCs w:val="20"/>
-              </w:rPr>
-              <w:t>OneWire</w:t>
-            </w:r>
-            <w:proofErr w:type="spellEnd"/>
-            <w:r>
-              <w:rPr>
-                <w:sz w:val="20"/>
-                <w:szCs w:val="20"/>
-              </w:rPr>
-              <w:t>, pin A1)</w:t>
+              <w:t>Dallas DS18B20 (OneWire, pin A1)</w:t>
             </w:r>
           </w:p>
         </w:tc>
@@ -2987,39 +2901,7 @@
                 <w:sz w:val="20"/>
                 <w:szCs w:val="20"/>
               </w:rPr>
-              <w:t xml:space="preserve">Adafruit </w:t>
-            </w:r>
-            <w:proofErr w:type="spellStart"/>
-            <w:r>
-              <w:rPr>
-                <w:sz w:val="20"/>
-                <w:szCs w:val="20"/>
-              </w:rPr>
-              <w:t>DotStar</w:t>
-            </w:r>
-            <w:proofErr w:type="spellEnd"/>
-            <w:r>
-              <w:rPr>
-                <w:sz w:val="20"/>
-                <w:szCs w:val="20"/>
-              </w:rPr>
-              <w:t xml:space="preserve"> (single </w:t>
-            </w:r>
-            <w:proofErr w:type="spellStart"/>
-            <w:r>
-              <w:rPr>
-                <w:sz w:val="20"/>
-                <w:szCs w:val="20"/>
-              </w:rPr>
-              <w:t>NeoPixel</w:t>
-            </w:r>
-            <w:proofErr w:type="spellEnd"/>
-            <w:r>
-              <w:rPr>
-                <w:sz w:val="20"/>
-                <w:szCs w:val="20"/>
-              </w:rPr>
-              <w:t>)</w:t>
+              <w:t>Adafruit DotStar (single NeoPixel)</w:t>
             </w:r>
           </w:p>
         </w:tc>
@@ -3079,23 +2961,7 @@
                 <w:sz w:val="20"/>
                 <w:szCs w:val="20"/>
               </w:rPr>
-              <w:t>Conductivity-based (</w:t>
-            </w:r>
-            <w:proofErr w:type="spellStart"/>
-            <w:r>
-              <w:rPr>
-                <w:sz w:val="20"/>
-                <w:szCs w:val="20"/>
-              </w:rPr>
-              <w:t>analog</w:t>
-            </w:r>
-            <w:proofErr w:type="spellEnd"/>
-            <w:r>
-              <w:rPr>
-                <w:sz w:val="20"/>
-                <w:szCs w:val="20"/>
-              </w:rPr>
-              <w:t xml:space="preserve"> read with digital excitation)</w:t>
+              <w:t>Conductivity-based (analog read with digital excitation)</w:t>
             </w:r>
           </w:p>
         </w:tc>
@@ -3121,15 +2987,7 @@
         <w:spacing w:after="160"/>
       </w:pPr>
       <w:r>
-        <w:t xml:space="preserve">The rear panel of each </w:t>
-      </w:r>
-      <w:proofErr w:type="spellStart"/>
-      <w:r>
-        <w:t>POTBot</w:t>
-      </w:r>
-      <w:proofErr w:type="spellEnd"/>
-      <w:r>
-        <w:t xml:space="preserve"> unit provides three connections, from left to right:</w:t>
+        <w:t>The rear panel of each POTBot unit provides three connections, from left to right:</w:t>
       </w:r>
     </w:p>
     <w:p>
@@ -3142,15 +3000,7 @@
         <w:spacing w:after="100"/>
       </w:pPr>
       <w:r>
-        <w:t xml:space="preserve">Micro-USB for the </w:t>
-      </w:r>
-      <w:proofErr w:type="spellStart"/>
-      <w:r>
-        <w:t>ItsyBitsy</w:t>
-      </w:r>
-      <w:proofErr w:type="spellEnd"/>
-      <w:r>
-        <w:t xml:space="preserve"> M0 microcontroller (firmware upload and serial data access).</w:t>
+        <w:t>Micro-USB for the ItsyBitsy M0 microcontroller (firmware upload and serial data access).</w:t>
       </w:r>
     </w:p>
     <w:p>
@@ -3194,15 +3044,7 @@
         <w:spacing w:after="160"/>
       </w:pPr>
       <w:r>
-        <w:t xml:space="preserve">The diagram below illustrates the </w:t>
-      </w:r>
-      <w:proofErr w:type="spellStart"/>
-      <w:r>
-        <w:t>POTBot’s</w:t>
-      </w:r>
-      <w:proofErr w:type="spellEnd"/>
-      <w:r>
-        <w:t xml:space="preserve"> state machine. On power-up, the unit searches for GPS satellites to initialise the module. Once a lock is obtained, it enters a sleep/wake cycle monitoring the wet switch. Detection of water triggers video recording, followed by periodic temperature logging. When retrieved (dry), the GPS activates to record the retrieval position.</w:t>
+        <w:t>The diagram below illustrates the POTBot’s state machine. On power-up, the unit searches for GPS satellites to initialise the module. Once a lock is obtained, it enters a sleep/wake cycle monitoring the wet switch. Detection of water triggers video recording, followed by periodic temperature logging. When retrieved (dry), the GPS activates to record the retrieval position.</w:t>
       </w:r>
     </w:p>
     <w:p>
@@ -3268,29 +3110,7 @@
           <w:sz w:val="18"/>
           <w:szCs w:val="18"/>
         </w:rPr>
-        <w:t xml:space="preserve">Figure 1. </w:t>
-      </w:r>
-      <w:proofErr w:type="spellStart"/>
-      <w:r>
-        <w:rPr>
-          <w:i/>
-          <w:iCs/>
-          <w:color w:val="666666"/>
-          <w:sz w:val="18"/>
-          <w:szCs w:val="18"/>
-        </w:rPr>
-        <w:t>POTBot</w:t>
-      </w:r>
-      <w:proofErr w:type="spellEnd"/>
-      <w:r>
-        <w:rPr>
-          <w:i/>
-          <w:iCs/>
-          <w:color w:val="666666"/>
-          <w:sz w:val="18"/>
-          <w:szCs w:val="18"/>
-        </w:rPr>
-        <w:t xml:space="preserve"> operational state diagram.</w:t>
+        <w:t>Figure 1. POTBot operational state diagram.</w:t>
       </w:r>
     </w:p>
     <w:p>
@@ -3308,15 +3128,7 @@
         <w:spacing w:after="160"/>
       </w:pPr>
       <w:r>
-        <w:t xml:space="preserve">The onboard </w:t>
-      </w:r>
-      <w:proofErr w:type="spellStart"/>
-      <w:r>
-        <w:t>DotStar</w:t>
-      </w:r>
-      <w:proofErr w:type="spellEnd"/>
-      <w:r>
-        <w:t xml:space="preserve"> LED provides visual feedback on the unit’s current state:</w:t>
+        <w:t>The onboard DotStar LED provides visual feedback on the unit’s current state:</w:t>
       </w:r>
     </w:p>
     <w:tbl>
@@ -3860,23 +3672,7 @@
         <w:spacing w:after="100"/>
       </w:pPr>
       <w:r>
-        <w:t xml:space="preserve">Restart the IDE. Under Tools → Board → Adafruit SAMD, select “Adafruit </w:t>
-      </w:r>
-      <w:proofErr w:type="spellStart"/>
-      <w:r>
-        <w:t>ItsyBitsy</w:t>
-      </w:r>
-      <w:proofErr w:type="spellEnd"/>
-      <w:r>
-        <w:t xml:space="preserve"> M0” (may appear as “</w:t>
-      </w:r>
-      <w:proofErr w:type="spellStart"/>
-      <w:r>
-        <w:t>ItsyBitsy</w:t>
-      </w:r>
-      <w:proofErr w:type="spellEnd"/>
-      <w:r>
-        <w:t xml:space="preserve"> M0 Express” depending on the package version).</w:t>
+        <w:t>Restart the IDE. Under Tools → Board → Adafruit SAMD, select “Adafruit ItsyBitsy M0” (may appear as “ItsyBitsy M0 Express” depending on the package version).</w:t>
       </w:r>
     </w:p>
     <w:p>
@@ -3906,11 +3702,9 @@
         </w:numPr>
         <w:spacing w:after="100"/>
       </w:pPr>
-      <w:proofErr w:type="spellStart"/>
       <w:r>
         <w:t>OneWire</w:t>
       </w:r>
-      <w:proofErr w:type="spellEnd"/>
     </w:p>
     <w:p>
       <w:pPr>
@@ -3921,11 +3715,9 @@
         </w:numPr>
         <w:spacing w:after="100"/>
       </w:pPr>
-      <w:proofErr w:type="spellStart"/>
       <w:r>
         <w:t>DallasTemperature</w:t>
       </w:r>
-      <w:proofErr w:type="spellEnd"/>
     </w:p>
     <w:p>
       <w:pPr>
@@ -3937,13 +3729,8 @@
         <w:spacing w:after="100"/>
       </w:pPr>
       <w:r>
-        <w:t xml:space="preserve">Adafruit </w:t>
-      </w:r>
-      <w:proofErr w:type="spellStart"/>
-      <w:r>
-        <w:t>SleepyDog</w:t>
-      </w:r>
-      <w:proofErr w:type="spellEnd"/>
+        <w:t>Adafruit SleepyDog</w:t>
+      </w:r>
     </w:p>
     <w:p>
       <w:pPr>
@@ -3955,31 +3742,7 @@
         <w:spacing w:after="100"/>
       </w:pPr>
       <w:r>
-        <w:t xml:space="preserve">Adafruit </w:t>
-      </w:r>
-      <w:proofErr w:type="spellStart"/>
-      <w:r>
-        <w:t>SPIFlash</w:t>
-      </w:r>
-      <w:proofErr w:type="spellEnd"/>
-      <w:r>
-        <w:t xml:space="preserve"> (and its dependencies: </w:t>
-      </w:r>
-      <w:proofErr w:type="spellStart"/>
-      <w:r>
-        <w:t>SdFat</w:t>
-      </w:r>
-      <w:proofErr w:type="spellEnd"/>
-      <w:r>
-        <w:t xml:space="preserve"> – Adafruit Fork, Adafruit </w:t>
-      </w:r>
-      <w:proofErr w:type="spellStart"/>
-      <w:r>
-        <w:t>NeoPixel</w:t>
-      </w:r>
-      <w:proofErr w:type="spellEnd"/>
-      <w:r>
-        <w:t>)</w:t>
+        <w:t>Adafruit SPIFlash (and its dependencies: SdFat – Adafruit Fork, Adafruit NeoPixel)</w:t>
       </w:r>
     </w:p>
     <w:p>
@@ -3991,21 +3754,8 @@
         </w:numPr>
         <w:spacing w:after="100"/>
       </w:pPr>
-      <w:proofErr w:type="spellStart"/>
-      <w:r>
-        <w:t>TinyGPS</w:t>
-      </w:r>
-      <w:proofErr w:type="spellEnd"/>
-      <w:r>
-        <w:t xml:space="preserve">++ (or </w:t>
-      </w:r>
-      <w:proofErr w:type="spellStart"/>
-      <w:r>
-        <w:t>TinyGPS</w:t>
-      </w:r>
-      <w:proofErr w:type="spellEnd"/>
-      <w:r>
-        <w:t xml:space="preserve"> depending on version)</w:t>
+      <w:r>
+        <w:t>TinyGPS++ (or TinyGPS depending on version)</w:t>
       </w:r>
     </w:p>
     <w:p>
@@ -4018,23 +3768,7 @@
         <w:spacing w:after="100"/>
       </w:pPr>
       <w:r>
-        <w:t xml:space="preserve">Adafruit </w:t>
-      </w:r>
-      <w:proofErr w:type="spellStart"/>
-      <w:r>
-        <w:t>DotStar</w:t>
-      </w:r>
-      <w:proofErr w:type="spellEnd"/>
-      <w:r>
-        <w:t xml:space="preserve"> (and its dependency: Adafruit </w:t>
-      </w:r>
-      <w:proofErr w:type="spellStart"/>
-      <w:r>
-        <w:t>BusIO</w:t>
-      </w:r>
-      <w:proofErr w:type="spellEnd"/>
-      <w:r>
-        <w:t>)</w:t>
+        <w:t>Adafruit DotStar (and its dependency: Adafruit BusIO)</w:t>
       </w:r>
     </w:p>
     <w:p>
@@ -4046,13 +3780,8 @@
         </w:numPr>
         <w:spacing w:after="100"/>
       </w:pPr>
-      <w:proofErr w:type="spellStart"/>
-      <w:r>
-        <w:t>RTClib</w:t>
-      </w:r>
-      <w:proofErr w:type="spellEnd"/>
-      <w:r>
-        <w:t xml:space="preserve"> (required for Version 4 and later)</w:t>
+      <w:r>
+        <w:t>RTClib (required for Version 4 and later)</w:t>
       </w:r>
     </w:p>
     <w:p>
@@ -4072,7 +3801,6 @@
       <w:r>
         <w:t xml:space="preserve">One additional library must be installed manually from a ZIP file: </w:t>
       </w:r>
-      <w:proofErr w:type="spellStart"/>
       <w:r>
         <w:rPr>
           <w:rFonts w:ascii="Consolas" w:eastAsia="Consolas" w:hAnsi="Consolas" w:cs="Consolas"/>
@@ -4081,25 +3809,8 @@
         </w:rPr>
         <w:t>GravityRTC</w:t>
       </w:r>
-      <w:proofErr w:type="spellEnd"/>
-      <w:r>
-        <w:t xml:space="preserve">. This file </w:t>
-      </w:r>
-      <w:proofErr w:type="gramStart"/>
-      <w:r>
-        <w:t>is located in</w:t>
-      </w:r>
-      <w:proofErr w:type="gramEnd"/>
-      <w:r>
-        <w:t xml:space="preserve"> the </w:t>
-      </w:r>
-      <w:proofErr w:type="spellStart"/>
-      <w:r>
-        <w:t>Github</w:t>
-      </w:r>
-      <w:proofErr w:type="spellEnd"/>
-      <w:r>
-        <w:t xml:space="preserve"> repository: https://github.com/sdelestang/POTBot/tree/master/docs</w:t>
+      <w:r>
+        <w:t>. This file is located in the Github repository: https://github.com/sdelestang/POTBot/tree/master/docs</w:t>
       </w:r>
     </w:p>
     <w:p>
@@ -4130,14 +3841,9 @@
       <w:bookmarkStart w:id="11" w:name="_Toc229841653"/>
       <w:r>
         <w:lastRenderedPageBreak/>
-        <w:t xml:space="preserve">Programming the </w:t>
-      </w:r>
-      <w:proofErr w:type="spellStart"/>
-      <w:r>
-        <w:t>POTBot</w:t>
+        <w:t>Programming the POTBot</w:t>
       </w:r>
       <w:bookmarkEnd w:id="11"/>
-      <w:proofErr w:type="spellEnd"/>
     </w:p>
     <w:p>
       <w:pPr>
@@ -4159,15 +3865,7 @@
         <w:spacing w:after="100"/>
       </w:pPr>
       <w:r>
-        <w:t xml:space="preserve">Open the firmware sketch. In the extracted </w:t>
-      </w:r>
-      <w:proofErr w:type="spellStart"/>
-      <w:r>
-        <w:t>POTBot</w:t>
-      </w:r>
-      <w:proofErr w:type="spellEnd"/>
-      <w:r>
-        <w:t xml:space="preserve"> folder, navigate to </w:t>
+        <w:t xml:space="preserve">Open the firmware sketch. In the extracted POTBot folder, navigate to </w:t>
       </w:r>
       <w:r>
         <w:rPr>
@@ -4182,30 +3880,8 @@
         <w:rPr>
           <w:i/>
         </w:rPr>
-        <w:t>Important: Arduino requires that the .</w:t>
-      </w:r>
-      <w:proofErr w:type="spellStart"/>
-      <w:r>
-        <w:rPr>
-          <w:i/>
-        </w:rPr>
-        <w:t>ino</w:t>
-      </w:r>
-      <w:proofErr w:type="spellEnd"/>
-      <w:r>
-        <w:rPr>
-          <w:i/>
-        </w:rPr>
-        <w:t xml:space="preserve"> file resides in a folder with the same name as the sketch. Do not move PB_CodeV10.ino out of its PB_CodeV10 folder, or the IDE will refuse to compile it. If you need to relocate the file, copy the entire PB_CodeV10 </w:t>
-      </w:r>
-      <w:proofErr w:type="spellStart"/>
-      <w:r>
-        <w:rPr>
-          <w:i/>
-        </w:rPr>
-        <w:t>folder</w:t>
-      </w:r>
-      <w:proofErr w:type="spellEnd"/>
+        <w:t>Important: Arduino requires that the .ino file resides in a folder with the same name as the sketch. Do not move PB_CodeV10.ino out of its PB_CodeV10 folder, or the IDE will refuse to compile it. If you need to relocate the file, copy the entire PB_CodeV10 folder</w:t>
+      </w:r>
     </w:p>
     <w:p>
       <w:pPr>
@@ -4217,15 +3893,7 @@
         <w:spacing w:after="100"/>
       </w:pPr>
       <w:r>
-        <w:t xml:space="preserve">Disconnect the battery from the </w:t>
-      </w:r>
-      <w:proofErr w:type="spellStart"/>
-      <w:r>
-        <w:t>POTBot</w:t>
-      </w:r>
-      <w:proofErr w:type="spellEnd"/>
-      <w:r>
-        <w:t>.</w:t>
+        <w:t>Disconnect the battery from the POTBot.</w:t>
       </w:r>
     </w:p>
     <w:p>
@@ -4238,23 +3906,7 @@
         <w:spacing w:after="100"/>
       </w:pPr>
       <w:r>
-        <w:t xml:space="preserve">Connect the </w:t>
-      </w:r>
-      <w:proofErr w:type="spellStart"/>
-      <w:r>
-        <w:t>POTBot</w:t>
-      </w:r>
-      <w:proofErr w:type="spellEnd"/>
-      <w:r>
-        <w:t xml:space="preserve"> to the computer using a micro-USB cable plugged into the left-hand port (</w:t>
-      </w:r>
-      <w:proofErr w:type="spellStart"/>
-      <w:r>
-        <w:t>ItsyBitsy</w:t>
-      </w:r>
-      <w:proofErr w:type="spellEnd"/>
-      <w:r>
-        <w:t xml:space="preserve"> board).</w:t>
+        <w:t>Connect the POTBot to the computer using a micro-USB cable plugged into the left-hand port (ItsyBitsy board).</w:t>
       </w:r>
     </w:p>
     <w:p>
@@ -4267,15 +3919,7 @@
         <w:spacing w:after="100"/>
       </w:pPr>
       <w:r>
-        <w:t xml:space="preserve">Under Tools → Port, select the port with the suffix “(Adafruit </w:t>
-      </w:r>
-      <w:proofErr w:type="spellStart"/>
-      <w:r>
-        <w:t>ItsyBitsy</w:t>
-      </w:r>
-      <w:proofErr w:type="spellEnd"/>
-      <w:r>
-        <w:t xml:space="preserve"> M0)”.</w:t>
+        <w:t>Under Tools → Port, select the port with the suffix “(Adafruit ItsyBitsy M0)”.</w:t>
       </w:r>
     </w:p>
     <w:p>
@@ -4288,15 +3932,7 @@
         <w:spacing w:after="100"/>
       </w:pPr>
       <w:r>
-        <w:t xml:space="preserve">Verify that Tools → Board is set to “Adafruit </w:t>
-      </w:r>
-      <w:proofErr w:type="spellStart"/>
-      <w:r>
-        <w:t>ItsyBitsy</w:t>
-      </w:r>
-      <w:proofErr w:type="spellEnd"/>
-      <w:r>
-        <w:t xml:space="preserve"> M0”.</w:t>
+        <w:t>Verify that Tools → Board is set to “Adafruit ItsyBitsy M0”.</w:t>
       </w:r>
     </w:p>
     <w:p>
@@ -4322,15 +3958,7 @@
         <w:spacing w:after="100"/>
       </w:pPr>
       <w:r>
-        <w:t xml:space="preserve">On successful upload, open the Serial Monitor (magnifying glass icon, top-right) to verify the </w:t>
-      </w:r>
-      <w:proofErr w:type="spellStart"/>
-      <w:r>
-        <w:t>POTBot</w:t>
-      </w:r>
-      <w:proofErr w:type="spellEnd"/>
-      <w:r>
-        <w:t xml:space="preserve"> reports its firmware version and RTC time.</w:t>
+        <w:t>On successful upload, open the Serial Monitor (magnifying glass icon, top-right) to verify the POTBot reports its firmware version and RTC time.</w:t>
       </w:r>
     </w:p>
     <w:p>
@@ -4378,36 +4006,14 @@
         <w:spacing w:before="80" w:after="80"/>
         <w:ind w:left="360"/>
       </w:pPr>
-      <w:proofErr w:type="spellStart"/>
-      <w:proofErr w:type="gramStart"/>
       <w:r>
         <w:rPr>
           <w:rFonts w:ascii="Consolas" w:eastAsia="Consolas" w:hAnsi="Consolas" w:cs="Consolas"/>
           <w:sz w:val="18"/>
           <w:szCs w:val="18"/>
         </w:rPr>
-        <w:t>rtc.adjustRtc</w:t>
-      </w:r>
-      <w:proofErr w:type="spellEnd"/>
-      <w:proofErr w:type="gramEnd"/>
-      <w:r>
-        <w:rPr>
-          <w:rFonts w:ascii="Consolas" w:eastAsia="Consolas" w:hAnsi="Consolas" w:cs="Consolas"/>
-          <w:sz w:val="18"/>
-          <w:szCs w:val="18"/>
-        </w:rPr>
-        <w:t>(F(__DATE__), F(__TIME__)</w:t>
-      </w:r>
-      <w:proofErr w:type="gramStart"/>
-      <w:r>
-        <w:rPr>
-          <w:rFonts w:ascii="Consolas" w:eastAsia="Consolas" w:hAnsi="Consolas" w:cs="Consolas"/>
-          <w:sz w:val="18"/>
-          <w:szCs w:val="18"/>
-        </w:rPr>
-        <w:t>);</w:t>
-      </w:r>
-      <w:proofErr w:type="gramEnd"/>
+        <w:t>rtc.adjustRtc(F(__DATE__), F(__TIME__));</w:t>
+      </w:r>
     </w:p>
     <w:p>
       <w:pPr>
@@ -4447,38 +4053,8 @@
           <w:sz w:val="18"/>
           <w:szCs w:val="18"/>
         </w:rPr>
-        <w:t>//</w:t>
-      </w:r>
-      <w:proofErr w:type="spellStart"/>
-      <w:proofErr w:type="gramStart"/>
-      <w:r>
-        <w:rPr>
-          <w:rFonts w:ascii="Consolas" w:eastAsia="Consolas" w:hAnsi="Consolas" w:cs="Consolas"/>
-          <w:sz w:val="18"/>
-          <w:szCs w:val="18"/>
-        </w:rPr>
-        <w:t>rtc.adjustRtc</w:t>
-      </w:r>
-      <w:proofErr w:type="spellEnd"/>
-      <w:proofErr w:type="gramEnd"/>
-      <w:r>
-        <w:rPr>
-          <w:rFonts w:ascii="Consolas" w:eastAsia="Consolas" w:hAnsi="Consolas" w:cs="Consolas"/>
-          <w:sz w:val="18"/>
-          <w:szCs w:val="18"/>
-        </w:rPr>
-        <w:t>(F(__DATE__), F(__TIME__)</w:t>
-      </w:r>
-      <w:proofErr w:type="gramStart"/>
-      <w:r>
-        <w:rPr>
-          <w:rFonts w:ascii="Consolas" w:eastAsia="Consolas" w:hAnsi="Consolas" w:cs="Consolas"/>
-          <w:sz w:val="18"/>
-          <w:szCs w:val="18"/>
-        </w:rPr>
-        <w:t>);</w:t>
-      </w:r>
-      <w:proofErr w:type="gramEnd"/>
+        <w:t>//rtc.adjustRtc(F(__DATE__), F(__TIME__));</w:t>
+      </w:r>
     </w:p>
     <w:p>
       <w:pPr>
@@ -4520,27 +4096,7 @@
           <w:sz w:val="20"/>
           <w:szCs w:val="20"/>
         </w:rPr>
-        <w:t xml:space="preserve">If you forget to re-comment the line, the RTC will reset to the compile time every time the </w:t>
-      </w:r>
-      <w:proofErr w:type="spellStart"/>
-      <w:r>
-        <w:rPr>
-          <w:i/>
-          <w:iCs/>
-          <w:sz w:val="20"/>
-          <w:szCs w:val="20"/>
-        </w:rPr>
-        <w:t>POTBot</w:t>
-      </w:r>
-      <w:proofErr w:type="spellEnd"/>
-      <w:r>
-        <w:rPr>
-          <w:i/>
-          <w:iCs/>
-          <w:sz w:val="20"/>
-          <w:szCs w:val="20"/>
-        </w:rPr>
-        <w:t xml:space="preserve"> restarts.</w:t>
+        <w:t>If you forget to re-comment the line, the RTC will reset to the compile time every time the POTBot restarts.</w:t>
       </w:r>
     </w:p>
     <w:p>
@@ -4730,7 +4286,6 @@
             <w:vAlign w:val="center"/>
           </w:tcPr>
           <w:p>
-            <w:proofErr w:type="spellStart"/>
             <w:r>
               <w:rPr>
                 <w:rFonts w:ascii="Consolas" w:eastAsia="Consolas" w:hAnsi="Consolas" w:cs="Consolas"/>
@@ -4739,7 +4294,6 @@
               </w:rPr>
               <w:t>VidTime</w:t>
             </w:r>
-            <w:proofErr w:type="spellEnd"/>
           </w:p>
         </w:tc>
         <w:tc>
@@ -4847,7 +4401,6 @@
             <w:vAlign w:val="center"/>
           </w:tcPr>
           <w:p>
-            <w:proofErr w:type="spellStart"/>
             <w:r>
               <w:rPr>
                 <w:rFonts w:ascii="Consolas" w:eastAsia="Consolas" w:hAnsi="Consolas" w:cs="Consolas"/>
@@ -4856,7 +4409,6 @@
               </w:rPr>
               <w:t>GPSTime</w:t>
             </w:r>
-            <w:proofErr w:type="spellEnd"/>
           </w:p>
         </w:tc>
         <w:tc>
@@ -5313,15 +4865,7 @@
         <w:spacing w:after="100"/>
       </w:pPr>
       <w:r>
-        <w:t xml:space="preserve">The </w:t>
-      </w:r>
-      <w:proofErr w:type="spellStart"/>
-      <w:r>
-        <w:t>POTBot</w:t>
-      </w:r>
-      <w:proofErr w:type="spellEnd"/>
-      <w:r>
-        <w:t xml:space="preserve"> will power on and display the battery status LED (green = good, red = low).</w:t>
+        <w:t>The POTBot will power on and display the battery status LED (green = good, red = low).</w:t>
       </w:r>
     </w:p>
     <w:p>
@@ -5347,15 +4891,7 @@
         <w:spacing w:after="100"/>
       </w:pPr>
       <w:r>
-        <w:t xml:space="preserve">Place the </w:t>
-      </w:r>
-      <w:proofErr w:type="spellStart"/>
-      <w:r>
-        <w:t>POTBot</w:t>
-      </w:r>
-      <w:proofErr w:type="spellEnd"/>
-      <w:r>
-        <w:t xml:space="preserve"> into the lobster pot. When the wet switch detects immersion, the camera will begin recording for the configured video duration.</w:t>
+        <w:t>Place the POTBot into the lobster pot. When the wet switch detects immersion, the camera will begin recording for the configured video duration.</w:t>
       </w:r>
     </w:p>
     <w:p>
@@ -5373,15 +4909,7 @@
         <w:spacing w:after="160"/>
       </w:pPr>
       <w:r>
-        <w:t xml:space="preserve">Once deployed, the </w:t>
-      </w:r>
-      <w:proofErr w:type="spellStart"/>
-      <w:r>
-        <w:t>POTBot</w:t>
-      </w:r>
-      <w:proofErr w:type="spellEnd"/>
-      <w:r>
-        <w:t xml:space="preserve"> operates autonomously through the following cycle:</w:t>
+        <w:t>Once deployed, the POTBot operates autonomously through the following cycle:</w:t>
       </w:r>
     </w:p>
     <w:p>
@@ -5590,15 +5118,7 @@
         <w:spacing w:after="100"/>
       </w:pPr>
       <w:r>
-        <w:t>Connect a micro-USB cable to the left-hand port on the rear panel (</w:t>
-      </w:r>
-      <w:proofErr w:type="spellStart"/>
-      <w:r>
-        <w:t>ItsyBitsy</w:t>
-      </w:r>
-      <w:proofErr w:type="spellEnd"/>
-      <w:r>
-        <w:t>).</w:t>
+        <w:t>Connect a micro-USB cable to the left-hand port on the rear panel (ItsyBitsy).</w:t>
       </w:r>
     </w:p>
     <w:p>
@@ -5624,15 +5144,7 @@
         <w:spacing w:after="100"/>
       </w:pPr>
       <w:r>
-        <w:t xml:space="preserve">The </w:t>
-      </w:r>
-      <w:proofErr w:type="spellStart"/>
-      <w:r>
-        <w:t>POTBot</w:t>
-      </w:r>
-      <w:proofErr w:type="spellEnd"/>
-      <w:r>
-        <w:t xml:space="preserve"> will display its firmware version, RTC date/time, and begin monitoring the wet switch.</w:t>
+        <w:t>The POTBot will display its firmware version, RTC date/time, and begin monitoring the wet switch.</w:t>
       </w:r>
     </w:p>
     <w:p>
@@ -5669,15 +5181,7 @@
         <w:spacing w:after="100"/>
       </w:pPr>
       <w:r>
-        <w:t xml:space="preserve">Select and copy all output text. Paste it into a Microsoft Word document, include the </w:t>
-      </w:r>
-      <w:proofErr w:type="gramStart"/>
-      <w:r>
-        <w:t>skipper</w:t>
-      </w:r>
-      <w:proofErr w:type="gramEnd"/>
-      <w:r>
-        <w:t xml:space="preserve"> name, location, and date in the title, and save to the Teams folder alongside the video files.</w:t>
+        <w:t>Select and copy all output text. Paste it into a Microsoft Word document, include the skipper name, location, and date in the title, and save to the Teams folder alongside the video files.</w:t>
       </w:r>
     </w:p>
     <w:p>
@@ -5879,23 +5383,7 @@
                 <w:sz w:val="20"/>
                 <w:szCs w:val="20"/>
               </w:rPr>
-              <w:t xml:space="preserve">Stops the </w:t>
-            </w:r>
-            <w:proofErr w:type="spellStart"/>
-            <w:r>
-              <w:rPr>
-                <w:sz w:val="20"/>
-                <w:szCs w:val="20"/>
-              </w:rPr>
-              <w:t>POTBot</w:t>
-            </w:r>
-            <w:proofErr w:type="spellEnd"/>
-            <w:r>
-              <w:rPr>
-                <w:sz w:val="20"/>
-                <w:szCs w:val="20"/>
-              </w:rPr>
-              <w:t xml:space="preserve"> and prints all stored data (GPS positions, deployment times, temperatures) to the Serial Monitor.</w:t>
+              <w:t>Stops the POTBot and prints all stored data (GPS positions, deployment times, temperatures) to the Serial Monitor.</w:t>
             </w:r>
           </w:p>
         </w:tc>
@@ -5956,23 +5444,7 @@
                 <w:sz w:val="20"/>
                 <w:szCs w:val="20"/>
               </w:rPr>
-              <w:t xml:space="preserve">Stops the </w:t>
-            </w:r>
-            <w:proofErr w:type="spellStart"/>
-            <w:r>
-              <w:rPr>
-                <w:sz w:val="20"/>
-                <w:szCs w:val="20"/>
-              </w:rPr>
-              <w:t>POTBot</w:t>
-            </w:r>
-            <w:proofErr w:type="spellEnd"/>
-            <w:r>
-              <w:rPr>
-                <w:sz w:val="20"/>
-                <w:szCs w:val="20"/>
-              </w:rPr>
-              <w:t xml:space="preserve"> and deletes all stored data from the onboard flash memory.</w:t>
+              <w:t>Stops the POTBot and deletes all stored data from the onboard flash memory.</w:t>
             </w:r>
           </w:p>
         </w:tc>
@@ -6033,23 +5505,7 @@
                 <w:sz w:val="20"/>
                 <w:szCs w:val="20"/>
               </w:rPr>
-              <w:t xml:space="preserve">Restarts the </w:t>
-            </w:r>
-            <w:proofErr w:type="spellStart"/>
-            <w:r>
-              <w:rPr>
-                <w:sz w:val="20"/>
-                <w:szCs w:val="20"/>
-              </w:rPr>
-              <w:t>POTBot</w:t>
-            </w:r>
-            <w:proofErr w:type="spellEnd"/>
-            <w:r>
-              <w:rPr>
-                <w:sz w:val="20"/>
-                <w:szCs w:val="20"/>
-              </w:rPr>
-              <w:t xml:space="preserve"> and resumes normal wet-switch monitoring.</w:t>
+              <w:t>Restarts the POTBot and resumes normal wet-switch monitoring.</w:t>
             </w:r>
           </w:p>
         </w:tc>
@@ -6085,25 +5541,30 @@
           <w:sz w:val="18"/>
           <w:szCs w:val="18"/>
         </w:rPr>
-        <w:t xml:space="preserve">Team Lobster / General / </w:t>
-      </w:r>
-      <w:proofErr w:type="spellStart"/>
+        <w:t>Team Lobster / General / PotBot 2023 / Videos</w:t>
+      </w:r>
+    </w:p>
+    <w:p>
+      <w:pPr>
+        <w:spacing w:after="160"/>
+      </w:pPr>
+      <w:r>
+        <w:t>Create a new folder for each deployment using the naming convention:</w:t>
+      </w:r>
+    </w:p>
+    <w:p>
+      <w:pPr>
+        <w:shd w:val="clear" w:color="auto" w:fill="F2F3F4"/>
+        <w:spacing w:before="80" w:after="80"/>
+        <w:ind w:left="360"/>
+      </w:pPr>
       <w:r>
         <w:rPr>
           <w:rFonts w:ascii="Consolas" w:eastAsia="Consolas" w:hAnsi="Consolas" w:cs="Consolas"/>
           <w:sz w:val="18"/>
           <w:szCs w:val="18"/>
         </w:rPr>
-        <w:t>PotBot</w:t>
-      </w:r>
-      <w:proofErr w:type="spellEnd"/>
-      <w:r>
-        <w:rPr>
-          <w:rFonts w:ascii="Consolas" w:eastAsia="Consolas" w:hAnsi="Consolas" w:cs="Consolas"/>
-          <w:sz w:val="18"/>
-          <w:szCs w:val="18"/>
-        </w:rPr>
-        <w:t xml:space="preserve"> 2023 / Videos</w:t>
+        <w:t>[LFB Number]_[DDMMYYYY]_[Camera ID]</w:t>
       </w:r>
     </w:p>
     <w:p>
@@ -6111,74 +5572,7 @@
         <w:spacing w:after="160"/>
       </w:pPr>
       <w:r>
-        <w:t>Create a new folder for each deployment using the naming convention:</w:t>
-      </w:r>
-    </w:p>
-    <w:p>
-      <w:pPr>
-        <w:shd w:val="clear" w:color="auto" w:fill="F2F3F4"/>
-        <w:spacing w:before="80" w:after="80"/>
-        <w:ind w:left="360"/>
-      </w:pPr>
-      <w:r>
-        <w:rPr>
-          <w:rFonts w:ascii="Consolas" w:eastAsia="Consolas" w:hAnsi="Consolas" w:cs="Consolas"/>
-          <w:sz w:val="18"/>
-          <w:szCs w:val="18"/>
-        </w:rPr>
-        <w:t xml:space="preserve">[LFB </w:t>
-      </w:r>
-      <w:proofErr w:type="gramStart"/>
-      <w:r>
-        <w:rPr>
-          <w:rFonts w:ascii="Consolas" w:eastAsia="Consolas" w:hAnsi="Consolas" w:cs="Consolas"/>
-          <w:sz w:val="18"/>
-          <w:szCs w:val="18"/>
-        </w:rPr>
-        <w:t>Number]_</w:t>
-      </w:r>
-      <w:proofErr w:type="gramEnd"/>
-      <w:r>
-        <w:rPr>
-          <w:rFonts w:ascii="Consolas" w:eastAsia="Consolas" w:hAnsi="Consolas" w:cs="Consolas"/>
-          <w:sz w:val="18"/>
-          <w:szCs w:val="18"/>
-        </w:rPr>
-        <w:t>[DDMMYYYY]</w:t>
-      </w:r>
-      <w:proofErr w:type="gramStart"/>
-      <w:r>
-        <w:rPr>
-          <w:rFonts w:ascii="Consolas" w:eastAsia="Consolas" w:hAnsi="Consolas" w:cs="Consolas"/>
-          <w:sz w:val="18"/>
-          <w:szCs w:val="18"/>
-        </w:rPr>
-        <w:t>_[</w:t>
-      </w:r>
-      <w:proofErr w:type="gramEnd"/>
-      <w:r>
-        <w:rPr>
-          <w:rFonts w:ascii="Consolas" w:eastAsia="Consolas" w:hAnsi="Consolas" w:cs="Consolas"/>
-          <w:sz w:val="18"/>
-          <w:szCs w:val="18"/>
-        </w:rPr>
-        <w:t>Camera ID]</w:t>
-      </w:r>
-    </w:p>
-    <w:p>
-      <w:pPr>
-        <w:spacing w:after="160"/>
-      </w:pPr>
-      <w:r>
-        <w:t xml:space="preserve">For example, </w:t>
-      </w:r>
-      <w:proofErr w:type="spellStart"/>
-      <w:r>
-        <w:t>POTBot</w:t>
-      </w:r>
-      <w:proofErr w:type="spellEnd"/>
-      <w:r>
-        <w:t xml:space="preserve"> A027 deployed on 12 March 2023 to LFBF020 would be named: </w:t>
+        <w:t xml:space="preserve">For example, POTBot A027 deployed on 12 March 2023 to LFBF020 would be named: </w:t>
       </w:r>
       <w:r>
         <w:rPr>
@@ -6210,23 +5604,7 @@
         <w:spacing w:after="160"/>
       </w:pPr>
       <w:r>
-        <w:t xml:space="preserve">Each Mobius </w:t>
-      </w:r>
-      <w:proofErr w:type="spellStart"/>
-      <w:r>
-        <w:t>ActionCam</w:t>
-      </w:r>
-      <w:proofErr w:type="spellEnd"/>
-      <w:r>
-        <w:t xml:space="preserve"> must be configured before its first use with a </w:t>
-      </w:r>
-      <w:proofErr w:type="spellStart"/>
-      <w:r>
-        <w:t>POTBot</w:t>
-      </w:r>
-      <w:proofErr w:type="spellEnd"/>
-      <w:r>
-        <w:t>. This only needs to be done once per camera unless settings are reset.</w:t>
+        <w:t>Each Mobius ActionCam must be configured before its first use with a POTBot. This only needs to be done once per camera unless settings are reset.</w:t>
       </w:r>
     </w:p>
     <w:p>
@@ -6244,20 +5622,12 @@
         <w:pStyle w:val="ListParagraph"/>
         <w:numPr>
           <w:ilvl w:val="0"/>
-          <w:numId w:val="7"/>
+          <w:numId w:val="9"/>
         </w:numPr>
         <w:spacing w:after="100"/>
       </w:pPr>
       <w:r>
-        <w:t xml:space="preserve">Download and install the </w:t>
-      </w:r>
-      <w:proofErr w:type="spellStart"/>
-      <w:r>
-        <w:t>mSetup</w:t>
-      </w:r>
-      <w:proofErr w:type="spellEnd"/>
-      <w:r>
-        <w:t xml:space="preserve"> software from: https://www.mytempfiles.info/mobius/</w:t>
+        <w:t>Download and install the mSetup software from: https://www.mytempfiles.info/mobius/</w:t>
       </w:r>
     </w:p>
     <w:p>
@@ -6265,12 +5635,18 @@
         <w:pStyle w:val="ListParagraph"/>
         <w:numPr>
           <w:ilvl w:val="0"/>
-          <w:numId w:val="7"/>
+          <w:numId w:val="9"/>
         </w:numPr>
         <w:spacing w:after="100"/>
       </w:pPr>
       <w:r>
         <w:t>Ensure an SD card is inserted in the camera before connecting it to the computer.</w:t>
+      </w:r>
+      <w:r>
+        <w:t xml:space="preserve"> Make sure the SD card </w:t>
+      </w:r>
+      <w:r>
+        <w:t>is formatted to fat32 regardless of SD card size. Windows will not allow this so for larger ( &gt; 32g) use guiformat.exe (free online) http://ridgecrop.co.uk/index.htm?guiformat.htm</w:t>
       </w:r>
     </w:p>
     <w:p>
@@ -6278,20 +5654,18 @@
         <w:pStyle w:val="ListParagraph"/>
         <w:numPr>
           <w:ilvl w:val="0"/>
-          <w:numId w:val="7"/>
+          <w:numId w:val="9"/>
         </w:numPr>
         <w:spacing w:after="100"/>
       </w:pPr>
       <w:r>
-        <w:t xml:space="preserve">Connect the camera via USB. In </w:t>
-      </w:r>
-      <w:proofErr w:type="spellStart"/>
-      <w:r>
-        <w:t>mSetup</w:t>
-      </w:r>
-      <w:proofErr w:type="spellEnd"/>
-      <w:r>
-        <w:t>, click the camera line at the top of the window (showing “E Capacity = …”).</w:t>
+        <w:t>Connect the camera via USB. In mSetup, click the camera line at the top of the window (showing “E Capacity = …”).</w:t>
+      </w:r>
+      <w:r>
+        <w:t xml:space="preserve"> </w:t>
+      </w:r>
+      <w:r>
+        <w:t>Note that often camera will appear in the window as a storage device (will show SD card storage capacity) to remedy press the shutter button on camera (front left) once and wait.</w:t>
       </w:r>
     </w:p>
     <w:p>
@@ -6299,41 +5673,159 @@
         <w:pStyle w:val="ListParagraph"/>
         <w:numPr>
           <w:ilvl w:val="0"/>
-          <w:numId w:val="7"/>
+          <w:numId w:val="9"/>
         </w:numPr>
         <w:spacing w:after="100"/>
       </w:pPr>
       <w:r>
-        <w:t xml:space="preserve">On the first configuration tab, set the file system to match the SD card format. For larger SD cards, verify the file system (it may be </w:t>
-      </w:r>
-      <w:proofErr w:type="spellStart"/>
-      <w:r>
-        <w:t>exFAT</w:t>
-      </w:r>
-      <w:proofErr w:type="spellEnd"/>
-      <w:r>
-        <w:t>) and select accordingly.</w:t>
-      </w:r>
+        <w:t xml:space="preserve">On the first configuration tab, set the file system to match the SD card format. For larger SD cards, </w:t>
+      </w:r>
+      <w:r>
+        <w:t>it still must be FAT32</w:t>
+      </w:r>
+      <w:r>
+        <w:t>.</w:t>
+      </w:r>
+    </w:p>
+    <w:p>
+      <w:pPr>
+        <w:spacing w:after="100"/>
+      </w:pPr>
+      <w:r>
+        <w:rPr>
+          <w:noProof/>
+        </w:rPr>
+        <w:drawing>
+          <wp:inline distT="0" distB="0" distL="0" distR="0" wp14:anchorId="495D98F9" wp14:editId="6EADC75D">
+            <wp:extent cx="5000726" cy="3981854"/>
+            <wp:effectExtent l="0" t="0" r="0" b="0"/>
+            <wp:docPr id="129274845" name="Picture 1"/>
+            <wp:cNvGraphicFramePr>
+              <a:graphicFrameLocks xmlns:a="http://schemas.openxmlformats.org/drawingml/2006/main" noChangeAspect="1"/>
+            </wp:cNvGraphicFramePr>
+            <a:graphic xmlns:a="http://schemas.openxmlformats.org/drawingml/2006/main">
+              <a:graphicData uri="http://schemas.openxmlformats.org/drawingml/2006/picture">
+                <pic:pic xmlns:pic="http://schemas.openxmlformats.org/drawingml/2006/picture">
+                  <pic:nvPicPr>
+                    <pic:cNvPr id="0" name="Picture 2"/>
+                    <pic:cNvPicPr>
+                      <a:picLocks noChangeAspect="1" noChangeArrowheads="1"/>
+                    </pic:cNvPicPr>
+                  </pic:nvPicPr>
+                  <pic:blipFill>
+                    <a:blip r:embed="rId11" cstate="print">
+                      <a:extLst>
+                        <a:ext uri="{28A0092B-C50C-407E-A947-70E740481C1C}">
+                          <a14:useLocalDpi xmlns:a14="http://schemas.microsoft.com/office/drawing/2010/main" val="0"/>
+                        </a:ext>
+                      </a:extLst>
+                    </a:blip>
+                    <a:srcRect/>
+                    <a:stretch>
+                      <a:fillRect/>
+                    </a:stretch>
+                  </pic:blipFill>
+                  <pic:spPr bwMode="auto">
+                    <a:xfrm>
+                      <a:off x="0" y="0"/>
+                      <a:ext cx="5004411" cy="3984788"/>
+                    </a:xfrm>
+                    <a:prstGeom prst="rect">
+                      <a:avLst/>
+                    </a:prstGeom>
+                    <a:noFill/>
+                    <a:ln>
+                      <a:noFill/>
+                    </a:ln>
+                  </pic:spPr>
+                </pic:pic>
+              </a:graphicData>
+            </a:graphic>
+          </wp:inline>
+        </w:drawing>
+      </w:r>
+    </w:p>
+    <w:p>
+      <w:pPr>
+        <w:spacing w:after="100"/>
+      </w:pPr>
     </w:p>
     <w:p>
       <w:pPr>
         <w:pStyle w:val="ListParagraph"/>
         <w:numPr>
           <w:ilvl w:val="0"/>
-          <w:numId w:val="7"/>
+          <w:numId w:val="9"/>
         </w:numPr>
         <w:spacing w:after="100"/>
       </w:pPr>
       <w:r>
-        <w:t xml:space="preserve">On the Mode 1 tab, configure the recording settings as required for </w:t>
-      </w:r>
-      <w:proofErr w:type="spellStart"/>
-      <w:r>
-        <w:t>POTBot</w:t>
-      </w:r>
-      <w:proofErr w:type="spellEnd"/>
-      <w:r>
-        <w:t xml:space="preserve"> operation.</w:t>
+        <w:t xml:space="preserve">On the </w:t>
+      </w:r>
+      <w:r>
+        <w:t>Video</w:t>
+      </w:r>
+      <w:r>
+        <w:t xml:space="preserve"> 1 tab, configure the recording settings as required for POTBot operation.</w:t>
+      </w:r>
+    </w:p>
+    <w:p>
+      <w:pPr>
+        <w:spacing w:after="100"/>
+      </w:pPr>
+      <w:r>
+        <w:rPr>
+          <w:noProof/>
+        </w:rPr>
+        <w:lastRenderedPageBreak/>
+        <w:drawing>
+          <wp:inline distT="0" distB="0" distL="0" distR="0" wp14:anchorId="211C4FE9" wp14:editId="21E1CE23">
+            <wp:extent cx="5237018" cy="4202495"/>
+            <wp:effectExtent l="0" t="0" r="1905" b="7620"/>
+            <wp:docPr id="918964390" name="Picture 2"/>
+            <wp:cNvGraphicFramePr>
+              <a:graphicFrameLocks xmlns:a="http://schemas.openxmlformats.org/drawingml/2006/main" noChangeAspect="1"/>
+            </wp:cNvGraphicFramePr>
+            <a:graphic xmlns:a="http://schemas.openxmlformats.org/drawingml/2006/main">
+              <a:graphicData uri="http://schemas.openxmlformats.org/drawingml/2006/picture">
+                <pic:pic xmlns:pic="http://schemas.openxmlformats.org/drawingml/2006/picture">
+                  <pic:nvPicPr>
+                    <pic:cNvPr id="0" name="Picture 3"/>
+                    <pic:cNvPicPr>
+                      <a:picLocks noChangeAspect="1" noChangeArrowheads="1"/>
+                    </pic:cNvPicPr>
+                  </pic:nvPicPr>
+                  <pic:blipFill>
+                    <a:blip r:embed="rId12" cstate="print">
+                      <a:extLst>
+                        <a:ext uri="{28A0092B-C50C-407E-A947-70E740481C1C}">
+                          <a14:useLocalDpi xmlns:a14="http://schemas.microsoft.com/office/drawing/2010/main" val="0"/>
+                        </a:ext>
+                      </a:extLst>
+                    </a:blip>
+                    <a:srcRect/>
+                    <a:stretch>
+                      <a:fillRect/>
+                    </a:stretch>
+                  </pic:blipFill>
+                  <pic:spPr bwMode="auto">
+                    <a:xfrm>
+                      <a:off x="0" y="0"/>
+                      <a:ext cx="5241595" cy="4206168"/>
+                    </a:xfrm>
+                    <a:prstGeom prst="rect">
+                      <a:avLst/>
+                    </a:prstGeom>
+                    <a:noFill/>
+                    <a:ln>
+                      <a:noFill/>
+                    </a:ln>
+                  </pic:spPr>
+                </pic:pic>
+              </a:graphicData>
+            </a:graphic>
+          </wp:inline>
+        </w:drawing>
       </w:r>
     </w:p>
     <w:p>
@@ -6341,7 +5833,7 @@
         <w:pStyle w:val="ListParagraph"/>
         <w:numPr>
           <w:ilvl w:val="0"/>
-          <w:numId w:val="7"/>
+          <w:numId w:val="9"/>
         </w:numPr>
         <w:spacing w:after="100"/>
       </w:pPr>
@@ -6376,27 +5868,7 @@
           <w:sz w:val="20"/>
           <w:szCs w:val="20"/>
         </w:rPr>
-        <w:t xml:space="preserve">When configuring multiple cameras, close and reopen </w:t>
-      </w:r>
-      <w:proofErr w:type="spellStart"/>
-      <w:r>
-        <w:rPr>
-          <w:i/>
-          <w:iCs/>
-          <w:sz w:val="20"/>
-          <w:szCs w:val="20"/>
-        </w:rPr>
-        <w:t>mSetup</w:t>
-      </w:r>
-      <w:proofErr w:type="spellEnd"/>
-      <w:r>
-        <w:rPr>
-          <w:i/>
-          <w:iCs/>
-          <w:sz w:val="20"/>
-          <w:szCs w:val="20"/>
-        </w:rPr>
-        <w:t xml:space="preserve"> between each camera to avoid cross-contamination of settings.</w:t>
+        <w:t>When configuring multiple cameras, close and reopen mSetup between each camera to avoid cross-contamination of settings.</w:t>
       </w:r>
     </w:p>
     <w:p>
@@ -6420,13 +5892,8 @@
         <w:pStyle w:val="Heading2"/>
       </w:pPr>
       <w:bookmarkStart w:id="27" w:name="_Toc229841669"/>
-      <w:proofErr w:type="spellStart"/>
-      <w:r>
-        <w:t>POTBot</w:t>
-      </w:r>
-      <w:proofErr w:type="spellEnd"/>
-      <w:r>
-        <w:t xml:space="preserve"> Does Not Power On</w:t>
+      <w:r>
+        <w:t>POTBot Does Not Power On</w:t>
       </w:r>
       <w:bookmarkEnd w:id="27"/>
     </w:p>
@@ -6476,15 +5943,7 @@
         <w:spacing w:after="100"/>
       </w:pPr>
       <w:r>
-        <w:t xml:space="preserve">Ensure the </w:t>
-      </w:r>
-      <w:proofErr w:type="spellStart"/>
-      <w:r>
-        <w:t>POTBot</w:t>
-      </w:r>
-      <w:proofErr w:type="spellEnd"/>
-      <w:r>
-        <w:t xml:space="preserve"> is outdoors with a clear view of the sky during initial GPS acquisition.</w:t>
+        <w:t>Ensure the POTBot is outdoors with a clear view of the sky during initial GPS acquisition.</w:t>
       </w:r>
     </w:p>
     <w:p>
@@ -6546,15 +6005,7 @@
         <w:spacing w:after="100"/>
       </w:pPr>
       <w:r>
-        <w:t xml:space="preserve">Check the camera USB connection to the </w:t>
-      </w:r>
-      <w:proofErr w:type="spellStart"/>
-      <w:r>
-        <w:t>POTBot</w:t>
-      </w:r>
-      <w:proofErr w:type="spellEnd"/>
-      <w:r>
-        <w:t xml:space="preserve"> mainboard.</w:t>
+        <w:t>Check the camera USB connection to the POTBot mainboard.</w:t>
       </w:r>
     </w:p>
     <w:p>
@@ -6567,23 +6018,7 @@
         <w:spacing w:after="100"/>
       </w:pPr>
       <w:r>
-        <w:t xml:space="preserve">Verify the wet switch is </w:t>
-      </w:r>
-      <w:proofErr w:type="gramStart"/>
-      <w:r>
-        <w:t>functioning:</w:t>
-      </w:r>
-      <w:proofErr w:type="gramEnd"/>
-      <w:r>
-        <w:t xml:space="preserve"> connect via Serial Monitor and observe whether the </w:t>
-      </w:r>
-      <w:proofErr w:type="spellStart"/>
-      <w:r>
-        <w:t>POTBot</w:t>
-      </w:r>
-      <w:proofErr w:type="spellEnd"/>
-      <w:r>
-        <w:t xml:space="preserve"> detects immersion.</w:t>
+        <w:t>Verify the wet switch is functioning: connect via Serial Monitor and observe whether the POTBot detects immersion.</w:t>
       </w:r>
     </w:p>
     <w:p>
@@ -6655,15 +6090,7 @@
         <w:spacing w:after="100"/>
       </w:pPr>
       <w:r>
-        <w:t xml:space="preserve">Ensure the correct board (Adafruit </w:t>
-      </w:r>
-      <w:proofErr w:type="spellStart"/>
-      <w:r>
-        <w:t>ItsyBitsy</w:t>
-      </w:r>
-      <w:proofErr w:type="spellEnd"/>
-      <w:r>
-        <w:t xml:space="preserve"> M0) and port are selected.</w:t>
+        <w:t>Ensure the correct board (Adafruit ItsyBitsy M0) and port are selected.</w:t>
       </w:r>
     </w:p>
     <w:p>
@@ -6689,15 +6116,7 @@
         <w:spacing w:after="100"/>
       </w:pPr>
       <w:r>
-        <w:t xml:space="preserve">Try double-pressing the reset button on the </w:t>
-      </w:r>
-      <w:proofErr w:type="spellStart"/>
-      <w:r>
-        <w:t>ItsyBitsy</w:t>
-      </w:r>
-      <w:proofErr w:type="spellEnd"/>
-      <w:r>
-        <w:t xml:space="preserve"> to enter bootloader mode.</w:t>
+        <w:t>Try double-pressing the reset button on the ItsyBitsy to enter bootloader mode.</w:t>
       </w:r>
     </w:p>
     <w:p>
@@ -6853,7 +6272,6 @@
             <w:vAlign w:val="center"/>
           </w:tcPr>
           <w:p>
-            <w:proofErr w:type="spellStart"/>
             <w:r>
               <w:rPr>
                 <w:rFonts w:ascii="Consolas" w:eastAsia="Consolas" w:hAnsi="Consolas" w:cs="Consolas"/>
@@ -6862,7 +6280,6 @@
               </w:rPr>
               <w:t>curr_read</w:t>
             </w:r>
-            <w:proofErr w:type="spellEnd"/>
           </w:p>
         </w:tc>
         <w:tc>
@@ -6889,23 +6306,7 @@
                 <w:sz w:val="20"/>
                 <w:szCs w:val="20"/>
               </w:rPr>
-              <w:t>0 (</w:t>
-            </w:r>
-            <w:proofErr w:type="spellStart"/>
-            <w:r>
-              <w:rPr>
-                <w:sz w:val="20"/>
-                <w:szCs w:val="20"/>
-              </w:rPr>
-              <w:t>analog</w:t>
-            </w:r>
-            <w:proofErr w:type="spellEnd"/>
-            <w:r>
-              <w:rPr>
-                <w:sz w:val="20"/>
-                <w:szCs w:val="20"/>
-              </w:rPr>
-              <w:t>)</w:t>
+              <w:t>0 (analog)</w:t>
             </w:r>
           </w:p>
         </w:tc>
@@ -6933,23 +6334,7 @@
                 <w:sz w:val="20"/>
                 <w:szCs w:val="20"/>
               </w:rPr>
-              <w:t xml:space="preserve">Wet switch: </w:t>
-            </w:r>
-            <w:proofErr w:type="spellStart"/>
-            <w:r>
-              <w:rPr>
-                <w:sz w:val="20"/>
-                <w:szCs w:val="20"/>
-              </w:rPr>
-              <w:t>analog</w:t>
-            </w:r>
-            <w:proofErr w:type="spellEnd"/>
-            <w:r>
-              <w:rPr>
-                <w:sz w:val="20"/>
-                <w:szCs w:val="20"/>
-              </w:rPr>
-              <w:t xml:space="preserve"> read for current sensing</w:t>
+              <w:t>Wet switch: analog read for current sensing</w:t>
             </w:r>
           </w:p>
         </w:tc>
@@ -6974,7 +6359,6 @@
             <w:vAlign w:val="center"/>
           </w:tcPr>
           <w:p>
-            <w:proofErr w:type="spellStart"/>
             <w:r>
               <w:rPr>
                 <w:rFonts w:ascii="Consolas" w:eastAsia="Consolas" w:hAnsi="Consolas" w:cs="Consolas"/>
@@ -6983,7 +6367,6 @@
               </w:rPr>
               <w:t>temp_read</w:t>
             </w:r>
-            <w:proofErr w:type="spellEnd"/>
           </w:p>
         </w:tc>
         <w:tc>
@@ -7038,23 +6421,7 @@
                 <w:sz w:val="20"/>
                 <w:szCs w:val="20"/>
               </w:rPr>
-              <w:t>Dallas DS18B20 temperature sensor (</w:t>
-            </w:r>
-            <w:proofErr w:type="spellStart"/>
-            <w:r>
-              <w:rPr>
-                <w:sz w:val="20"/>
-                <w:szCs w:val="20"/>
-              </w:rPr>
-              <w:t>OneWire</w:t>
-            </w:r>
-            <w:proofErr w:type="spellEnd"/>
-            <w:r>
-              <w:rPr>
-                <w:sz w:val="20"/>
-                <w:szCs w:val="20"/>
-              </w:rPr>
-              <w:t>)</w:t>
+              <w:t>Dallas DS18B20 temperature sensor (OneWire)</w:t>
             </w:r>
           </w:p>
         </w:tc>
@@ -7079,7 +6446,6 @@
             <w:vAlign w:val="center"/>
           </w:tcPr>
           <w:p>
-            <w:proofErr w:type="spellStart"/>
             <w:r>
               <w:rPr>
                 <w:rFonts w:ascii="Consolas" w:eastAsia="Consolas" w:hAnsi="Consolas" w:cs="Consolas"/>
@@ -7088,7 +6454,6 @@
               </w:rPr>
               <w:t>curr_out</w:t>
             </w:r>
-            <w:proofErr w:type="spellEnd"/>
           </w:p>
         </w:tc>
         <w:tc>
@@ -7168,7 +6533,6 @@
             <w:vAlign w:val="center"/>
           </w:tcPr>
           <w:p>
-            <w:proofErr w:type="spellStart"/>
             <w:r>
               <w:rPr>
                 <w:rFonts w:ascii="Consolas" w:eastAsia="Consolas" w:hAnsi="Consolas" w:cs="Consolas"/>
@@ -7177,7 +6541,6 @@
               </w:rPr>
               <w:t>curr_quite</w:t>
             </w:r>
-            <w:proofErr w:type="spellEnd"/>
           </w:p>
         </w:tc>
         <w:tc>
@@ -7518,7 +6881,6 @@
             <w:vAlign w:val="center"/>
           </w:tcPr>
           <w:p>
-            <w:proofErr w:type="spellStart"/>
             <w:r>
               <w:rPr>
                 <w:rFonts w:ascii="Consolas" w:eastAsia="Consolas" w:hAnsi="Consolas" w:cs="Consolas"/>
@@ -7527,7 +6889,6 @@
               </w:rPr>
               <w:t>pwrlsensor</w:t>
             </w:r>
-            <w:proofErr w:type="spellEnd"/>
           </w:p>
         </w:tc>
         <w:tc>
@@ -7607,7 +6968,6 @@
             <w:vAlign w:val="center"/>
           </w:tcPr>
           <w:p>
-            <w:proofErr w:type="spellStart"/>
             <w:r>
               <w:rPr>
                 <w:rFonts w:ascii="Consolas" w:eastAsia="Consolas" w:hAnsi="Consolas" w:cs="Consolas"/>
@@ -7616,7 +6976,6 @@
               </w:rPr>
               <w:t>lsensor</w:t>
             </w:r>
-            <w:proofErr w:type="spellEnd"/>
           </w:p>
         </w:tc>
         <w:tc>
@@ -7671,23 +7030,7 @@
                 <w:sz w:val="20"/>
                 <w:szCs w:val="20"/>
               </w:rPr>
-              <w:t xml:space="preserve">Light sensor </w:t>
-            </w:r>
-            <w:proofErr w:type="spellStart"/>
-            <w:r>
-              <w:rPr>
-                <w:sz w:val="20"/>
-                <w:szCs w:val="20"/>
-              </w:rPr>
-              <w:t>analog</w:t>
-            </w:r>
-            <w:proofErr w:type="spellEnd"/>
-            <w:r>
-              <w:rPr>
-                <w:sz w:val="20"/>
-                <w:szCs w:val="20"/>
-              </w:rPr>
-              <w:t xml:space="preserve"> input</w:t>
+              <w:t>Light sensor analog input</w:t>
             </w:r>
           </w:p>
         </w:tc>
@@ -7782,8 +7125,8 @@
     </w:tbl>
     <w:p/>
     <w:sectPr>
-      <w:headerReference w:type="default" r:id="rId11"/>
-      <w:footerReference w:type="default" r:id="rId12"/>
+      <w:headerReference w:type="default" r:id="rId13"/>
+      <w:footerReference w:type="default" r:id="rId14"/>
       <w:pgSz w:w="11906" w:h="16838"/>
       <w:pgMar w:top="1440" w:right="1440" w:bottom="1440" w:left="1440" w:header="708" w:footer="708" w:gutter="0"/>
       <w:cols w:space="720"/>
@@ -7794,7 +7137,7 @@
 </file>
 
 <file path=word/endnotes.xml><?xml version="1.0" encoding="utf-8"?>
-<w:endnotes xmlns:wpc="http://schemas.microsoft.com/office/word/2010/wordprocessingCanvas" xmlns:cx="http://schemas.microsoft.com/office/drawing/2014/chartex" xmlns:cx1="http://schemas.microsoft.com/office/drawing/2015/9/8/chartex" xmlns:cx2="http://schemas.microsoft.com/office/drawing/2015/10/21/chartex" xmlns:cx3="http://schemas.microsoft.com/office/drawing/2016/5/9/chartex" xmlns:cx4="http://schemas.microsoft.com/office/drawing/2016/5/10/chartex" xmlns:cx5="http://schemas.microsoft.com/office/drawing/2016/5/11/chartex" xmlns:cx6="http://schemas.microsoft.com/office/drawing/2016/5/12/chartex" xmlns:cx7="http://schemas.microsoft.com/office/drawing/2016/5/13/chartex" xmlns:cx8="http://schemas.microsoft.com/office/drawing/2016/5/14/chartex" xmlns:mc="http://schemas.openxmlformats.org/markup-compatibility/2006" xmlns:aink="http://schemas.microsoft.com/office/drawing/2016/ink" xmlns:am3d="http://schemas.microsoft.com/office/drawing/2017/model3d" xmlns:o="urn:schemas-microsoft-com:office:office" xmlns:oel="http://schemas.microsoft.com/office/2019/extlst" xmlns:r="http://schemas.openxmlformats.org/officeDocument/2006/relationships" xmlns:m="http://schemas.openxmlformats.org/officeDocument/2006/math" xmlns:v="urn:schemas-microsoft-com:vml" xmlns:wp14="http://schemas.microsoft.com/office/word/2010/wordprocessingDrawing" xmlns:wp="http://schemas.openxmlformats.org/drawingml/2006/wordprocessingDrawing" xmlns:w10="urn:schemas-microsoft-com:office:word" xmlns:w="http://schemas.openxmlformats.org/wordprocessingml/2006/main" xmlns:w14="http://schemas.microsoft.com/office/word/2010/wordml" xmlns:w15="http://schemas.microsoft.com/office/word/2012/wordml" xmlns:w16cex="http://schemas.microsoft.com/office/word/2018/wordml/cex" xmlns:w16cid="http://schemas.microsoft.com/office/word/2016/wordml/cid" xmlns:w16="http://schemas.microsoft.com/office/word/2018/wordml" xmlns:w16du="http://schemas.microsoft.com/office/word/2023/wordml/word16du" xmlns:w16sdtdh="http://schemas.microsoft.com/office/word/2020/wordml/sdtdatahash" xmlns:w16sdtfl="http://schemas.microsoft.com/office/word/2024/wordml/sdtformatlock" xmlns:w16se="http://schemas.microsoft.com/office/word/2015/wordml/symex" xmlns:wpg="http://schemas.microsoft.com/office/word/2010/wordprocessingGroup" xmlns:wpi="http://schemas.microsoft.com/office/word/2010/wordprocessingInk" xmlns:wne="http://schemas.microsoft.com/office/word/2006/wordml" xmlns:wps="http://schemas.microsoft.com/office/word/2010/wordprocessingShape" mc:Ignorable="w14 w15 w16se w16cid w16 w16cex w16sdtdh w16sdtfl w16du wp14">
+<w:endnotes xmlns:wpc="http://schemas.microsoft.com/office/word/2010/wordprocessingCanvas" xmlns:cx="http://schemas.microsoft.com/office/drawing/2014/chartex" xmlns:cx1="http://schemas.microsoft.com/office/drawing/2015/9/8/chartex" xmlns:cx2="http://schemas.microsoft.com/office/drawing/2015/10/21/chartex" xmlns:cx3="http://schemas.microsoft.com/office/drawing/2016/5/9/chartex" xmlns:cx4="http://schemas.microsoft.com/office/drawing/2016/5/10/chartex" xmlns:cx5="http://schemas.microsoft.com/office/drawing/2016/5/11/chartex" xmlns:cx6="http://schemas.microsoft.com/office/drawing/2016/5/12/chartex" xmlns:cx7="http://schemas.microsoft.com/office/drawing/2016/5/13/chartex" xmlns:cx8="http://schemas.microsoft.com/office/drawing/2016/5/14/chartex" xmlns:mc="http://schemas.openxmlformats.org/markup-compatibility/2006" xmlns:aink="http://schemas.microsoft.com/office/drawing/2016/ink" xmlns:am3d="http://schemas.microsoft.com/office/drawing/2017/model3d" xmlns:o="urn:schemas-microsoft-com:office:office" xmlns:oel="http://schemas.microsoft.com/office/2019/extlst" xmlns:r="http://schemas.openxmlformats.org/officeDocument/2006/relationships" xmlns:m="http://schemas.openxmlformats.org/officeDocument/2006/math" xmlns:v="urn:schemas-microsoft-com:vml" xmlns:wp14="http://schemas.microsoft.com/office/word/2010/wordprocessingDrawing" xmlns:wp="http://schemas.openxmlformats.org/drawingml/2006/wordprocessingDrawing" xmlns:w10="urn:schemas-microsoft-com:office:word" xmlns:w="http://schemas.openxmlformats.org/wordprocessingml/2006/main" xmlns:w14="http://schemas.microsoft.com/office/word/2010/wordml" xmlns:w15="http://schemas.microsoft.com/office/word/2012/wordml" xmlns:w16cei="http://schemas.microsoft.com/office/word/2026/wordml/cei" xmlns:w16cex="http://schemas.microsoft.com/office/word/2018/wordml/cex" xmlns:w16cid="http://schemas.microsoft.com/office/word/2016/wordml/cid" xmlns:w16="http://schemas.microsoft.com/office/word/2018/wordml" xmlns:w16du="http://schemas.microsoft.com/office/word/2023/wordml/word16du" xmlns:w16sdtdh="http://schemas.microsoft.com/office/word/2020/wordml/sdtdatahash" xmlns:w16sdtfl="http://schemas.microsoft.com/office/word/2024/wordml/sdtformatlock" xmlns:w16se="http://schemas.microsoft.com/office/word/2015/wordml/symex" xmlns:wpg="http://schemas.microsoft.com/office/word/2010/wordprocessingGroup" xmlns:wpi="http://schemas.microsoft.com/office/word/2010/wordprocessingInk" xmlns:wne="http://schemas.microsoft.com/office/word/2006/wordml" xmlns:wps="http://schemas.microsoft.com/office/word/2010/wordprocessingShape" mc:Ignorable="w14 w15 w16se w16cid w16 w16cex w16sdtdh w16sdtfl w16du wp14">
   <w:endnote w:type="separator" w:id="-1">
     <w:p>
       <w:r>
@@ -7813,28 +7156,18 @@
 </file>
 
 <file path=word/footer1.xml><?xml version="1.0" encoding="utf-8"?>
-<w:ftr xmlns:wpc="http://schemas.microsoft.com/office/word/2010/wordprocessingCanvas" xmlns:cx="http://schemas.microsoft.com/office/drawing/2014/chartex" xmlns:cx1="http://schemas.microsoft.com/office/drawing/2015/9/8/chartex" xmlns:cx2="http://schemas.microsoft.com/office/drawing/2015/10/21/chartex" xmlns:cx3="http://schemas.microsoft.com/office/drawing/2016/5/9/chartex" xmlns:cx4="http://schemas.microsoft.com/office/drawing/2016/5/10/chartex" xmlns:cx5="http://schemas.microsoft.com/office/drawing/2016/5/11/chartex" xmlns:cx6="http://schemas.microsoft.com/office/drawing/2016/5/12/chartex" xmlns:cx7="http://schemas.microsoft.com/office/drawing/2016/5/13/chartex" xmlns:cx8="http://schemas.microsoft.com/office/drawing/2016/5/14/chartex" xmlns:mc="http://schemas.openxmlformats.org/markup-compatibility/2006" xmlns:aink="http://schemas.microsoft.com/office/drawing/2016/ink" xmlns:am3d="http://schemas.microsoft.com/office/drawing/2017/model3d" xmlns:o="urn:schemas-microsoft-com:office:office" xmlns:oel="http://schemas.microsoft.com/office/2019/extlst" xmlns:r="http://schemas.openxmlformats.org/officeDocument/2006/relationships" xmlns:m="http://schemas.openxmlformats.org/officeDocument/2006/math" xmlns:v="urn:schemas-microsoft-com:vml" xmlns:wp14="http://schemas.microsoft.com/office/word/2010/wordprocessingDrawing" xmlns:wp="http://schemas.openxmlformats.org/drawingml/2006/wordprocessingDrawing" xmlns:w10="urn:schemas-microsoft-com:office:word" xmlns:w="http://schemas.openxmlformats.org/wordprocessingml/2006/main" xmlns:w14="http://schemas.microsoft.com/office/word/2010/wordml" xmlns:w15="http://schemas.microsoft.com/office/word/2012/wordml" xmlns:w16cex="http://schemas.microsoft.com/office/word/2018/wordml/cex" xmlns:w16cid="http://schemas.microsoft.com/office/word/2016/wordml/cid" xmlns:w16="http://schemas.microsoft.com/office/word/2018/wordml" xmlns:w16du="http://schemas.microsoft.com/office/word/2023/wordml/word16du" xmlns:w16sdtdh="http://schemas.microsoft.com/office/word/2020/wordml/sdtdatahash" xmlns:w16sdtfl="http://schemas.microsoft.com/office/word/2024/wordml/sdtformatlock" xmlns:w16se="http://schemas.microsoft.com/office/word/2015/wordml/symex" xmlns:wpg="http://schemas.microsoft.com/office/word/2010/wordprocessingGroup" xmlns:wpi="http://schemas.microsoft.com/office/word/2010/wordprocessingInk" xmlns:wne="http://schemas.microsoft.com/office/word/2006/wordml" xmlns:wps="http://schemas.microsoft.com/office/word/2010/wordprocessingShape" mc:Ignorable="w14 w15 w16se w16cid w16 w16cex w16sdtdh w16sdtfl w16du wp14">
+<w:ftr xmlns:wpc="http://schemas.microsoft.com/office/word/2010/wordprocessingCanvas" xmlns:cx="http://schemas.microsoft.com/office/drawing/2014/chartex" xmlns:cx1="http://schemas.microsoft.com/office/drawing/2015/9/8/chartex" xmlns:cx2="http://schemas.microsoft.com/office/drawing/2015/10/21/chartex" xmlns:cx3="http://schemas.microsoft.com/office/drawing/2016/5/9/chartex" xmlns:cx4="http://schemas.microsoft.com/office/drawing/2016/5/10/chartex" xmlns:cx5="http://schemas.microsoft.com/office/drawing/2016/5/11/chartex" xmlns:cx6="http://schemas.microsoft.com/office/drawing/2016/5/12/chartex" xmlns:cx7="http://schemas.microsoft.com/office/drawing/2016/5/13/chartex" xmlns:cx8="http://schemas.microsoft.com/office/drawing/2016/5/14/chartex" xmlns:mc="http://schemas.openxmlformats.org/markup-compatibility/2006" xmlns:aink="http://schemas.microsoft.com/office/drawing/2016/ink" xmlns:am3d="http://schemas.microsoft.com/office/drawing/2017/model3d" xmlns:o="urn:schemas-microsoft-com:office:office" xmlns:oel="http://schemas.microsoft.com/office/2019/extlst" xmlns:r="http://schemas.openxmlformats.org/officeDocument/2006/relationships" xmlns:m="http://schemas.openxmlformats.org/officeDocument/2006/math" xmlns:v="urn:schemas-microsoft-com:vml" xmlns:wp14="http://schemas.microsoft.com/office/word/2010/wordprocessingDrawing" xmlns:wp="http://schemas.openxmlformats.org/drawingml/2006/wordprocessingDrawing" xmlns:w10="urn:schemas-microsoft-com:office:word" xmlns:w="http://schemas.openxmlformats.org/wordprocessingml/2006/main" xmlns:w14="http://schemas.microsoft.com/office/word/2010/wordml" xmlns:w15="http://schemas.microsoft.com/office/word/2012/wordml" xmlns:w16cei="http://schemas.microsoft.com/office/word/2026/wordml/cei" xmlns:w16cex="http://schemas.microsoft.com/office/word/2018/wordml/cex" xmlns:w16cid="http://schemas.microsoft.com/office/word/2016/wordml/cid" xmlns:w16="http://schemas.microsoft.com/office/word/2018/wordml" xmlns:w16du="http://schemas.microsoft.com/office/word/2023/wordml/word16du" xmlns:w16sdtdh="http://schemas.microsoft.com/office/word/2020/wordml/sdtdatahash" xmlns:w16sdtfl="http://schemas.microsoft.com/office/word/2024/wordml/sdtformatlock" xmlns:w16se="http://schemas.microsoft.com/office/word/2015/wordml/symex" xmlns:wpg="http://schemas.microsoft.com/office/word/2010/wordprocessingGroup" xmlns:wpi="http://schemas.microsoft.com/office/word/2010/wordprocessingInk" xmlns:wne="http://schemas.microsoft.com/office/word/2006/wordml" xmlns:wps="http://schemas.microsoft.com/office/word/2010/wordprocessingShape" mc:Ignorable="w14 w15 w16se w16cid w16 w16cex w16sdtdh w16sdtfl w16du wp14">
   <w:p>
     <w:pPr>
       <w:jc w:val="center"/>
     </w:pPr>
-    <w:proofErr w:type="spellStart"/>
     <w:r>
       <w:rPr>
         <w:color w:val="999999"/>
         <w:sz w:val="16"/>
         <w:szCs w:val="16"/>
       </w:rPr>
-      <w:t>POTBot</w:t>
-    </w:r>
-    <w:proofErr w:type="spellEnd"/>
-    <w:r>
-      <w:rPr>
-        <w:color w:val="999999"/>
-        <w:sz w:val="16"/>
-        <w:szCs w:val="16"/>
-      </w:rPr>
-      <w:t xml:space="preserve"> — Page </w:t>
+      <w:t xml:space="preserve">POTBot — Page </w:t>
     </w:r>
     <w:r>
       <w:rPr>
@@ -7882,7 +7215,7 @@
 </file>
 
 <file path=word/footnotes.xml><?xml version="1.0" encoding="utf-8"?>
-<w:footnotes xmlns:wpc="http://schemas.microsoft.com/office/word/2010/wordprocessingCanvas" xmlns:cx="http://schemas.microsoft.com/office/drawing/2014/chartex" xmlns:cx1="http://schemas.microsoft.com/office/drawing/2015/9/8/chartex" xmlns:cx2="http://schemas.microsoft.com/office/drawing/2015/10/21/chartex" xmlns:cx3="http://schemas.microsoft.com/office/drawing/2016/5/9/chartex" xmlns:cx4="http://schemas.microsoft.com/office/drawing/2016/5/10/chartex" xmlns:cx5="http://schemas.microsoft.com/office/drawing/2016/5/11/chartex" xmlns:cx6="http://schemas.microsoft.com/office/drawing/2016/5/12/chartex" xmlns:cx7="http://schemas.microsoft.com/office/drawing/2016/5/13/chartex" xmlns:cx8="http://schemas.microsoft.com/office/drawing/2016/5/14/chartex" xmlns:mc="http://schemas.openxmlformats.org/markup-compatibility/2006" xmlns:aink="http://schemas.microsoft.com/office/drawing/2016/ink" xmlns:am3d="http://schemas.microsoft.com/office/drawing/2017/model3d" xmlns:o="urn:schemas-microsoft-com:office:office" xmlns:oel="http://schemas.microsoft.com/office/2019/extlst" xmlns:r="http://schemas.openxmlformats.org/officeDocument/2006/relationships" xmlns:m="http://schemas.openxmlformats.org/officeDocument/2006/math" xmlns:v="urn:schemas-microsoft-com:vml" xmlns:wp14="http://schemas.microsoft.com/office/word/2010/wordprocessingDrawing" xmlns:wp="http://schemas.openxmlformats.org/drawingml/2006/wordprocessingDrawing" xmlns:w10="urn:schemas-microsoft-com:office:word" xmlns:w="http://schemas.openxmlformats.org/wordprocessingml/2006/main" xmlns:w14="http://schemas.microsoft.com/office/word/2010/wordml" xmlns:w15="http://schemas.microsoft.com/office/word/2012/wordml" xmlns:w16cex="http://schemas.microsoft.com/office/word/2018/wordml/cex" xmlns:w16cid="http://schemas.microsoft.com/office/word/2016/wordml/cid" xmlns:w16="http://schemas.microsoft.com/office/word/2018/wordml" xmlns:w16du="http://schemas.microsoft.com/office/word/2023/wordml/word16du" xmlns:w16sdtdh="http://schemas.microsoft.com/office/word/2020/wordml/sdtdatahash" xmlns:w16sdtfl="http://schemas.microsoft.com/office/word/2024/wordml/sdtformatlock" xmlns:w16se="http://schemas.microsoft.com/office/word/2015/wordml/symex" xmlns:wpg="http://schemas.microsoft.com/office/word/2010/wordprocessingGroup" xmlns:wpi="http://schemas.microsoft.com/office/word/2010/wordprocessingInk" xmlns:wne="http://schemas.microsoft.com/office/word/2006/wordml" xmlns:wps="http://schemas.microsoft.com/office/word/2010/wordprocessingShape" mc:Ignorable="w14 w15 w16se w16cid w16 w16cex w16sdtdh w16sdtfl w16du wp14">
+<w:footnotes xmlns:wpc="http://schemas.microsoft.com/office/word/2010/wordprocessingCanvas" xmlns:cx="http://schemas.microsoft.com/office/drawing/2014/chartex" xmlns:cx1="http://schemas.microsoft.com/office/drawing/2015/9/8/chartex" xmlns:cx2="http://schemas.microsoft.com/office/drawing/2015/10/21/chartex" xmlns:cx3="http://schemas.microsoft.com/office/drawing/2016/5/9/chartex" xmlns:cx4="http://schemas.microsoft.com/office/drawing/2016/5/10/chartex" xmlns:cx5="http://schemas.microsoft.com/office/drawing/2016/5/11/chartex" xmlns:cx6="http://schemas.microsoft.com/office/drawing/2016/5/12/chartex" xmlns:cx7="http://schemas.microsoft.com/office/drawing/2016/5/13/chartex" xmlns:cx8="http://schemas.microsoft.com/office/drawing/2016/5/14/chartex" xmlns:mc="http://schemas.openxmlformats.org/markup-compatibility/2006" xmlns:aink="http://schemas.microsoft.com/office/drawing/2016/ink" xmlns:am3d="http://schemas.microsoft.com/office/drawing/2017/model3d" xmlns:o="urn:schemas-microsoft-com:office:office" xmlns:oel="http://schemas.microsoft.com/office/2019/extlst" xmlns:r="http://schemas.openxmlformats.org/officeDocument/2006/relationships" xmlns:m="http://schemas.openxmlformats.org/officeDocument/2006/math" xmlns:v="urn:schemas-microsoft-com:vml" xmlns:wp14="http://schemas.microsoft.com/office/word/2010/wordprocessingDrawing" xmlns:wp="http://schemas.openxmlformats.org/drawingml/2006/wordprocessingDrawing" xmlns:w10="urn:schemas-microsoft-com:office:word" xmlns:w="http://schemas.openxmlformats.org/wordprocessingml/2006/main" xmlns:w14="http://schemas.microsoft.com/office/word/2010/wordml" xmlns:w15="http://schemas.microsoft.com/office/word/2012/wordml" xmlns:w16cei="http://schemas.microsoft.com/office/word/2026/wordml/cei" xmlns:w16cex="http://schemas.microsoft.com/office/word/2018/wordml/cex" xmlns:w16cid="http://schemas.microsoft.com/office/word/2016/wordml/cid" xmlns:w16="http://schemas.microsoft.com/office/word/2018/wordml" xmlns:w16du="http://schemas.microsoft.com/office/word/2023/wordml/word16du" xmlns:w16sdtdh="http://schemas.microsoft.com/office/word/2020/wordml/sdtdatahash" xmlns:w16sdtfl="http://schemas.microsoft.com/office/word/2024/wordml/sdtformatlock" xmlns:w16se="http://schemas.microsoft.com/office/word/2015/wordml/symex" xmlns:wpg="http://schemas.microsoft.com/office/word/2010/wordprocessingGroup" xmlns:wpi="http://schemas.microsoft.com/office/word/2010/wordprocessingInk" xmlns:wne="http://schemas.microsoft.com/office/word/2006/wordml" xmlns:wps="http://schemas.microsoft.com/office/word/2010/wordprocessingShape" mc:Ignorable="w14 w15 w16se w16cid w16 w16cex w16sdtdh w16sdtfl w16du wp14">
   <w:footnote w:type="separator" w:id="-1">
     <w:p>
       <w:r>
@@ -7901,7 +7234,7 @@
 </file>
 
 <file path=word/header1.xml><?xml version="1.0" encoding="utf-8"?>
-<w:hdr xmlns:wpc="http://schemas.microsoft.com/office/word/2010/wordprocessingCanvas" xmlns:cx="http://schemas.microsoft.com/office/drawing/2014/chartex" xmlns:cx1="http://schemas.microsoft.com/office/drawing/2015/9/8/chartex" xmlns:cx2="http://schemas.microsoft.com/office/drawing/2015/10/21/chartex" xmlns:cx3="http://schemas.microsoft.com/office/drawing/2016/5/9/chartex" xmlns:cx4="http://schemas.microsoft.com/office/drawing/2016/5/10/chartex" xmlns:cx5="http://schemas.microsoft.com/office/drawing/2016/5/11/chartex" xmlns:cx6="http://schemas.microsoft.com/office/drawing/2016/5/12/chartex" xmlns:cx7="http://schemas.microsoft.com/office/drawing/2016/5/13/chartex" xmlns:cx8="http://schemas.microsoft.com/office/drawing/2016/5/14/chartex" xmlns:mc="http://schemas.openxmlformats.org/markup-compatibility/2006" xmlns:aink="http://schemas.microsoft.com/office/drawing/2016/ink" xmlns:am3d="http://schemas.microsoft.com/office/drawing/2017/model3d" xmlns:o="urn:schemas-microsoft-com:office:office" xmlns:oel="http://schemas.microsoft.com/office/2019/extlst" xmlns:r="http://schemas.openxmlformats.org/officeDocument/2006/relationships" xmlns:m="http://schemas.openxmlformats.org/officeDocument/2006/math" xmlns:v="urn:schemas-microsoft-com:vml" xmlns:wp14="http://schemas.microsoft.com/office/word/2010/wordprocessingDrawing" xmlns:wp="http://schemas.openxmlformats.org/drawingml/2006/wordprocessingDrawing" xmlns:w10="urn:schemas-microsoft-com:office:word" xmlns:w="http://schemas.openxmlformats.org/wordprocessingml/2006/main" xmlns:w14="http://schemas.microsoft.com/office/word/2010/wordml" xmlns:w15="http://schemas.microsoft.com/office/word/2012/wordml" xmlns:w16cex="http://schemas.microsoft.com/office/word/2018/wordml/cex" xmlns:w16cid="http://schemas.microsoft.com/office/word/2016/wordml/cid" xmlns:w16="http://schemas.microsoft.com/office/word/2018/wordml" xmlns:w16du="http://schemas.microsoft.com/office/word/2023/wordml/word16du" xmlns:w16sdtdh="http://schemas.microsoft.com/office/word/2020/wordml/sdtdatahash" xmlns:w16sdtfl="http://schemas.microsoft.com/office/word/2024/wordml/sdtformatlock" xmlns:w16se="http://schemas.microsoft.com/office/word/2015/wordml/symex" xmlns:wpg="http://schemas.microsoft.com/office/word/2010/wordprocessingGroup" xmlns:wpi="http://schemas.microsoft.com/office/word/2010/wordprocessingInk" xmlns:wne="http://schemas.microsoft.com/office/word/2006/wordml" xmlns:wps="http://schemas.microsoft.com/office/word/2010/wordprocessingShape" mc:Ignorable="w14 w15 w16se w16cid w16 w16cex w16sdtdh w16sdtfl w16du wp14">
+<w:hdr xmlns:wpc="http://schemas.microsoft.com/office/word/2010/wordprocessingCanvas" xmlns:cx="http://schemas.microsoft.com/office/drawing/2014/chartex" xmlns:cx1="http://schemas.microsoft.com/office/drawing/2015/9/8/chartex" xmlns:cx2="http://schemas.microsoft.com/office/drawing/2015/10/21/chartex" xmlns:cx3="http://schemas.microsoft.com/office/drawing/2016/5/9/chartex" xmlns:cx4="http://schemas.microsoft.com/office/drawing/2016/5/10/chartex" xmlns:cx5="http://schemas.microsoft.com/office/drawing/2016/5/11/chartex" xmlns:cx6="http://schemas.microsoft.com/office/drawing/2016/5/12/chartex" xmlns:cx7="http://schemas.microsoft.com/office/drawing/2016/5/13/chartex" xmlns:cx8="http://schemas.microsoft.com/office/drawing/2016/5/14/chartex" xmlns:mc="http://schemas.openxmlformats.org/markup-compatibility/2006" xmlns:aink="http://schemas.microsoft.com/office/drawing/2016/ink" xmlns:am3d="http://schemas.microsoft.com/office/drawing/2017/model3d" xmlns:o="urn:schemas-microsoft-com:office:office" xmlns:oel="http://schemas.microsoft.com/office/2019/extlst" xmlns:r="http://schemas.openxmlformats.org/officeDocument/2006/relationships" xmlns:m="http://schemas.openxmlformats.org/officeDocument/2006/math" xmlns:v="urn:schemas-microsoft-com:vml" xmlns:wp14="http://schemas.microsoft.com/office/word/2010/wordprocessingDrawing" xmlns:wp="http://schemas.openxmlformats.org/drawingml/2006/wordprocessingDrawing" xmlns:w10="urn:schemas-microsoft-com:office:word" xmlns:w="http://schemas.openxmlformats.org/wordprocessingml/2006/main" xmlns:w14="http://schemas.microsoft.com/office/word/2010/wordml" xmlns:w15="http://schemas.microsoft.com/office/word/2012/wordml" xmlns:w16cei="http://schemas.microsoft.com/office/word/2026/wordml/cei" xmlns:w16cex="http://schemas.microsoft.com/office/word/2018/wordml/cex" xmlns:w16cid="http://schemas.microsoft.com/office/word/2016/wordml/cid" xmlns:w16="http://schemas.microsoft.com/office/word/2018/wordml" xmlns:w16du="http://schemas.microsoft.com/office/word/2023/wordml/word16du" xmlns:w16sdtdh="http://schemas.microsoft.com/office/word/2020/wordml/sdtdatahash" xmlns:w16sdtfl="http://schemas.microsoft.com/office/word/2024/wordml/sdtformatlock" xmlns:w16se="http://schemas.microsoft.com/office/word/2015/wordml/symex" xmlns:wpg="http://schemas.microsoft.com/office/word/2010/wordprocessingGroup" xmlns:wpi="http://schemas.microsoft.com/office/word/2010/wordprocessingInk" xmlns:wne="http://schemas.microsoft.com/office/word/2006/wordml" xmlns:wps="http://schemas.microsoft.com/office/word/2010/wordprocessingShape" mc:Ignorable="w14 w15 w16se w16cid w16 w16cex w16sdtdh w16sdtfl w16du wp14">
   <w:p>
     <w:pPr>
       <w:pStyle w:val="Header"/>
@@ -8029,7 +7362,7 @@
 </file>
 
 <file path=word/header2.xml><?xml version="1.0" encoding="utf-8"?>
-<w:hdr xmlns:wpc="http://schemas.microsoft.com/office/word/2010/wordprocessingCanvas" xmlns:cx="http://schemas.microsoft.com/office/drawing/2014/chartex" xmlns:cx1="http://schemas.microsoft.com/office/drawing/2015/9/8/chartex" xmlns:cx2="http://schemas.microsoft.com/office/drawing/2015/10/21/chartex" xmlns:cx3="http://schemas.microsoft.com/office/drawing/2016/5/9/chartex" xmlns:cx4="http://schemas.microsoft.com/office/drawing/2016/5/10/chartex" xmlns:cx5="http://schemas.microsoft.com/office/drawing/2016/5/11/chartex" xmlns:cx6="http://schemas.microsoft.com/office/drawing/2016/5/12/chartex" xmlns:cx7="http://schemas.microsoft.com/office/drawing/2016/5/13/chartex" xmlns:cx8="http://schemas.microsoft.com/office/drawing/2016/5/14/chartex" xmlns:mc="http://schemas.openxmlformats.org/markup-compatibility/2006" xmlns:aink="http://schemas.microsoft.com/office/drawing/2016/ink" xmlns:am3d="http://schemas.microsoft.com/office/drawing/2017/model3d" xmlns:o="urn:schemas-microsoft-com:office:office" xmlns:oel="http://schemas.microsoft.com/office/2019/extlst" xmlns:r="http://schemas.openxmlformats.org/officeDocument/2006/relationships" xmlns:m="http://schemas.openxmlformats.org/officeDocument/2006/math" xmlns:v="urn:schemas-microsoft-com:vml" xmlns:wp14="http://schemas.microsoft.com/office/word/2010/wordprocessingDrawing" xmlns:wp="http://schemas.openxmlformats.org/drawingml/2006/wordprocessingDrawing" xmlns:w10="urn:schemas-microsoft-com:office:word" xmlns:w="http://schemas.openxmlformats.org/wordprocessingml/2006/main" xmlns:w14="http://schemas.microsoft.com/office/word/2010/wordml" xmlns:w15="http://schemas.microsoft.com/office/word/2012/wordml" xmlns:w16cex="http://schemas.microsoft.com/office/word/2018/wordml/cex" xmlns:w16cid="http://schemas.microsoft.com/office/word/2016/wordml/cid" xmlns:w16="http://schemas.microsoft.com/office/word/2018/wordml" xmlns:w16du="http://schemas.microsoft.com/office/word/2023/wordml/word16du" xmlns:w16sdtdh="http://schemas.microsoft.com/office/word/2020/wordml/sdtdatahash" xmlns:w16sdtfl="http://schemas.microsoft.com/office/word/2024/wordml/sdtformatlock" xmlns:w16se="http://schemas.microsoft.com/office/word/2015/wordml/symex" xmlns:wpg="http://schemas.microsoft.com/office/word/2010/wordprocessingGroup" xmlns:wpi="http://schemas.microsoft.com/office/word/2010/wordprocessingInk" xmlns:wne="http://schemas.microsoft.com/office/word/2006/wordml" xmlns:wps="http://schemas.microsoft.com/office/word/2010/wordprocessingShape" mc:Ignorable="w14 w15 w16se w16cid w16 w16cex w16sdtdh w16sdtfl w16du wp14">
+<w:hdr xmlns:wpc="http://schemas.microsoft.com/office/word/2010/wordprocessingCanvas" xmlns:cx="http://schemas.microsoft.com/office/drawing/2014/chartex" xmlns:cx1="http://schemas.microsoft.com/office/drawing/2015/9/8/chartex" xmlns:cx2="http://schemas.microsoft.com/office/drawing/2015/10/21/chartex" xmlns:cx3="http://schemas.microsoft.com/office/drawing/2016/5/9/chartex" xmlns:cx4="http://schemas.microsoft.com/office/drawing/2016/5/10/chartex" xmlns:cx5="http://schemas.microsoft.com/office/drawing/2016/5/11/chartex" xmlns:cx6="http://schemas.microsoft.com/office/drawing/2016/5/12/chartex" xmlns:cx7="http://schemas.microsoft.com/office/drawing/2016/5/13/chartex" xmlns:cx8="http://schemas.microsoft.com/office/drawing/2016/5/14/chartex" xmlns:mc="http://schemas.openxmlformats.org/markup-compatibility/2006" xmlns:aink="http://schemas.microsoft.com/office/drawing/2016/ink" xmlns:am3d="http://schemas.microsoft.com/office/drawing/2017/model3d" xmlns:o="urn:schemas-microsoft-com:office:office" xmlns:oel="http://schemas.microsoft.com/office/2019/extlst" xmlns:r="http://schemas.openxmlformats.org/officeDocument/2006/relationships" xmlns:m="http://schemas.openxmlformats.org/officeDocument/2006/math" xmlns:v="urn:schemas-microsoft-com:vml" xmlns:wp14="http://schemas.microsoft.com/office/word/2010/wordprocessingDrawing" xmlns:wp="http://schemas.openxmlformats.org/drawingml/2006/wordprocessingDrawing" xmlns:w10="urn:schemas-microsoft-com:office:word" xmlns:w="http://schemas.openxmlformats.org/wordprocessingml/2006/main" xmlns:w14="http://schemas.microsoft.com/office/word/2010/wordml" xmlns:w15="http://schemas.microsoft.com/office/word/2012/wordml" xmlns:w16cei="http://schemas.microsoft.com/office/word/2026/wordml/cei" xmlns:w16cex="http://schemas.microsoft.com/office/word/2018/wordml/cex" xmlns:w16cid="http://schemas.microsoft.com/office/word/2016/wordml/cid" xmlns:w16="http://schemas.microsoft.com/office/word/2018/wordml" xmlns:w16du="http://schemas.microsoft.com/office/word/2023/wordml/word16du" xmlns:w16sdtdh="http://schemas.microsoft.com/office/word/2020/wordml/sdtdatahash" xmlns:w16sdtfl="http://schemas.microsoft.com/office/word/2024/wordml/sdtformatlock" xmlns:w16se="http://schemas.microsoft.com/office/word/2015/wordml/symex" xmlns:wpg="http://schemas.microsoft.com/office/word/2010/wordprocessingGroup" xmlns:wpi="http://schemas.microsoft.com/office/word/2010/wordprocessingInk" xmlns:wne="http://schemas.microsoft.com/office/word/2006/wordml" xmlns:wps="http://schemas.microsoft.com/office/word/2010/wordprocessingShape" mc:Ignorable="w14 w15 w16se w16cid w16 w16cex w16sdtdh w16sdtfl w16du wp14">
   <w:p>
     <w:pPr>
       <w:pStyle w:val="Header"/>
@@ -8157,7 +7490,7 @@
 </file>
 
 <file path=word/header3.xml><?xml version="1.0" encoding="utf-8"?>
-<w:hdr xmlns:wpc="http://schemas.microsoft.com/office/word/2010/wordprocessingCanvas" xmlns:cx="http://schemas.microsoft.com/office/drawing/2014/chartex" xmlns:cx1="http://schemas.microsoft.com/office/drawing/2015/9/8/chartex" xmlns:cx2="http://schemas.microsoft.com/office/drawing/2015/10/21/chartex" xmlns:cx3="http://schemas.microsoft.com/office/drawing/2016/5/9/chartex" xmlns:cx4="http://schemas.microsoft.com/office/drawing/2016/5/10/chartex" xmlns:cx5="http://schemas.microsoft.com/office/drawing/2016/5/11/chartex" xmlns:cx6="http://schemas.microsoft.com/office/drawing/2016/5/12/chartex" xmlns:cx7="http://schemas.microsoft.com/office/drawing/2016/5/13/chartex" xmlns:cx8="http://schemas.microsoft.com/office/drawing/2016/5/14/chartex" xmlns:mc="http://schemas.openxmlformats.org/markup-compatibility/2006" xmlns:aink="http://schemas.microsoft.com/office/drawing/2016/ink" xmlns:am3d="http://schemas.microsoft.com/office/drawing/2017/model3d" xmlns:o="urn:schemas-microsoft-com:office:office" xmlns:oel="http://schemas.microsoft.com/office/2019/extlst" xmlns:r="http://schemas.openxmlformats.org/officeDocument/2006/relationships" xmlns:m="http://schemas.openxmlformats.org/officeDocument/2006/math" xmlns:v="urn:schemas-microsoft-com:vml" xmlns:wp14="http://schemas.microsoft.com/office/word/2010/wordprocessingDrawing" xmlns:wp="http://schemas.openxmlformats.org/drawingml/2006/wordprocessingDrawing" xmlns:w10="urn:schemas-microsoft-com:office:word" xmlns:w="http://schemas.openxmlformats.org/wordprocessingml/2006/main" xmlns:w14="http://schemas.microsoft.com/office/word/2010/wordml" xmlns:w15="http://schemas.microsoft.com/office/word/2012/wordml" xmlns:w16cex="http://schemas.microsoft.com/office/word/2018/wordml/cex" xmlns:w16cid="http://schemas.microsoft.com/office/word/2016/wordml/cid" xmlns:w16="http://schemas.microsoft.com/office/word/2018/wordml" xmlns:w16du="http://schemas.microsoft.com/office/word/2023/wordml/word16du" xmlns:w16sdtdh="http://schemas.microsoft.com/office/word/2020/wordml/sdtdatahash" xmlns:w16sdtfl="http://schemas.microsoft.com/office/word/2024/wordml/sdtformatlock" xmlns:w16se="http://schemas.microsoft.com/office/word/2015/wordml/symex" xmlns:wpg="http://schemas.microsoft.com/office/word/2010/wordprocessingGroup" xmlns:wpi="http://schemas.microsoft.com/office/word/2010/wordprocessingInk" xmlns:wne="http://schemas.microsoft.com/office/word/2006/wordml" xmlns:wps="http://schemas.microsoft.com/office/word/2010/wordprocessingShape" mc:Ignorable="w14 w15 w16se w16cid w16 w16cex w16sdtdh w16sdtfl w16du wp14">
+<w:hdr xmlns:wpc="http://schemas.microsoft.com/office/word/2010/wordprocessingCanvas" xmlns:cx="http://schemas.microsoft.com/office/drawing/2014/chartex" xmlns:cx1="http://schemas.microsoft.com/office/drawing/2015/9/8/chartex" xmlns:cx2="http://schemas.microsoft.com/office/drawing/2015/10/21/chartex" xmlns:cx3="http://schemas.microsoft.com/office/drawing/2016/5/9/chartex" xmlns:cx4="http://schemas.microsoft.com/office/drawing/2016/5/10/chartex" xmlns:cx5="http://schemas.microsoft.com/office/drawing/2016/5/11/chartex" xmlns:cx6="http://schemas.microsoft.com/office/drawing/2016/5/12/chartex" xmlns:cx7="http://schemas.microsoft.com/office/drawing/2016/5/13/chartex" xmlns:cx8="http://schemas.microsoft.com/office/drawing/2016/5/14/chartex" xmlns:mc="http://schemas.openxmlformats.org/markup-compatibility/2006" xmlns:aink="http://schemas.microsoft.com/office/drawing/2016/ink" xmlns:am3d="http://schemas.microsoft.com/office/drawing/2017/model3d" xmlns:o="urn:schemas-microsoft-com:office:office" xmlns:oel="http://schemas.microsoft.com/office/2019/extlst" xmlns:r="http://schemas.openxmlformats.org/officeDocument/2006/relationships" xmlns:m="http://schemas.openxmlformats.org/officeDocument/2006/math" xmlns:v="urn:schemas-microsoft-com:vml" xmlns:wp14="http://schemas.microsoft.com/office/word/2010/wordprocessingDrawing" xmlns:wp="http://schemas.openxmlformats.org/drawingml/2006/wordprocessingDrawing" xmlns:w10="urn:schemas-microsoft-com:office:word" xmlns:w="http://schemas.openxmlformats.org/wordprocessingml/2006/main" xmlns:w14="http://schemas.microsoft.com/office/word/2010/wordml" xmlns:w15="http://schemas.microsoft.com/office/word/2012/wordml" xmlns:w16cei="http://schemas.microsoft.com/office/word/2026/wordml/cei" xmlns:w16cex="http://schemas.microsoft.com/office/word/2018/wordml/cex" xmlns:w16cid="http://schemas.microsoft.com/office/word/2016/wordml/cid" xmlns:w16="http://schemas.microsoft.com/office/word/2018/wordml" xmlns:w16du="http://schemas.microsoft.com/office/word/2023/wordml/word16du" xmlns:w16sdtdh="http://schemas.microsoft.com/office/word/2020/wordml/sdtdatahash" xmlns:w16sdtfl="http://schemas.microsoft.com/office/word/2024/wordml/sdtformatlock" xmlns:w16se="http://schemas.microsoft.com/office/word/2015/wordml/symex" xmlns:wpg="http://schemas.microsoft.com/office/word/2010/wordprocessingGroup" xmlns:wpi="http://schemas.microsoft.com/office/word/2010/wordprocessingInk" xmlns:wne="http://schemas.microsoft.com/office/word/2006/wordml" xmlns:wps="http://schemas.microsoft.com/office/word/2010/wordprocessingShape" mc:Ignorable="w14 w15 w16se w16cid w16 w16cex w16sdtdh w16sdtfl w16du wp14">
   <w:p>
     <w:pPr>
       <w:pStyle w:val="Header"/>
@@ -8285,7 +7618,7 @@
 </file>
 
 <file path=word/header4.xml><?xml version="1.0" encoding="utf-8"?>
-<w:hdr xmlns:wpc="http://schemas.microsoft.com/office/word/2010/wordprocessingCanvas" xmlns:cx="http://schemas.microsoft.com/office/drawing/2014/chartex" xmlns:cx1="http://schemas.microsoft.com/office/drawing/2015/9/8/chartex" xmlns:cx2="http://schemas.microsoft.com/office/drawing/2015/10/21/chartex" xmlns:cx3="http://schemas.microsoft.com/office/drawing/2016/5/9/chartex" xmlns:cx4="http://schemas.microsoft.com/office/drawing/2016/5/10/chartex" xmlns:cx5="http://schemas.microsoft.com/office/drawing/2016/5/11/chartex" xmlns:cx6="http://schemas.microsoft.com/office/drawing/2016/5/12/chartex" xmlns:cx7="http://schemas.microsoft.com/office/drawing/2016/5/13/chartex" xmlns:cx8="http://schemas.microsoft.com/office/drawing/2016/5/14/chartex" xmlns:mc="http://schemas.openxmlformats.org/markup-compatibility/2006" xmlns:aink="http://schemas.microsoft.com/office/drawing/2016/ink" xmlns:am3d="http://schemas.microsoft.com/office/drawing/2017/model3d" xmlns:o="urn:schemas-microsoft-com:office:office" xmlns:oel="http://schemas.microsoft.com/office/2019/extlst" xmlns:r="http://schemas.openxmlformats.org/officeDocument/2006/relationships" xmlns:m="http://schemas.openxmlformats.org/officeDocument/2006/math" xmlns:v="urn:schemas-microsoft-com:vml" xmlns:wp14="http://schemas.microsoft.com/office/word/2010/wordprocessingDrawing" xmlns:wp="http://schemas.openxmlformats.org/drawingml/2006/wordprocessingDrawing" xmlns:w10="urn:schemas-microsoft-com:office:word" xmlns:w="http://schemas.openxmlformats.org/wordprocessingml/2006/main" xmlns:w14="http://schemas.microsoft.com/office/word/2010/wordml" xmlns:w15="http://schemas.microsoft.com/office/word/2012/wordml" xmlns:w16cex="http://schemas.microsoft.com/office/word/2018/wordml/cex" xmlns:w16cid="http://schemas.microsoft.com/office/word/2016/wordml/cid" xmlns:w16="http://schemas.microsoft.com/office/word/2018/wordml" xmlns:w16du="http://schemas.microsoft.com/office/word/2023/wordml/word16du" xmlns:w16sdtdh="http://schemas.microsoft.com/office/word/2020/wordml/sdtdatahash" xmlns:w16sdtfl="http://schemas.microsoft.com/office/word/2024/wordml/sdtformatlock" xmlns:w16se="http://schemas.microsoft.com/office/word/2015/wordml/symex" xmlns:wpg="http://schemas.microsoft.com/office/word/2010/wordprocessingGroup" xmlns:wpi="http://schemas.microsoft.com/office/word/2010/wordprocessingInk" xmlns:wne="http://schemas.microsoft.com/office/word/2006/wordml" xmlns:wps="http://schemas.microsoft.com/office/word/2010/wordprocessingShape" mc:Ignorable="w14 w15 w16se w16cid w16 w16cex w16sdtdh w16sdtfl w16du wp14">
+<w:hdr xmlns:wpc="http://schemas.microsoft.com/office/word/2010/wordprocessingCanvas" xmlns:cx="http://schemas.microsoft.com/office/drawing/2014/chartex" xmlns:cx1="http://schemas.microsoft.com/office/drawing/2015/9/8/chartex" xmlns:cx2="http://schemas.microsoft.com/office/drawing/2015/10/21/chartex" xmlns:cx3="http://schemas.microsoft.com/office/drawing/2016/5/9/chartex" xmlns:cx4="http://schemas.microsoft.com/office/drawing/2016/5/10/chartex" xmlns:cx5="http://schemas.microsoft.com/office/drawing/2016/5/11/chartex" xmlns:cx6="http://schemas.microsoft.com/office/drawing/2016/5/12/chartex" xmlns:cx7="http://schemas.microsoft.com/office/drawing/2016/5/13/chartex" xmlns:cx8="http://schemas.microsoft.com/office/drawing/2016/5/14/chartex" xmlns:mc="http://schemas.openxmlformats.org/markup-compatibility/2006" xmlns:aink="http://schemas.microsoft.com/office/drawing/2016/ink" xmlns:am3d="http://schemas.microsoft.com/office/drawing/2017/model3d" xmlns:o="urn:schemas-microsoft-com:office:office" xmlns:oel="http://schemas.microsoft.com/office/2019/extlst" xmlns:r="http://schemas.openxmlformats.org/officeDocument/2006/relationships" xmlns:m="http://schemas.openxmlformats.org/officeDocument/2006/math" xmlns:v="urn:schemas-microsoft-com:vml" xmlns:wp14="http://schemas.microsoft.com/office/word/2010/wordprocessingDrawing" xmlns:wp="http://schemas.openxmlformats.org/drawingml/2006/wordprocessingDrawing" xmlns:w10="urn:schemas-microsoft-com:office:word" xmlns:w="http://schemas.openxmlformats.org/wordprocessingml/2006/main" xmlns:w14="http://schemas.microsoft.com/office/word/2010/wordml" xmlns:w15="http://schemas.microsoft.com/office/word/2012/wordml" xmlns:w16cei="http://schemas.microsoft.com/office/word/2026/wordml/cei" xmlns:w16cex="http://schemas.microsoft.com/office/word/2018/wordml/cex" xmlns:w16cid="http://schemas.microsoft.com/office/word/2016/wordml/cid" xmlns:w16="http://schemas.microsoft.com/office/word/2018/wordml" xmlns:w16du="http://schemas.microsoft.com/office/word/2023/wordml/word16du" xmlns:w16sdtdh="http://schemas.microsoft.com/office/word/2020/wordml/sdtdatahash" xmlns:w16sdtfl="http://schemas.microsoft.com/office/word/2024/wordml/sdtformatlock" xmlns:w16se="http://schemas.microsoft.com/office/word/2015/wordml/symex" xmlns:wpg="http://schemas.microsoft.com/office/word/2010/wordprocessingGroup" xmlns:wpi="http://schemas.microsoft.com/office/word/2010/wordprocessingInk" xmlns:wne="http://schemas.microsoft.com/office/word/2006/wordml" xmlns:wps="http://schemas.microsoft.com/office/word/2010/wordprocessingShape" mc:Ignorable="w14 w15 w16se w16cid w16 w16cex w16sdtdh w16sdtfl w16du wp14">
   <w:p>
     <w:pPr>
       <w:jc w:val="right"/>
@@ -8413,7 +7746,6 @@
         </mc:Fallback>
       </mc:AlternateContent>
     </w:r>
-    <w:proofErr w:type="spellStart"/>
     <w:r>
       <w:rPr>
         <w:i/>
@@ -8422,25 +7754,14 @@
         <w:sz w:val="16"/>
         <w:szCs w:val="16"/>
       </w:rPr>
-      <w:t>POTBot</w:t>
-    </w:r>
-    <w:proofErr w:type="spellEnd"/>
-    <w:r>
-      <w:rPr>
-        <w:i/>
-        <w:iCs/>
-        <w:color w:val="999999"/>
-        <w:sz w:val="16"/>
-        <w:szCs w:val="16"/>
-      </w:rPr>
-      <w:t xml:space="preserve"> Operations Manual</w:t>
+      <w:t>POTBot Operations Manual</w:t>
     </w:r>
   </w:p>
 </w:hdr>
 </file>
 
 <file path=word/numbering.xml><?xml version="1.0" encoding="utf-8"?>
-<w:numbering xmlns:wpc="http://schemas.microsoft.com/office/word/2010/wordprocessingCanvas" xmlns:cx="http://schemas.microsoft.com/office/drawing/2014/chartex" xmlns:cx1="http://schemas.microsoft.com/office/drawing/2015/9/8/chartex" xmlns:cx2="http://schemas.microsoft.com/office/drawing/2015/10/21/chartex" xmlns:cx3="http://schemas.microsoft.com/office/drawing/2016/5/9/chartex" xmlns:cx4="http://schemas.microsoft.com/office/drawing/2016/5/10/chartex" xmlns:cx5="http://schemas.microsoft.com/office/drawing/2016/5/11/chartex" xmlns:cx6="http://schemas.microsoft.com/office/drawing/2016/5/12/chartex" xmlns:cx7="http://schemas.microsoft.com/office/drawing/2016/5/13/chartex" xmlns:cx8="http://schemas.microsoft.com/office/drawing/2016/5/14/chartex" xmlns:mc="http://schemas.openxmlformats.org/markup-compatibility/2006" xmlns:aink="http://schemas.microsoft.com/office/drawing/2016/ink" xmlns:am3d="http://schemas.microsoft.com/office/drawing/2017/model3d" xmlns:o="urn:schemas-microsoft-com:office:office" xmlns:oel="http://schemas.microsoft.com/office/2019/extlst" xmlns:r="http://schemas.openxmlformats.org/officeDocument/2006/relationships" xmlns:m="http://schemas.openxmlformats.org/officeDocument/2006/math" xmlns:v="urn:schemas-microsoft-com:vml" xmlns:wp14="http://schemas.microsoft.com/office/word/2010/wordprocessingDrawing" xmlns:wp="http://schemas.openxmlformats.org/drawingml/2006/wordprocessingDrawing" xmlns:w10="urn:schemas-microsoft-com:office:word" xmlns:w="http://schemas.openxmlformats.org/wordprocessingml/2006/main" xmlns:w14="http://schemas.microsoft.com/office/word/2010/wordml" xmlns:w15="http://schemas.microsoft.com/office/word/2012/wordml" xmlns:w16cex="http://schemas.microsoft.com/office/word/2018/wordml/cex" xmlns:w16cid="http://schemas.microsoft.com/office/word/2016/wordml/cid" xmlns:w16="http://schemas.microsoft.com/office/word/2018/wordml" xmlns:w16du="http://schemas.microsoft.com/office/word/2023/wordml/word16du" xmlns:w16sdtdh="http://schemas.microsoft.com/office/word/2020/wordml/sdtdatahash" xmlns:w16sdtfl="http://schemas.microsoft.com/office/word/2024/wordml/sdtformatlock" xmlns:w16se="http://schemas.microsoft.com/office/word/2015/wordml/symex" xmlns:wpg="http://schemas.microsoft.com/office/word/2010/wordprocessingGroup" xmlns:wpi="http://schemas.microsoft.com/office/word/2010/wordprocessingInk" xmlns:wne="http://schemas.microsoft.com/office/word/2006/wordml" xmlns:wps="http://schemas.microsoft.com/office/word/2010/wordprocessingShape" mc:Ignorable="w14 w15 w16se w16cid w16 w16cex w16sdtdh w16sdtfl w16du wp14">
+<w:numbering xmlns:wpc="http://schemas.microsoft.com/office/word/2010/wordprocessingCanvas" xmlns:cx="http://schemas.microsoft.com/office/drawing/2014/chartex" xmlns:cx1="http://schemas.microsoft.com/office/drawing/2015/9/8/chartex" xmlns:cx2="http://schemas.microsoft.com/office/drawing/2015/10/21/chartex" xmlns:cx3="http://schemas.microsoft.com/office/drawing/2016/5/9/chartex" xmlns:cx4="http://schemas.microsoft.com/office/drawing/2016/5/10/chartex" xmlns:cx5="http://schemas.microsoft.com/office/drawing/2016/5/11/chartex" xmlns:cx6="http://schemas.microsoft.com/office/drawing/2016/5/12/chartex" xmlns:cx7="http://schemas.microsoft.com/office/drawing/2016/5/13/chartex" xmlns:cx8="http://schemas.microsoft.com/office/drawing/2016/5/14/chartex" xmlns:mc="http://schemas.openxmlformats.org/markup-compatibility/2006" xmlns:aink="http://schemas.microsoft.com/office/drawing/2016/ink" xmlns:am3d="http://schemas.microsoft.com/office/drawing/2017/model3d" xmlns:o="urn:schemas-microsoft-com:office:office" xmlns:oel="http://schemas.microsoft.com/office/2019/extlst" xmlns:r="http://schemas.openxmlformats.org/officeDocument/2006/relationships" xmlns:m="http://schemas.openxmlformats.org/officeDocument/2006/math" xmlns:v="urn:schemas-microsoft-com:vml" xmlns:wp14="http://schemas.microsoft.com/office/word/2010/wordprocessingDrawing" xmlns:wp="http://schemas.openxmlformats.org/drawingml/2006/wordprocessingDrawing" xmlns:w10="urn:schemas-microsoft-com:office:word" xmlns:w="http://schemas.openxmlformats.org/wordprocessingml/2006/main" xmlns:w14="http://schemas.microsoft.com/office/word/2010/wordml" xmlns:w15="http://schemas.microsoft.com/office/word/2012/wordml" xmlns:w16cei="http://schemas.microsoft.com/office/word/2026/wordml/cei" xmlns:w16cex="http://schemas.microsoft.com/office/word/2018/wordml/cex" xmlns:w16cid="http://schemas.microsoft.com/office/word/2016/wordml/cid" xmlns:w16="http://schemas.microsoft.com/office/word/2018/wordml" xmlns:w16du="http://schemas.microsoft.com/office/word/2023/wordml/word16du" xmlns:w16sdtdh="http://schemas.microsoft.com/office/word/2020/wordml/sdtdatahash" xmlns:w16sdtfl="http://schemas.microsoft.com/office/word/2024/wordml/sdtformatlock" xmlns:w16se="http://schemas.microsoft.com/office/word/2015/wordml/symex" xmlns:wpg="http://schemas.microsoft.com/office/word/2010/wordprocessingGroup" xmlns:wpi="http://schemas.microsoft.com/office/word/2010/wordprocessingInk" xmlns:wne="http://schemas.microsoft.com/office/word/2006/wordml" xmlns:wps="http://schemas.microsoft.com/office/word/2010/wordprocessingShape" mc:Ignorable="w14 w15 w16se w16cid w16 w16cex w16sdtdh w16sdtfl w16du wp14">
   <w:abstractNum w:abstractNumId="0" w15:restartNumberingAfterBreak="0">
     <w:nsid w:val="35C86C88"/>
     <w:multiLevelType w:val="hybridMultilevel"/>
@@ -8640,6 +7961,95 @@
     </w:lvl>
   </w:abstractNum>
   <w:abstractNum w:abstractNumId="3" w15:restartNumberingAfterBreak="0">
+    <w:nsid w:val="4CDB42E1"/>
+    <w:multiLevelType w:val="hybridMultilevel"/>
+    <w:tmpl w:val="ED2EAB7C"/>
+    <w:lvl w:ilvl="0" w:tplc="87648ED2">
+      <w:start w:val="1"/>
+      <w:numFmt w:val="decimal"/>
+      <w:lvlText w:val="%1."/>
+      <w:lvlJc w:val="left"/>
+      <w:pPr>
+        <w:ind w:left="720" w:hanging="360"/>
+      </w:pPr>
+      <w:rPr>
+        <w:rFonts w:hint="default"/>
+      </w:rPr>
+    </w:lvl>
+    <w:lvl w:ilvl="1" w:tplc="04090019" w:tentative="1">
+      <w:start w:val="1"/>
+      <w:numFmt w:val="lowerLetter"/>
+      <w:lvlText w:val="%2."/>
+      <w:lvlJc w:val="left"/>
+      <w:pPr>
+        <w:ind w:left="1440" w:hanging="360"/>
+      </w:pPr>
+    </w:lvl>
+    <w:lvl w:ilvl="2" w:tplc="0409001B" w:tentative="1">
+      <w:start w:val="1"/>
+      <w:numFmt w:val="lowerRoman"/>
+      <w:lvlText w:val="%3."/>
+      <w:lvlJc w:val="right"/>
+      <w:pPr>
+        <w:ind w:left="2160" w:hanging="180"/>
+      </w:pPr>
+    </w:lvl>
+    <w:lvl w:ilvl="3" w:tplc="0409000F" w:tentative="1">
+      <w:start w:val="1"/>
+      <w:numFmt w:val="decimal"/>
+      <w:lvlText w:val="%4."/>
+      <w:lvlJc w:val="left"/>
+      <w:pPr>
+        <w:ind w:left="2880" w:hanging="360"/>
+      </w:pPr>
+    </w:lvl>
+    <w:lvl w:ilvl="4" w:tplc="04090019" w:tentative="1">
+      <w:start w:val="1"/>
+      <w:numFmt w:val="lowerLetter"/>
+      <w:lvlText w:val="%5."/>
+      <w:lvlJc w:val="left"/>
+      <w:pPr>
+        <w:ind w:left="3600" w:hanging="360"/>
+      </w:pPr>
+    </w:lvl>
+    <w:lvl w:ilvl="5" w:tplc="0409001B" w:tentative="1">
+      <w:start w:val="1"/>
+      <w:numFmt w:val="lowerRoman"/>
+      <w:lvlText w:val="%6."/>
+      <w:lvlJc w:val="right"/>
+      <w:pPr>
+        <w:ind w:left="4320" w:hanging="180"/>
+      </w:pPr>
+    </w:lvl>
+    <w:lvl w:ilvl="6" w:tplc="0409000F" w:tentative="1">
+      <w:start w:val="1"/>
+      <w:numFmt w:val="decimal"/>
+      <w:lvlText w:val="%7."/>
+      <w:lvlJc w:val="left"/>
+      <w:pPr>
+        <w:ind w:left="5040" w:hanging="360"/>
+      </w:pPr>
+    </w:lvl>
+    <w:lvl w:ilvl="7" w:tplc="04090019" w:tentative="1">
+      <w:start w:val="1"/>
+      <w:numFmt w:val="lowerLetter"/>
+      <w:lvlText w:val="%8."/>
+      <w:lvlJc w:val="left"/>
+      <w:pPr>
+        <w:ind w:left="5760" w:hanging="360"/>
+      </w:pPr>
+    </w:lvl>
+    <w:lvl w:ilvl="8" w:tplc="0409001B" w:tentative="1">
+      <w:start w:val="1"/>
+      <w:numFmt w:val="lowerRoman"/>
+      <w:lvlText w:val="%9."/>
+      <w:lvlJc w:val="right"/>
+      <w:pPr>
+        <w:ind w:left="6480" w:hanging="180"/>
+      </w:pPr>
+    </w:lvl>
+  </w:abstractNum>
+  <w:abstractNum w:abstractNumId="4" w15:restartNumberingAfterBreak="0">
     <w:nsid w:val="66D724EC"/>
     <w:multiLevelType w:val="hybridMultilevel"/>
     <w:tmpl w:val="5B22AFA0"/>
@@ -8693,7 +8103,7 @@
       <w:lvlJc w:val="left"/>
     </w:lvl>
   </w:abstractNum>
-  <w:abstractNum w:abstractNumId="4" w15:restartNumberingAfterBreak="0">
+  <w:abstractNum w:abstractNumId="5" w15:restartNumberingAfterBreak="0">
     <w:nsid w:val="749D01D6"/>
     <w:multiLevelType w:val="hybridMultilevel"/>
     <w:tmpl w:val="4B10345E"/>
@@ -8747,7 +8157,7 @@
       <w:lvlJc w:val="left"/>
     </w:lvl>
   </w:abstractNum>
-  <w:abstractNum w:abstractNumId="5" w15:restartNumberingAfterBreak="0">
+  <w:abstractNum w:abstractNumId="6" w15:restartNumberingAfterBreak="0">
     <w:nsid w:val="7B0D61CB"/>
     <w:multiLevelType w:val="hybridMultilevel"/>
     <w:tmpl w:val="EFD0823A"/>
@@ -8801,7 +8211,7 @@
       <w:lvlJc w:val="left"/>
     </w:lvl>
   </w:abstractNum>
-  <w:abstractNum w:abstractNumId="6" w15:restartNumberingAfterBreak="0">
+  <w:abstractNum w:abstractNumId="7" w15:restartNumberingAfterBreak="0">
     <w:nsid w:val="7F9C502A"/>
     <w:multiLevelType w:val="hybridMultilevel"/>
     <w:tmpl w:val="1EAC0446"/>
@@ -8862,19 +8272,19 @@
     </w:lvlOverride>
   </w:num>
   <w:num w:numId="2" w16cid:durableId="1237935951">
+    <w:abstractNumId w:val="6"/>
+    <w:lvlOverride w:ilvl="0">
+      <w:startOverride w:val="1"/>
+    </w:lvlOverride>
+  </w:num>
+  <w:num w:numId="3" w16cid:durableId="664629611">
     <w:abstractNumId w:val="5"/>
     <w:lvlOverride w:ilvl="0">
       <w:startOverride w:val="1"/>
     </w:lvlOverride>
   </w:num>
-  <w:num w:numId="3" w16cid:durableId="664629611">
+  <w:num w:numId="4" w16cid:durableId="1594894650">
     <w:abstractNumId w:val="4"/>
-    <w:lvlOverride w:ilvl="0">
-      <w:startOverride w:val="1"/>
-    </w:lvlOverride>
-  </w:num>
-  <w:num w:numId="4" w16cid:durableId="1594894650">
-    <w:abstractNumId w:val="3"/>
     <w:lvlOverride w:ilvl="0">
       <w:startOverride w:val="1"/>
     </w:lvlOverride>
@@ -8892,10 +8302,16 @@
     </w:lvlOverride>
   </w:num>
   <w:num w:numId="7" w16cid:durableId="1993827213">
-    <w:abstractNumId w:val="6"/>
+    <w:abstractNumId w:val="7"/>
     <w:lvlOverride w:ilvl="0">
       <w:startOverride w:val="1"/>
     </w:lvlOverride>
+  </w:num>
+  <w:num w:numId="8" w16cid:durableId="260535300">
+    <w:abstractNumId w:val="7"/>
+  </w:num>
+  <w:num w:numId="9" w16cid:durableId="952713018">
+    <w:abstractNumId w:val="3"/>
   </w:num>
 </w:numbering>
 </file>

--- a/docs/POTBot_Operations_Manual.docx
+++ b/docs/POTBot_Operations_Manual.docx
@@ -5696,7 +5696,7 @@
           <w:noProof/>
         </w:rPr>
         <w:drawing>
-          <wp:inline distT="0" distB="0" distL="0" distR="0" wp14:anchorId="495D98F9" wp14:editId="6EADC75D">
+          <wp:inline distT="0" distB="0" distL="0" distR="0" wp14:anchorId="495D98F9" wp14:editId="43321093">
             <wp:extent cx="5000726" cy="3981854"/>
             <wp:effectExtent l="0" t="0" r="0" b="0"/>
             <wp:docPr id="129274845" name="Picture 1"/>
@@ -5779,10 +5779,10 @@
         </w:rPr>
         <w:lastRenderedPageBreak/>
         <w:drawing>
-          <wp:inline distT="0" distB="0" distL="0" distR="0" wp14:anchorId="211C4FE9" wp14:editId="21E1CE23">
-            <wp:extent cx="5237018" cy="4202495"/>
-            <wp:effectExtent l="0" t="0" r="1905" b="7620"/>
-            <wp:docPr id="918964390" name="Picture 2"/>
+          <wp:inline distT="0" distB="0" distL="0" distR="0" wp14:anchorId="614E0FB7" wp14:editId="4AEB6297">
+            <wp:extent cx="5731510" cy="4584065"/>
+            <wp:effectExtent l="0" t="0" r="2540" b="6985"/>
+            <wp:docPr id="1589024061" name="Picture 5"/>
             <wp:cNvGraphicFramePr>
               <a:graphicFrameLocks xmlns:a="http://schemas.openxmlformats.org/drawingml/2006/main" noChangeAspect="1"/>
             </wp:cNvGraphicFramePr>
@@ -5790,13 +5790,13 @@
               <a:graphicData uri="http://schemas.openxmlformats.org/drawingml/2006/picture">
                 <pic:pic xmlns:pic="http://schemas.openxmlformats.org/drawingml/2006/picture">
                   <pic:nvPicPr>
-                    <pic:cNvPr id="0" name="Picture 3"/>
+                    <pic:cNvPr id="0" name="Picture 1"/>
                     <pic:cNvPicPr>
                       <a:picLocks noChangeAspect="1" noChangeArrowheads="1"/>
                     </pic:cNvPicPr>
                   </pic:nvPicPr>
                   <pic:blipFill>
-                    <a:blip r:embed="rId12" cstate="print">
+                    <a:blip r:embed="rId12" r:link="rId13">
                       <a:extLst>
                         <a:ext uri="{28A0092B-C50C-407E-A947-70E740481C1C}">
                           <a14:useLocalDpi xmlns:a14="http://schemas.microsoft.com/office/drawing/2010/main" val="0"/>
@@ -5811,7 +5811,7 @@
                   <pic:spPr bwMode="auto">
                     <a:xfrm>
                       <a:off x="0" y="0"/>
-                      <a:ext cx="5241595" cy="4206168"/>
+                      <a:ext cx="5731510" cy="4584065"/>
                     </a:xfrm>
                     <a:prstGeom prst="rect">
                       <a:avLst/>
@@ -7125,8 +7125,8 @@
     </w:tbl>
     <w:p/>
     <w:sectPr>
-      <w:headerReference w:type="default" r:id="rId13"/>
-      <w:footerReference w:type="default" r:id="rId14"/>
+      <w:headerReference w:type="default" r:id="rId14"/>
+      <w:footerReference w:type="default" r:id="rId15"/>
       <w:pgSz w:w="11906" w:h="16838"/>
       <w:pgMar w:top="1440" w:right="1440" w:bottom="1440" w:left="1440" w:header="708" w:footer="708" w:gutter="0"/>
       <w:cols w:space="720"/>
